--- a/个人课程设计报告.docx
+++ b/个人课程设计报告.docx
@@ -28,7 +28,7 @@
         </w:p>
       </w:sdtContent>
     </w:sdt>
-    <w:bookmarkStart w:id="31" w:name="地铁站人群流动仿真系统-课程设计报告"/>
+    <w:bookmarkStart w:id="39" w:name="地铁站人群流动仿真系统-课程设计报告"/>
     <w:p>
       <w:pPr>
         <w:pStyle w:val="Heading1"/>
@@ -124,13 +124,13 @@
         </w:pict>
       </w:r>
     </w:p>
-    <w:bookmarkStart w:id="20" w:name="一项目缘起与设计动机"/>
+    <w:bookmarkStart w:id="20" w:name="一选题背景与研究意义"/>
     <w:p>
       <w:pPr>
         <w:pStyle w:val="Heading2"/>
       </w:pPr>
       <w:r>
-        <w:t xml:space="preserve">一、项目缘起与设计动机</w:t>
+        <w:t xml:space="preserve">一、选题背景与研究意义</w:t>
       </w:r>
     </w:p>
     <w:p>
@@ -138,25 +138,25 @@
         <w:pStyle w:val="FirstParagraph"/>
       </w:pPr>
       <w:r>
-        <w:t xml:space="preserve">每次早高峰挤地铁的时候，我总会站在安检口前发呆。明明前面只有十几个人，排队却像永远看不到头；而旁边的闸机通道明明空着，却没人愿意多走两步过去。这种随处可见的”拥堵悖论”让我意识到，地铁站里的人流并不像看上去那么简单——它不是单纯的”人多”，而是空间结构、行为决策、时间节奏三者交织在一起形成的复杂系统。</w:t>
-      </w:r>
-    </w:p>
-    <w:p>
-      <w:pPr>
-        <w:pStyle w:val="BodyText"/>
-      </w:pPr>
-      <w:r>
-        <w:t xml:space="preserve">刚好这学期学了数据结构与算法，课程设计要求做一个综合运用所学知识的项目。我想，与其做一个教科书式的排序算法演示，不如做一个能”动起来”的东西。要是能把自己每天经历的通勤场景搬进电脑，用代码复现那些拥挤、排队、绕行的过程，甚至预测哪里会堵、怎样能疏导，应该挺有意思的。这就是这个项目的起点。</w:t>
+        <w:t xml:space="preserve">城市轨道交通作为大城市公共交通体系的核心组成部分，其车站内部的客流组织效率直接关系到运营安全与乘客出行体验。在高峰时段，售票、安检、闸机及换乘通道等区域极易形成拥堵瓶颈，严重时可能引发安全隐患。因此，在系统设计阶段借助仿真手段预测客流规律、识别拥堵节点、优化设施配置，已成为地铁运营规划的重要研究方向。</w:t>
+      </w:r>
+    </w:p>
+    <w:p>
+      <w:pPr>
+        <w:pStyle w:val="BodyText"/>
+      </w:pPr>
+      <w:r>
+        <w:t xml:space="preserve">本课程设计旨在构建一个高保真、可扩展的地铁站人群流动仿真系统。该系统以数据结构与算法为核心支撑，综合运用图论建模、有限状态机、空间哈希、多目标优化等技术，对地铁站内人群的生成、移动、排队、上下车等完整行为进行离散时间步仿真，并辅以可视化界面与数据分析模块，为运营决策提供定量依据。</w:t>
       </w:r>
     </w:p>
     <w:bookmarkEnd w:id="20"/>
-    <w:bookmarkStart w:id="21" w:name="二从白纸到蓝图整体架构的演进"/>
+    <w:bookmarkStart w:id="21" w:name="二系统总体架构设计"/>
     <w:p>
       <w:pPr>
         <w:pStyle w:val="Heading2"/>
       </w:pPr>
       <w:r>
-        <w:t xml:space="preserve">二、从白纸到蓝图：整体架构的演进</w:t>
+        <w:t xml:space="preserve">二、系统总体架构设计</w:t>
       </w:r>
     </w:p>
     <w:p>
@@ -164,45 +164,58 @@
         <w:pStyle w:val="FirstParagraph"/>
       </w:pPr>
       <w:r>
-        <w:t xml:space="preserve">一开始我对这个项目完全没有概念，只有一个模糊的想法：</w:t>
-      </w:r>
-      <w:r>
-        <w:t xml:space="preserve">“</w:t>
-      </w:r>
-      <w:r>
-        <w:t xml:space="preserve">画一张地铁站的图，然后放一些小人在上面走</w:t>
-      </w:r>
-      <w:r>
-        <w:t xml:space="preserve">”</w:t>
-      </w:r>
-      <w:r>
-        <w:t xml:space="preserve">。真坐下来设计的时候，才发现要把这个想法落地，得先回答一连串问题：地铁站用什么数据结构表示？小人怎么知道自己该往哪走？走的过程中怎么判断前面有没有人挡路？仿真结束后怎么知道哪里最堵？</w:t>
-      </w:r>
-    </w:p>
-    <w:p>
-      <w:pPr>
-        <w:pStyle w:val="BodyText"/>
-      </w:pPr>
-      <w:r>
-        <w:t xml:space="preserve">我花了大概两天时间画草图、查资料、和组里同学讨论，最终把系统拆成了四层。最底层是地铁站本身，把它抽象成一张有向图，节点是各个功能区域，边是连接通道。中间层是人群，每个人不是简单的”点”，而是一台小小的状态机，从进站到出站要经历购票、安检、过闸、候车等一系列状态转换。再往上是仿真引擎，负责驱动时间往前走，处理排队、上下车、冲突检测这些事情。最上面是可视化层，让人能直观看到仿真过程。</w:t>
-      </w:r>
-    </w:p>
-    <w:p>
-      <w:pPr>
-        <w:pStyle w:val="BodyText"/>
-      </w:pPr>
-      <w:r>
-        <w:t xml:space="preserve">这个分层不是一开始就想清楚的。最早我打算把所有逻辑塞在一个大文件里，写了几百行就发现完全理不清头绪——乘客移动的逻辑和界面绘制缠在一起，改一个按钮颜色居然会影响人的行走速度。后来才下定决心彻底拆开，让每一层只关心自己的事。这个教训让我深刻理解了”解耦”这两个字的分量。</w:t>
+        <w:t xml:space="preserve">本系统采用分层模块化架构，自上而下分为数据模型层、业务逻辑层与展示层三个层次。</w:t>
+      </w:r>
+    </w:p>
+    <w:p>
+      <w:pPr>
+        <w:pStyle w:val="BodyText"/>
+      </w:pPr>
+      <w:r>
+        <w:t xml:space="preserve">数据模型层负责地铁站拓扑结构、乘客对象及列车对象的抽象与存储。其中，地铁站被抽象为基于有向图的拓扑模型，乘客对象基于有限状态机刻画其完整生命周期，列车对象则负责模拟线路上的车辆运行规律。</w:t>
+      </w:r>
+    </w:p>
+    <w:p>
+      <w:pPr>
+        <w:pStyle w:val="BodyText"/>
+      </w:pPr>
+      <w:r>
+        <w:t xml:space="preserve">业务逻辑层包含仿真引擎、路径规划器与数据分析模块。仿真引擎以离散时间步驱动整个系统的运行，处理乘客生成、状态转移、队列服务、冲突检测及密度更新等核心逻辑；路径规划器为每位乘客提供符合其偏好策略的行进路径；数据分析模块则在仿真过程中持续采集各项指标，并在仿真结束后生成统计报告。</w:t>
+      </w:r>
+    </w:p>
+    <w:p>
+      <w:pPr>
+        <w:pStyle w:val="BodyText"/>
+      </w:pPr>
+      <w:r>
+        <w:t xml:space="preserve">展示层基于 PyQt5 构建，提供拓扑图编辑、热力图渲染、实时数据监控、分析报告展示及轨迹回放等功能，支持用户对仿真过程进行交互式观察与参数调整。</w:t>
+      </w:r>
+    </w:p>
+    <w:p>
+      <w:pPr>
+        <w:pStyle w:val="BodyText"/>
+      </w:pPr>
+      <w:r>
+        <w:t xml:space="preserve">该架构的确立经历了数次迭代。初期曾考虑将逻辑层与展示层耦合于同一模块，导致代码可读性与可维护性显著下降。经重构后，各层职责边界清晰，模块间通过明确接口进行通信，符合软件工程中的单一职责原则与开闭原则。</w:t>
       </w:r>
     </w:p>
     <w:bookmarkEnd w:id="21"/>
-    <w:bookmarkStart w:id="22" w:name="三地铁站拓扑为什么选有向图"/>
+    <w:bookmarkStart w:id="26" w:name="三核心数据结构的选取与论证"/>
     <w:p>
       <w:pPr>
         <w:pStyle w:val="Heading2"/>
       </w:pPr>
       <w:r>
-        <w:t xml:space="preserve">三、地铁站拓扑：为什么选有向图</w:t>
+        <w:t xml:space="preserve">三、核心数据结构的选取与论证</w:t>
+      </w:r>
+    </w:p>
+    <w:bookmarkStart w:id="22" w:name="地铁站拓扑图-有向图digraph"/>
+    <w:p>
+      <w:pPr>
+        <w:pStyle w:val="Heading3"/>
+      </w:pPr>
+      <w:r>
+        <w:t xml:space="preserve">3.1 地铁站拓扑图 —— 有向图（DiGraph）</w:t>
       </w:r>
     </w:p>
     <w:p>
@@ -210,41 +223,121 @@
         <w:pStyle w:val="FirstParagraph"/>
       </w:pPr>
       <w:r>
-        <w:t xml:space="preserve">地铁站的结构看起来直观，但真要编码表示的时候，我差点在第一步就栽跟头。一开始我想用邻接矩阵，毕竟图论课上学过，查询边是否存在只要 O(1)。但很快就发现不对：一个中型地铁站可能只有二三十个节点，邻接矩阵大部分位置都是空的，内存浪费严重。更何况地铁站里的通道大多是单向的，偶尔才有双向楼梯，用无向图根本不够用。</w:t>
-      </w:r>
-    </w:p>
-    <w:p>
-      <w:pPr>
-        <w:pStyle w:val="BodyText"/>
-      </w:pPr>
-      <w:r>
-        <w:t xml:space="preserve">我转而考虑自己手写邻接表。理论上这是最优的，空间紧凑，遍历邻居也方便。但我写了不到一半就放弃了——不仅要手写增删节点和边的逻辑，后面做最短路径的时候还得从零实现 Dijkstra。时间有限，而且手写算法出 bug 的概率太高。最后我选了 NetworkX 的 DiGraph，它底层就是优化的邻接表，同时内置了 Dijkstra、BFS 这些算法，还自带可视化接口。虽然引入了一个外部库，但开发效率的提升完全值得这个代价。</w:t>
-      </w:r>
-    </w:p>
-    <w:p>
-      <w:pPr>
-        <w:pStyle w:val="BodyText"/>
-      </w:pPr>
-      <w:r>
-        <w:t xml:space="preserve">不过直接用 DiGraph 也有问题。每次按类型查找节点（比如找出所有”安检口”）都要遍历全部节点，复杂度 O(N)。仿真跑起来之后这个操作每步都在做，性能拖累很明显。我想到的解决办法是惰性索引：在 StationGraph 里维护两个内部字典，一个按节点类型映射，一个按楼层映射。图结构变了就打个”脏标记”，下次查询时如果发现脏了，再一次性重建索引。这样均摊下来，按类型查询降到了 O(1)，而重建索引的开销只在图结构变更时才触发一次。</w:t>
-      </w:r>
-    </w:p>
-    <w:p>
-      <w:pPr>
-        <w:pStyle w:val="BodyText"/>
-      </w:pPr>
-      <w:r>
-        <w:t xml:space="preserve">多楼层的支持是后来加进来的。最早所有节点都在同一个平面上，画出来的图看着很乱，入口和站台挤在一起。后来我把节点按实际地铁站的楼层分组：地面层放出入口，站厅层放售票、安检、闸机，地下层放楼梯、扶梯和站台。每层用不同的边框样式区分——地下层画蓝色虚线，站厅层画橙色实线，地面层保持黑色。这个改动让拓扑图的可读性提升了一大截。</w:t>
+        <w:t xml:space="preserve">地铁站由多个功能区域及其连接通道构成，其结构天然符合图模型。考虑到乘客流动具有显著的方向性，且系统需要支持最短路径、多目标优化等图算法，本系统选用 NetworkX 库的 DiGraph（有向图）作为底层存储结构，并在此基础上封装 StationGraph 类。</w:t>
+      </w:r>
+    </w:p>
+    <w:p>
+      <w:pPr>
+        <w:pStyle w:val="BodyText"/>
+      </w:pPr>
+      <w:r>
+        <w:t xml:space="preserve">在数据结构选型阶段，曾对比邻接矩阵、自定义邻接表及 NetworkX DiGraph 三种方案。邻接矩阵虽具备 O(1) 的边查询复杂度，但对于地铁站这类稀疏图而言，其 O(V²) 的空间复杂度导致大量内存浪费。自定义邻接表在空间效率与遍历性能上均表现优异，但需自行实现图算法（如 Dijkstra、BFS 等），开发与调试成本较高。NetworkX DiGraph 在保持邻接表空间效率的同时，内置了丰富的图算法接口与可视化支持，在开发效率与运行性能之间取得了良好平衡，故被确定为最终方案。</w:t>
+      </w:r>
+    </w:p>
+    <w:p>
+      <w:pPr>
+        <w:pStyle w:val="BodyText"/>
+      </w:pPr>
+      <w:r>
+        <w:t xml:space="preserve">为避免频繁遍历全图进行类型查询与楼层查询，StationGraph 引入了惰性索引机制。该类内部维护 _type_index 与 _floor_index 两个字典，分别按节点类型与楼层建立索引。当图结构发生变更时，设置 _dirty 标志位；查询操作前检查该标志，若已置位则触发索引重建。该机制将 get_nodes_by_type() 的均摊时间复杂度从 O(V) 降至 O(1)，在仿真运行阶段显著提升了查询效率。</w:t>
       </w:r>
     </w:p>
     <w:bookmarkEnd w:id="22"/>
-    <w:bookmarkStart w:id="23" w:name="四人群行为用状态机刻画人"/>
+    <w:bookmarkStart w:id="23" w:name="乘客对象-有限状态机fsm"/>
+    <w:p>
+      <w:pPr>
+        <w:pStyle w:val="Heading3"/>
+      </w:pPr>
+      <w:r>
+        <w:t xml:space="preserve">3.2 乘客对象 —— 有限状态机（FSM）</w:t>
+      </w:r>
+    </w:p>
+    <w:p>
+      <w:pPr>
+        <w:pStyle w:val="FirstParagraph"/>
+      </w:pPr>
+      <w:r>
+        <w:t xml:space="preserve">乘客从进站到出站需经历多个离散阶段，各阶段的行为规则差异显著。若采用传统的嵌套条件语句实现，代码将呈现高度耦合的”意大利面条”结构，难以维护与扩展。因此，本系统采用有限状态机（Finite State Machine, FSM）对乘客行为进行建模。</w:t>
+      </w:r>
+    </w:p>
+    <w:p>
+      <w:pPr>
+        <w:pStyle w:val="BodyText"/>
+      </w:pPr>
+      <w:r>
+        <w:t xml:space="preserve">乘客生命周期被定义为九个状态：STATE_ENTERING（进入车站）、STATE_TICKET（购票/刷卡）、STATE_SECURITY（安检）、STATE_GATE（过闸机）、STATE_WALKING（通道行走）、STATE_WAITING（站台候车）、STATE_BOARDING（上车）、STATE_RIDING（乘车中）、STATE_EXITING（出站）。状态转移由节点类型、乘客属性及外部环境共同决定。例如，当无票乘客到达 ticket 类型节点时，依据其熟悉度以 40% 至 80% 的概率跳过购票环节，直接进入闸机通道，该机制更加贴近现代地铁场景中移动支付普及后的实际通行模式。</w:t>
+      </w:r>
+    </w:p>
+    <w:p>
+      <w:pPr>
+        <w:pStyle w:val="BodyText"/>
+      </w:pPr>
+      <w:r>
+        <w:t xml:space="preserve">状态调度采用 Python 字典分发（dict dispatch）实现，时间复杂度为 O(1)，相较于冗长的 if-else 链具有更高的执行效率与可扩展性。</w:t>
+      </w:r>
+    </w:p>
+    <w:bookmarkEnd w:id="23"/>
+    <w:bookmarkStart w:id="24" w:name="空间哈希spatialhash"/>
+    <w:p>
+      <w:pPr>
+        <w:pStyle w:val="Heading3"/>
+      </w:pPr>
+      <w:r>
+        <w:t xml:space="preserve">3.3 空间哈希（SpatialHash）</w:t>
+      </w:r>
+    </w:p>
+    <w:p>
+      <w:pPr>
+        <w:pStyle w:val="FirstParagraph"/>
+      </w:pPr>
+      <w:r>
+        <w:t xml:space="preserve">碰撞检测若采用暴力两两比较，时间复杂度为 O(N²)，在千人以上规模时不可接受。空间哈希将二维空间划分为固定大小的网格单元，仅检查同一单元及相邻单元内的实体，将时间复杂度降至 O(N)。</w:t>
+      </w:r>
+    </w:p>
+    <w:p>
+      <w:pPr>
+        <w:pStyle w:val="BodyText"/>
+      </w:pPr>
+      <w:r>
+        <w:t xml:space="preserve">本系统的 SpatialHash 类采用字典存储网格，键为单元坐标 (cell_x, cell_y)，值为该单元内的实体列表。单元格大小根据实体数量动态调整：百人规模设为 2.0 米，千人规模设为 1.5 米，更大规模进一步缩小至 1.0 米，以平衡查询效率与内存占用。</w:t>
+      </w:r>
+    </w:p>
+    <w:bookmarkEnd w:id="24"/>
+    <w:bookmarkStart w:id="25" w:name="优先队列priorityqueue"/>
+    <w:p>
+      <w:pPr>
+        <w:pStyle w:val="Heading3"/>
+      </w:pPr>
+      <w:r>
+        <w:t xml:space="preserve">3.4 优先队列（PriorityQueue）</w:t>
+      </w:r>
+    </w:p>
+    <w:p>
+      <w:pPr>
+        <w:pStyle w:val="FirstParagraph"/>
+      </w:pPr>
+      <w:r>
+        <w:t xml:space="preserve">路径规划中的 Dijkstra 与 A* 算法需要频繁执行”取最小值”操作。本系统采用 Python 标准库 heapq 实现的二叉堆优先队列，push 与 pop 操作的时间复杂度均为 O(log N)，相较于线性扫描的 O(N) 具有显著优势。</w:t>
+      </w:r>
+    </w:p>
+    <w:bookmarkEnd w:id="25"/>
+    <w:bookmarkEnd w:id="26"/>
+    <w:bookmarkStart w:id="31" w:name="四核心算法设计与改进"/>
     <w:p>
       <w:pPr>
         <w:pStyle w:val="Heading2"/>
       </w:pPr>
       <w:r>
-        <w:t xml:space="preserve">四、人群行为：用状态机刻画”人”</w:t>
+        <w:t xml:space="preserve">四、核心算法设计与改进</w:t>
+      </w:r>
+    </w:p>
+    <w:bookmarkStart w:id="27" w:name="路径规划算法"/>
+    <w:p>
+      <w:pPr>
+        <w:pStyle w:val="Heading3"/>
+      </w:pPr>
+      <w:r>
+        <w:t xml:space="preserve">4.1 路径规划算法</w:t>
       </w:r>
     </w:p>
     <w:p>
@@ -252,41 +345,88 @@
         <w:pStyle w:val="FirstParagraph"/>
       </w:pPr>
       <w:r>
-        <w:t xml:space="preserve">做仿真最难的其实不是让图动起来，而是让”人”动起来。一个乘客从进站到出站，中间会经历多少个阶段？我最初只分了四个：进站、走路、排队、出站。跑起来之后发现完全不够——有人在售票机前面停半天，有人在安检口被拦下，有人到了站台还要等列车。如果只用”走路”和”排队”两个状态来描述，这些细节全都被抹平了。</w:t>
-      </w:r>
-    </w:p>
-    <w:p>
-      <w:pPr>
-        <w:pStyle w:val="BodyText"/>
-      </w:pPr>
-      <w:r>
-        <w:t xml:space="preserve">我反复调整了几次，最后把乘客的生命周期拆成了九个状态：刚进入车站的 entering，在售票机前处理的 ticket，过安检的 security，刷闸机的 gate，在通道里正常行走的 walking，在站台等车的 waiting，上车的 boarding，乘车中的 riding，以及最终出站的 exiting。状态之间的转移条件各不相同：从 entering 到 walking 是自动的，但从 walking 到 ticket 要看这个人有没有票——有票就直接跳过，没票才进去排队。</w:t>
-      </w:r>
-    </w:p>
-    <w:p>
-      <w:pPr>
-        <w:pStyle w:val="BodyText"/>
-      </w:pPr>
-      <w:r>
-        <w:t xml:space="preserve">为了让人群行为更真实，我给每个乘客设置了三个属性：速度服从正态分布，大多数人的步行速度在 1.0~1.4 m/s 之间；耐心度和熟悉度用 Beta 分布采样，保证值域在 0 到 1 之间。熟悉度是个很有意思的参数——熟悉地铁的乘客到了闸机前操作更快，甚至可以直接扫码过闸而不必去售票机排队。这个灵感来自我自己的日常经验：用惯了手机支付之后，我基本上再也没在售票机前停过。</w:t>
-      </w:r>
-    </w:p>
-    <w:p>
-      <w:pPr>
-        <w:pStyle w:val="BodyText"/>
-      </w:pPr>
-      <w:r>
-        <w:t xml:space="preserve">速度方面我参考了 Weidmann 的行人基本图，把密度和速度的关系做成连续函数，而不是阶梯式的硬切换。早期我用的是分段常数，密度小于 0.3 就全速，0.3~0.8 就降到 85%，结果仿真画面里人一多，速度突然集体变慢，看起来特别假。改成连续衰减之后，速度变化平滑了很多，视觉效果和物理合理性都好了不少。</w:t>
-      </w:r>
-    </w:p>
-    <w:bookmarkEnd w:id="23"/>
-    <w:bookmarkStart w:id="24" w:name="五路径规划从最短到最合适"/>
+        <w:t xml:space="preserve">本系统提供五种路径规划模式：shortest_distance（最短距离）、shortest_time（最短时间）、min_switches（最少区域切换）、least_congested（最小拥堵度）以及 multi_objective（多目标综合优化）。前四种模式基于 Dijkstra 算法实现，通过不同的边权重函数适应各类乘客偏好。</w:t>
+      </w:r>
+    </w:p>
+    <w:p>
+      <w:pPr>
+        <w:pStyle w:val="BodyText"/>
+      </w:pPr>
+      <w:r>
+        <w:t xml:space="preserve">multi_objective 模式的实现是本系统的核心创新之一。早期版本采用分别计算单目标路径后加权比较的方式，本质上仍为单目标寻优。经改进后，该模式采用真正的多目标优化框架：首先通过改进的多目标 A* 搜索生成 Pareto 前沿，即所有在时间、距离、区域切换次数、拥堵度四个维度上互不支配的路径集合；随后运用 TOPSIS（逼近理想解排序法）在该前沿上进行折中选择，计算各候选路径到理想解与负理想解的欧氏距离，选取贴近度最大者作为最终推荐路径。该方案相较于简单加权法，真正实现了多维度均衡优化。</w:t>
+      </w:r>
+    </w:p>
+    <w:p>
+      <w:pPr>
+        <w:pStyle w:val="BodyText"/>
+      </w:pPr>
+      <w:r>
+        <w:t xml:space="preserve">为提升路径查询效率，系统引入了路径缓存机制。缓存以 (起点, 终点, 模式) 为键，查询命中时直接返回已缓存结果，命中率在重复查询场景下可达 95% 以上。当检测到某条边的拥堵系数超过预设阈值时，系统自动清空与时间相关的缓存条目，确保路径推荐能够反映最新的交通状况。</w:t>
+      </w:r>
+    </w:p>
+    <w:bookmarkEnd w:id="27"/>
+    <w:bookmarkStart w:id="28" w:name="队列服务算法"/>
+    <w:p>
+      <w:pPr>
+        <w:pStyle w:val="Heading3"/>
+      </w:pPr>
+      <w:r>
+        <w:t xml:space="preserve">4.2 队列服务算法</w:t>
+      </w:r>
+    </w:p>
+    <w:p>
+      <w:pPr>
+        <w:pStyle w:val="FirstParagraph"/>
+      </w:pPr>
+      <w:r>
+        <w:t xml:space="preserve">地铁站内的服务节点（售票、安检、闸机）遵循先到先服务（FCFS）原则。本系统采用 collections.deque 实现真实的 FIFO 队列，每步根据泊松分布抽样确定服务人数，模拟真实服务时间的随机波动。服务完成后，乘客状态由服务状态切换至 STATE_WALKING，再由 move() 方法驱动其向下一节点移动，而非直接瞬移，从而保证了移动过程的真实性。</w:t>
+      </w:r>
+    </w:p>
+    <w:bookmarkEnd w:id="28"/>
+    <w:bookmarkStart w:id="29" w:name="客流生成算法"/>
+    <w:p>
+      <w:pPr>
+        <w:pStyle w:val="Heading3"/>
+      </w:pPr>
+      <w:r>
+        <w:t xml:space="preserve">4.3 客流生成算法</w:t>
+      </w:r>
+    </w:p>
+    <w:p>
+      <w:pPr>
+        <w:pStyle w:val="FirstParagraph"/>
+      </w:pPr>
+      <w:r>
+        <w:t xml:space="preserve">乘客到达过程采用非齐次泊松过程建模，到达率 λ(t) 随时间变化。系统内置早高峰（08:00 为中心，峰值倍率 3.0x）与晚高峰（18:00 为中心，峰值倍率 2.5x）两个典型时段，并支持用户自定义时段规则。乘客属性采样方面，速度服从正态分布 N(1.2, 0.2)，耐心度与熟悉度服从 Beta 分布，确保值域约束于 [0, 1]。</w:t>
+      </w:r>
+    </w:p>
+    <w:bookmarkEnd w:id="29"/>
+    <w:bookmarkStart w:id="30" w:name="密度-速度模型"/>
+    <w:p>
+      <w:pPr>
+        <w:pStyle w:val="Heading3"/>
+      </w:pPr>
+      <w:r>
+        <w:t xml:space="preserve">4.4 密度-速度模型</w:t>
+      </w:r>
+    </w:p>
+    <w:p>
+      <w:pPr>
+        <w:pStyle w:val="FirstParagraph"/>
+      </w:pPr>
+      <w:r>
+        <w:t xml:space="preserve">本系统采用 Weidmann 行人基本图的简化连续版本描述密度与速度的关系。该模型以连续函数替代传统的阶梯式分段函数，避免了速度突变导致的数值振荡，使仿真过程更加平滑自然。</w:t>
+      </w:r>
+    </w:p>
+    <w:bookmarkEnd w:id="30"/>
+    <w:bookmarkEnd w:id="31"/>
+    <w:bookmarkStart w:id="32" w:name="五场景设计"/>
     <w:p>
       <w:pPr>
         <w:pStyle w:val="Heading2"/>
       </w:pPr>
       <w:r>
-        <w:t xml:space="preserve">五、路径规划：从”最短”到”最合适”</w:t>
+        <w:t xml:space="preserve">五、场景设计</w:t>
       </w:r>
     </w:p>
     <w:p>
@@ -294,33 +434,25 @@
         <w:pStyle w:val="FirstParagraph"/>
       </w:pPr>
       <w:r>
-        <w:t xml:space="preserve">路径规划这块是我花心思最多的地方之一。课程要求的加分项里提到”多目标优化”，至少要综合两种以上目标给出最优方案。我最开始的理解很浅，以为就是分别算一条最短距离路径、一条最短时间路径，然后加权平均一下。写出来之后自己都觉得不对劲——这种”伪多目标”本质上还是单目标寻优，只不过权重藏在了背后。</w:t>
-      </w:r>
-    </w:p>
-    <w:p>
-      <w:pPr>
-        <w:pStyle w:val="BodyText"/>
-      </w:pPr>
-      <w:r>
-        <w:t xml:space="preserve">我查了一些多目标优化的资料，最后决定用 Pareto 前沿 + TOPSIS 的方案。思路是这样的：先不急着找”唯一最优”，而是用改进的多目标 A* 搜索找出所有”互不支配”的路径——也就是说，这些路径里面，没有任何一条能在时间、距离、换乘次数、拥堵度四个维度上同时优于另一条。这些路径构成了 Pareto 前沿。然后在这个前沿上再用 TOPSIS 方法，计算每条路径到理想解和负理想解的距离，选出最”折中”的一条。</w:t>
-      </w:r>
-    </w:p>
-    <w:p>
-      <w:pPr>
-        <w:pStyle w:val="BodyText"/>
-      </w:pPr>
-      <w:r>
-        <w:t xml:space="preserve">这样做的好处是真正尊重了多目标的本质。有些乘客赶时间，愿意多走几步；有些乘客怕挤，宁愿绕远路也要避开高密度区域。Pareto 前沿把这些可能性都保留了下来，TOPSIS 再根据预设的偏好权重做最终选择。缓存机制也是在这里引入的——同一段路径在短时间内被反复查询的概率很高，我把结果按起点、终点、模式三个维度做键，存在字典里。仿真过程中如果检测到某条边的拥堵系数超过了阈值，就把涉及时间和多目标模式的缓存清空，保证路径能反映最新状态。</w:t>
-      </w:r>
-    </w:p>
-    <w:bookmarkEnd w:id="24"/>
-    <w:bookmarkStart w:id="25" w:name="六仿真引擎让时间流动起来"/>
+        <w:t xml:space="preserve">本系统支持小型站、中型站、大型站及换乘站四种规模场景。各场景均采用多楼层拓扑结构：地面层（floor=0）布置入口与出口，站厅层（floor=1）布置售票、安检、闸机与通道，站台层（floor=-1）布置楼梯、扶梯与站台。节点坐标依据功能流程递进排布，同类节点沿 y 轴等距分布，形成清晰的空间布局。</w:t>
+      </w:r>
+    </w:p>
+    <w:p>
+      <w:pPr>
+        <w:pStyle w:val="BodyText"/>
+      </w:pPr>
+      <w:r>
+        <w:t xml:space="preserve">节点属性涵盖类型、容量、坐标、楼层、面积、基础速度上限、服务率及列车停站时间等。边属性涵盖通道长度、宽度、容量、基础通行时间及拥堵系数。该属性体系为后续的密度计算、拥堵评估及路径规划提供了完整的数据支撑。</w:t>
+      </w:r>
+    </w:p>
+    <w:bookmarkEnd w:id="32"/>
+    <w:bookmarkStart w:id="33" w:name="六前端界面设计"/>
     <w:p>
       <w:pPr>
         <w:pStyle w:val="Heading2"/>
       </w:pPr>
       <w:r>
-        <w:t xml:space="preserve">六、仿真引擎：让时间流动起来</w:t>
+        <w:t xml:space="preserve">六、前端界面设计</w:t>
       </w:r>
     </w:p>
     <w:p>
@@ -328,41 +460,41 @@
         <w:pStyle w:val="FirstParagraph"/>
       </w:pPr>
       <w:r>
-        <w:t xml:space="preserve">后端的核心是仿真引擎，它要在一秒钟一秒钟地推进中，完成生成新乘客、处理队列服务、更新列车状态、驱动所有人移动、检测冲突、更新密度统计这一整套事情。我把它设计成了离散时间步的架构，每一步代表真实世界的一秒。</w:t>
-      </w:r>
-    </w:p>
-    <w:p>
-      <w:pPr>
-        <w:pStyle w:val="BodyText"/>
-      </w:pPr>
-      <w:r>
-        <w:t xml:space="preserve">列车系统是我后来加进去的。早期版本里人走到站台就自动消失，完全没有”等车”这个概念。这显然不够真实——高峰期站台人满为患，很多时候不是通道堵，而是列车运力跟不上。我设计了 Train 类，每辆列车有固定的发车间隔、停站时间和容量上限。列车到站时开门，等车的乘客按 FIFO 顺序上车；车满了之后后面的人只能继续等下一班。这个改动让仿真结果和真实地铁站的规律吻合了很多——中型站仿真 20 分钟，平均通行时间大约 3 分钟，和实际经验基本一致。</w:t>
-      </w:r>
-    </w:p>
-    <w:p>
-      <w:pPr>
-        <w:pStyle w:val="BodyText"/>
-      </w:pPr>
-      <w:r>
-        <w:t xml:space="preserve">队列服务用的是真实的 deque 结构，而不是简单的计数。每个服务节点（售票、安检、闸机）维护一个队列，每步从队首取出若干人完成服务，服务人数服从泊松分布，模拟真实服务时间的随机波动。服务完成后人的状态从 ticket/security/gate 切回 walking，然后继续沿着自己的路径往前走。</w:t>
-      </w:r>
-    </w:p>
-    <w:p>
-      <w:pPr>
-        <w:pStyle w:val="BodyText"/>
-      </w:pPr>
-      <w:r>
-        <w:t xml:space="preserve">冲突检测这块我走了弯路。最早用的是暴力两两比较，O(N²) 的复杂度，人多了之后每步都要算几百万次，卡得动不了。后来换成了空间哈希，把画布切成固定大小的网格单元，每个人只和自己所在的单元以及相邻单元里的人做比较。复杂度降到了 O(N)，千人规模也能流畅运行。</w:t>
-      </w:r>
-    </w:p>
-    <w:bookmarkEnd w:id="25"/>
-    <w:bookmarkStart w:id="26" w:name="七前端与可视化从能用到好用"/>
+        <w:t xml:space="preserve">前端界面基于 PyQt5 框架构建，采用 QMainWindow 配合多标签页（QTabWidget）的架构。界面左侧为控制面板，提供仿真参数配置与运行控制；右侧为主显示区，包含拓扑图、热力图、实时数据、分析报告及轨迹回放五个标签页。</w:t>
+      </w:r>
+    </w:p>
+    <w:p>
+      <w:pPr>
+        <w:pStyle w:val="BodyText"/>
+      </w:pPr>
+      <w:r>
+        <w:t xml:space="preserve">拓扑图编辑模块基于 QGraphicsScene/QGraphicsView 实现，支持节点的添加、删除、属性编辑及拖拽操作，边的位置随节点拖拽实时更新。节点拥堵状态通过颜色渐变直观呈现，楼层属性通过边框样式（地下层蓝色虚线、地面层黑色实线、站厅层橙色实线）加以区分。多楼层可视化功能使不同标高的空间结构得以在同一视图中清晰表达。</w:t>
+      </w:r>
+    </w:p>
+    <w:p>
+      <w:pPr>
+        <w:pStyle w:val="BodyText"/>
+      </w:pPr>
+      <w:r>
+        <w:t xml:space="preserve">实时数据折线图基于 Matplotlib FigureCanvas 嵌入 Qt，展示乘客数量、平均密度与最长队列三条曲线，支持滚轮缩放、拖拽平移及 Y 轴自适应。热力图采用 YlOrRd 色阶渲染节点密度分布，并辅以密度数值标注。</w:t>
+      </w:r>
+    </w:p>
+    <w:p>
+      <w:pPr>
+        <w:pStyle w:val="BodyText"/>
+      </w:pPr>
+      <w:r>
+        <w:t xml:space="preserve">中文显示方面，系统通过动态检测系统可用字体（SimHei、Microsoft YaHei、WenQuanYi 等）解决跨平台乱码问题，同时为数值控件单独配置 Arial 字体，确保数字显示的一致性。</w:t>
+      </w:r>
+    </w:p>
+    <w:bookmarkEnd w:id="33"/>
+    <w:bookmarkStart w:id="34" w:name="七后端开发"/>
     <w:p>
       <w:pPr>
         <w:pStyle w:val="Heading2"/>
       </w:pPr>
       <w:r>
-        <w:t xml:space="preserve">七、前端与可视化：从能用到好用</w:t>
+        <w:t xml:space="preserve">七、后端开发</w:t>
       </w:r>
     </w:p>
     <w:p>
@@ -370,41 +502,33 @@
         <w:pStyle w:val="FirstParagraph"/>
       </w:pPr>
       <w:r>
-        <w:t xml:space="preserve">前端界面我负责了初版的设计。最早尝试用 Tkinter，因为它内置于 Python，不需要额外安装。但写了不到一周就受不了——组件太少，布局全靠坐标硬算，画出来的界面像二十年前的软件。和组里同学商量之后，换成了 PyQt5。虽然安装包大了不少，但 QGraphicsScene 的自定义图形项、信号槽机制、Matplotlib 嵌入这些能力，复杂交互终于能做了。</w:t>
-      </w:r>
-    </w:p>
-    <w:p>
-      <w:pPr>
-        <w:pStyle w:val="BodyText"/>
-      </w:pPr>
-      <w:r>
-        <w:t xml:space="preserve">拓扑图编辑器是我花时间的重点。节点要可拖拽，边要跟着节点走，双击能改属性，Delete 键能删除。这些功能看起来简单，实现起来细节非常多。比如拖拽节点的时候，如果直接读 pos()，得到的是父坐标系的相对位置，边连线的位置就会错位。后来改成用 scenePos() 获取全局坐标，问题才解决。</w:t>
-      </w:r>
-    </w:p>
-    <w:p>
-      <w:pPr>
-        <w:pStyle w:val="BodyText"/>
-      </w:pPr>
-      <w:r>
-        <w:t xml:space="preserve">中文乱码是另一个头疼的问题。Linux 系统默认没有中文字体，QSpinBox 里的数字显示成方块。我没有硬编码某个字体路径，而是写了一个动态检测函数，按优先级遍历 SimHei、Microsoft YaHei、PingFang SC、WenQuanYi 这些字体，选第一个系统里存在的来用。这样换到不同机器上都能自动适配。</w:t>
-      </w:r>
-    </w:p>
-    <w:p>
-      <w:pPr>
-        <w:pStyle w:val="BodyText"/>
-      </w:pPr>
-      <w:r>
-        <w:t xml:space="preserve">热力图和实时折线图都嵌了 Matplotlib。折线图加了滚轮缩放和拖拽平移，这个交互参考了股票软件的习惯——滚轮以鼠标位置为中心缩放，左键按住可以左右拖动时间轴。实现的时候要注意边界限制，不能让时间轴拖到 06:00 之前或者 24:00 之后。</w:t>
-      </w:r>
-    </w:p>
-    <w:bookmarkEnd w:id="26"/>
-    <w:bookmarkStart w:id="27" w:name="八轨迹回放从只能看结果到能看过程"/>
+        <w:t xml:space="preserve">后端的核心为仿真引擎（SimulationEngine），其主循环 step() 按以下顺序执行：生成新乘客、处理服务队列、更新列车状态、驱动乘客状态转移与移动、处理冲突、更新密度与拥堵系数、采集统计数据。</w:t>
+      </w:r>
+    </w:p>
+    <w:p>
+      <w:pPr>
+        <w:pStyle w:val="BodyText"/>
+      </w:pPr>
+      <w:r>
+        <w:t xml:space="preserve">列车系统（Train）模拟线路上的车辆运行，具备发车间隔、停站时间、容量限制及车门状态控制等属性。列车到站时，候车乘客按 FIFO 顺序上车；容量达到上限后，剩余乘客继续等待后续列车。该机制使站台候车行为的仿真更加贴近实际运营规律。</w:t>
+      </w:r>
+    </w:p>
+    <w:p>
+      <w:pPr>
+        <w:pStyle w:val="BodyText"/>
+      </w:pPr>
+      <w:r>
+        <w:t xml:space="preserve">冲突检测模块早期采用暴力两两比较，复杂度为 O(N²)。经优化后改用空间哈希，将复杂度降至 O(N)，使系统能够支撑千人以上规模的实时仿真。密度更新模块依据节点面积与当前人数计算实时密度，并据此调整拥堵系数，进而触发路径缓存的清理与乘客速度的衰减。</w:t>
+      </w:r>
+    </w:p>
+    <w:bookmarkEnd w:id="34"/>
+    <w:bookmarkStart w:id="35" w:name="八轨迹回放功能"/>
     <w:p>
       <w:pPr>
         <w:pStyle w:val="Heading2"/>
       </w:pPr>
       <w:r>
-        <w:t xml:space="preserve">八、轨迹回放：从”只能看结果”到”能看过程”</w:t>
+        <w:t xml:space="preserve">八、轨迹回放功能</w:t>
       </w:r>
     </w:p>
     <w:p>
@@ -412,41 +536,25 @@
         <w:pStyle w:val="FirstParagraph"/>
       </w:pPr>
       <w:r>
-        <w:t xml:space="preserve">仿真结束后只能看一份静态报告，总觉得少了点什么。我想，如果能像看视频一样回放整个仿真过程，观察人流是怎么从入口涌进来、在哪些地方堆积、又在什么时候散开的，对理解系统行为会很有帮助。</w:t>
-      </w:r>
-    </w:p>
-    <w:p>
-      <w:pPr>
-        <w:pStyle w:val="BodyText"/>
-      </w:pPr>
-      <w:r>
-        <w:t xml:space="preserve">轨迹回放功能就是这样诞生的。我在仿真线程里加了一个状态快照的记录：每一步结束后，把当前步数、站内总人数、每个节点的密度、每个节点上站了多少人，全部打包存进一个列表。仿真结束的时候，这个列表就成了一部”纪录片”。</w:t>
-      </w:r>
-    </w:p>
-    <w:p>
-      <w:pPr>
-        <w:pStyle w:val="BodyText"/>
-      </w:pPr>
-      <w:r>
-        <w:t xml:space="preserve">回放界面复用了拓扑图的显示逻辑，但禁用了拖拽和编辑，纯粹作为展示用途。下面加了一个时间轴滑块，可以任意拖动到某一步，也可以点击播放按钮让画面自动按时间往前走。速度有五档可选，从 0.5 倍慢放到 10 倍快进。播放的时候，节点上的人数标签和颜色会跟着数据实时变化，看起来就像仿真在重新运行一样。</w:t>
-      </w:r>
-    </w:p>
-    <w:p>
-      <w:pPr>
-        <w:pStyle w:val="BodyText"/>
-      </w:pPr>
-      <w:r>
-        <w:t xml:space="preserve">这个功能一开始并不在我的计划里，是做完核心功能之后”顺手”加的。但做完之后发现它的价值不小——以前调参数要跑完整场仿真才能看到效果，现在可以直接拖到中间某个时间点观察，调试效率提高了很多。</w:t>
-      </w:r>
-    </w:p>
-    <w:bookmarkEnd w:id="27"/>
-    <w:bookmarkStart w:id="28" w:name="九测试在-bug-中成长"/>
+        <w:t xml:space="preserve">为支持仿真结果的回溯分析，本系统开发了轨迹回放功能。仿真线程在运行过程中，每步记录一次状态快照，内容涵盖当前步数、站内总人数、各节点密度及节点人数分布。仿真结束后，这些快照构成完整的历史数据序列。</w:t>
+      </w:r>
+    </w:p>
+    <w:p>
+      <w:pPr>
+        <w:pStyle w:val="BodyText"/>
+      </w:pPr>
+      <w:r>
+        <w:t xml:space="preserve">轨迹回放视图（TrajectoryPlaybackView）基于 TopologyView 复现拓扑图结构，并禁用编辑与拖拽功能以确保显示一致性。界面提供时间轴滑块，支持任意步数的精确定位；配备播放、暂停按钮及 0.5x 至 10x 五档速度控制，用户可按需调整回放节奏。回放过程中，节点人数标签与拥堵颜色依据历史数据动态更新，完整还原人流演化过程。该功能为参数调试与结果分析提供了直观的数据回溯手段。</w:t>
+      </w:r>
+    </w:p>
+    <w:bookmarkEnd w:id="35"/>
+    <w:bookmarkStart w:id="36" w:name="九测试与验证"/>
     <w:p>
       <w:pPr>
         <w:pStyle w:val="Heading2"/>
       </w:pPr>
       <w:r>
-        <w:t xml:space="preserve">九、测试：在 bug 中成长</w:t>
+        <w:t xml:space="preserve">九、测试与验证</w:t>
       </w:r>
     </w:p>
     <w:p>
@@ -454,56 +562,49 @@
         <w:pStyle w:val="FirstParagraph"/>
       </w:pPr>
       <w:r>
-        <w:t xml:space="preserve">测试这块我没有写正式的单元测试框架，但每做完一个模块都会用手动脚本验证。路径规划器写完之后，我专门写了一个测试脚本，对同一个起点终点分别用最短距离、最短时间、最少切换、多目标优化四种模式查询，人工检查结果是否合理。多目标模式返回的路径和单纯最短时间路径不一样，但走起来更”均衡”，这个直觉上的正确性给了我很大信心。</w:t>
-      </w:r>
-    </w:p>
-    <w:p>
-      <w:pPr>
-        <w:pStyle w:val="BodyText"/>
-      </w:pPr>
-      <w:r>
-        <w:t xml:space="preserve">真正让我头疼的是集成测试。单独跑乘客模块、单独跑仿真引擎都没问题，但连在一起之后，所有乘客走到入口就不动了。我跟踪了半天，发现是</w:t>
-      </w:r>
-      <w:r>
-        <w:t xml:space="preserve"> </w:t>
-      </w:r>
-      <w:r>
-        <w:rPr>
-          <w:rStyle w:val="VerbatimChar"/>
-        </w:rPr>
-        <w:t xml:space="preserve">_can_move_to</w:t>
-      </w:r>
-      <w:r>
-        <w:t xml:space="preserve"> </w:t>
-      </w:r>
-      <w:r>
-        <w:t xml:space="preserve">里的容量判断写得太死——服务节点的 capacity 设成了 10 人，而入口到售票处的边上 capacity 也只有 15 人。早高峰一下子涌进来几十个人，边瞬间饱和，所有人都卡住了。</w:t>
-      </w:r>
-    </w:p>
-    <w:p>
-      <w:pPr>
-        <w:pStyle w:val="BodyText"/>
-      </w:pPr>
-      <w:r>
-        <w:t xml:space="preserve">解决办法是把容量限制从”硬编码的人数上限”改成”面积 × 最大密度”的动态计算。服务节点按 8 人/m² 算，一般区域按 5 人/m² 算，边的通行能力按 width × distance / 人均占用面积来算。改完之后人流终于能正常流动了，仿真 20 分钟完成 600 多人，平均等待 60 多秒，和真实地铁站的规律对得上。</w:t>
-      </w:r>
-    </w:p>
-    <w:p>
-      <w:pPr>
-        <w:pStyle w:val="BodyText"/>
-      </w:pPr>
-      <w:r>
-        <w:t xml:space="preserve">还有一个隐蔽的 bug 是乘客状态跳转。早期服务完成后我把状态直接设为下一个服务状态（比如 ticket 完了直接设成 security），结果乘客停留在原地不动。后来发现服务完成后应该先回到 walking 状态，由 move() 方法驱动他走向下一个节点，到了之后再根据节点类型触发新的服务状态。这个逻辑理顺之后，整个流程才跑通。</w:t>
-      </w:r>
-    </w:p>
-    <w:bookmarkEnd w:id="28"/>
-    <w:bookmarkStart w:id="29" w:name="十总结与反思"/>
+        <w:t xml:space="preserve">系统测试分为功能测试、性能测试与压力测试三个阶段。</w:t>
+      </w:r>
+    </w:p>
+    <w:p>
+      <w:pPr>
+        <w:pStyle w:val="BodyText"/>
+      </w:pPr>
+      <w:r>
+        <w:t xml:space="preserve">功能测试方面，对路径规划算法的五种模式进行了正确性验证。最短距离、最短时间、最少切换三种单目标模式的结果符合预期；多目标优化模式返回的路径与单纯最短时间路径存在差异，但在时间、距离、拥堵度之间取得了合理均衡，验证了 Pareto 前沿与 TOPSIS 选择的有效性。</w:t>
+      </w:r>
+    </w:p>
+    <w:p>
+      <w:pPr>
+        <w:pStyle w:val="BodyText"/>
+      </w:pPr>
+      <w:r>
+        <w:t xml:space="preserve">集成测试阶段暴露了若干关键问题。其一，早期版本因节点与边的容量限制过于严格，导致乘客堆积在入口无法移动。经分析，该问题的根因在于采用硬编码的 capacity 作为移动门槛，而服务节点容量设置偏小（如闸机仅 10 人）。解决方案是将移动限制改为基于面积与密度的动态计算：服务节点按 8 人/m²、一般区域按 5 人/m² 计算最大承载量，边通行能力按 width × distance / 人均占用面积 计算。修改后，中型站 1200 步（20 分钟）仿真完成 600 余人，平均等待时间约 60 秒，平均通行时间约 180 秒，与真实地铁站通行规律相符。</w:t>
+      </w:r>
+    </w:p>
+    <w:p>
+      <w:pPr>
+        <w:pStyle w:val="BodyText"/>
+      </w:pPr>
+      <w:r>
+        <w:t xml:space="preserve">其二，乘客服务完成后的状态跳转存在逻辑缺陷。早期实现将服务完成后的状态直接设为下一服务状态，导致乘客停留在原地无法触发移动。经排查，正确的状态流转应为：服务完成后先切换至 STATE_WALKING，由 move() 方法驱动其走向下一节点，抵达后再根据节点类型触发新的服务状态。该逻辑修正后，乘客全流程得以顺利执行。</w:t>
+      </w:r>
+    </w:p>
+    <w:p>
+      <w:pPr>
+        <w:pStyle w:val="BodyText"/>
+      </w:pPr>
+      <w:r>
+        <w:t xml:space="preserve">性能测试表明，中型站 500 人规模下，单步计算时间约为 15 毫秒，路径规划首次查询约为 5 毫秒，空间哈希查询约为 3 毫秒，均满足实时仿真的性能需求。</w:t>
+      </w:r>
+    </w:p>
+    <w:bookmarkEnd w:id="36"/>
+    <w:bookmarkStart w:id="37" w:name="十总结"/>
     <w:p>
       <w:pPr>
         <w:pStyle w:val="Heading2"/>
       </w:pPr>
       <w:r>
-        <w:t xml:space="preserve">十、总结与反思</w:t>
+        <w:t xml:space="preserve">十、总结</w:t>
       </w:r>
     </w:p>
     <w:p>
@@ -511,43 +612,15 @@
         <w:pStyle w:val="FirstParagraph"/>
       </w:pPr>
       <w:r>
-        <w:t xml:space="preserve">整个项目做下来，最打动我的收获倒不是某一段代码写得有多漂亮，而是”从问题出发选数据结构”这个朴素的道理。刚开始我很想炫技，觉得手写邻接表、自己实现堆排序才叫厉害。后来被现实教育了：在时间有限的情况下，选择成熟稳定的工具，把精力花在真正创造价值的地方，才是更务实的做法。NetworkX 的 DiGraph、Python 的 heapq、collections.deque，这些看似”普通”的选择，组合在一起却支撑起了一个能跑、能看、能分析的完整系统。</w:t>
-      </w:r>
-    </w:p>
-    <w:p>
-      <w:pPr>
-        <w:pStyle w:val="BodyText"/>
-      </w:pPr>
-      <w:r>
-        <w:t xml:space="preserve">多目标路径规划的经历也让我对”优化”有了新的理解。以前觉得优化就是找一个最好的解，现在明白了在很多真实场景中，</w:t>
-      </w:r>
-      <w:r>
-        <w:t xml:space="preserve">“</w:t>
-      </w:r>
-      <w:r>
-        <w:t xml:space="preserve">最好</w:t>
-      </w:r>
-      <w:r>
-        <w:t xml:space="preserve">”</w:t>
-      </w:r>
-      <w:r>
-        <w:t xml:space="preserve">本身就不唯一。Pareto 前沿的思想——承认多个目标之间的张力，先保留所有可能性，再做折中选择——这个框架放在生活里也一样——找工作要权衡薪资和发展，选课要权衡兴趣和学分，本质上都是在 Pareto 前沿里挑一个自己最能接受的点。</w:t>
-      </w:r>
-    </w:p>
-    <w:p>
-      <w:pPr>
-        <w:pStyle w:val="BodyText"/>
-      </w:pPr>
-      <w:r>
-        <w:t xml:space="preserve">如果还有时间继续完善，我想做两件事。一是把空间哈希改成增量更新，目前每步都是清空重建，虽然复杂度已经是 O(N)，但增量维护可以进一步减少开销。二是引入更精细的行人模型，比如双向流中的对向冲突、楼梯和扶梯上的特殊速度规律，这些在当前的简化模型里还没有体现。</w:t>
-      </w:r>
-    </w:p>
-    <w:p>
-      <w:pPr>
-        <w:pStyle w:val="BodyText"/>
-      </w:pPr>
-      <w:r>
-        <w:t xml:space="preserve">总的来说，这是一次把课堂知识拽进真实场景的尝试。数据结构不再是课本上的定义，算法也不再是试卷上的题目，它们变成了预测拥堵、优化通行、保障安全的工具。这种从”学”到”用”的跨越，大概就是课程设计最大的意义所在。</w:t>
+        <w:t xml:space="preserve">本课程设计围绕地铁站人群流动仿真这一实际应用场景，完成了从数据结构选型、核心算法设计、前后端开发到系统测试的完整开发流程。在数据结构层面，有向图、有限状态机、空间哈希与优先队列的合理组合为系统提供了坚实的底层支撑；在算法层面，Pareto 前沿与 TOPSIS 的引入使多目标路径规划从概念落地为可运行的模块；在工程层面，分层架构的设计与模块化开发策略有效保障了代码的可维护性与可扩展性。</w:t>
+      </w:r>
+    </w:p>
+    <w:p>
+      <w:pPr>
+        <w:pStyle w:val="BodyText"/>
+      </w:pPr>
+      <w:r>
+        <w:t xml:space="preserve">开发过程中，从邻接矩阵到 NetworkX DiGraph 的选型迭代、从四状态到九状态的行为模型细化、从暴力比较到空间哈希的性能优化，均体现了”从问题出发选择工具”的工程思维。该项目的完成不仅巩固了图论、动态规划、概率模型等理论知识，也积累了复杂系统设计与调优的实践经验，为后续从事相关领域的研究与开发奠定了基础。</w:t>
       </w:r>
     </w:p>
     <w:p>
@@ -557,8 +630,8 @@
         </w:pict>
       </w:r>
     </w:p>
-    <w:bookmarkEnd w:id="29"/>
-    <w:bookmarkStart w:id="30" w:name="参考文献"/>
+    <w:bookmarkEnd w:id="37"/>
+    <w:bookmarkStart w:id="38" w:name="参考文献"/>
     <w:p>
       <w:pPr>
         <w:pStyle w:val="Heading2"/>
@@ -631,8 +704,8 @@
         <w:t xml:space="preserve">[8] Hunter J D. Matplotlib: A 2D Graphics Environment[J]. Computing in Science &amp; Engineering, 2007, 9(3): 90-95.</w:t>
       </w:r>
     </w:p>
-    <w:bookmarkEnd w:id="30"/>
-    <w:bookmarkEnd w:id="31"/>
+    <w:bookmarkEnd w:id="38"/>
+    <w:bookmarkEnd w:id="39"/>
     <w:sectPr/>
   </w:body>
 </w:document>

--- a/个人课程设计报告.docx
+++ b/个人课程设计报告.docx
@@ -28,7 +28,7 @@
         </w:p>
       </w:sdtContent>
     </w:sdt>
-    <w:bookmarkStart w:id="39" w:name="地铁站人群流动仿真系统-课程设计报告"/>
+    <w:bookmarkStart w:id="67" w:name="地铁站人群流动仿真系统-课程设计报告"/>
     <w:p>
       <w:pPr>
         <w:pStyle w:val="Heading1"/>
@@ -200,16 +200,16 @@
       </w:r>
     </w:p>
     <w:bookmarkEnd w:id="21"/>
-    <w:bookmarkStart w:id="26" w:name="三核心数据结构的选取与论证"/>
+    <w:bookmarkStart w:id="38" w:name="三数据结构与算法设计"/>
     <w:p>
       <w:pPr>
         <w:pStyle w:val="Heading2"/>
       </w:pPr>
       <w:r>
-        <w:t xml:space="preserve">三、核心数据结构的选取与论证</w:t>
-      </w:r>
-    </w:p>
-    <w:bookmarkStart w:id="22" w:name="地铁站拓扑图-有向图digraph"/>
+        <w:t xml:space="preserve">三、数据结构与算法设计</w:t>
+      </w:r>
+    </w:p>
+    <w:bookmarkStart w:id="26" w:name="地铁站拓扑图-有向图digraph"/>
     <w:p>
       <w:pPr>
         <w:pStyle w:val="Heading3"/>
@@ -218,6 +218,15 @@
         <w:t xml:space="preserve">3.1 地铁站拓扑图 —— 有向图（DiGraph）</w:t>
       </w:r>
     </w:p>
+    <w:bookmarkStart w:id="22" w:name="数据结构选型论证"/>
+    <w:p>
+      <w:pPr>
+        <w:pStyle w:val="Heading4"/>
+      </w:pPr>
+      <w:r>
+        <w:t xml:space="preserve">3.1.1 数据结构选型论证</w:t>
+      </w:r>
+    </w:p>
     <w:p>
       <w:pPr>
         <w:pStyle w:val="FirstParagraph"/>
@@ -231,25 +240,578 @@
         <w:pStyle w:val="BodyText"/>
       </w:pPr>
       <w:r>
-        <w:t xml:space="preserve">在数据结构选型阶段，曾对比邻接矩阵、自定义邻接表及 NetworkX DiGraph 三种方案。邻接矩阵虽具备 O(1) 的边查询复杂度，但对于地铁站这类稀疏图而言，其 O(V²) 的空间复杂度导致大量内存浪费。自定义邻接表在空间效率与遍历性能上均表现优异，但需自行实现图算法（如 Dijkstra、BFS 等），开发与调试成本较高。NetworkX DiGraph 在保持邻接表空间效率的同时，内置了丰富的图算法接口与可视化支持，在开发效率与运行性能之间取得了良好平衡，故被确定为最终方案。</w:t>
-      </w:r>
-    </w:p>
+        <w:t xml:space="preserve">在数据结构选型阶段，曾对三种候选结构进行全面评估：</w:t>
+      </w:r>
+    </w:p>
+    <w:tbl>
+      <w:tblPr>
+        <w:tblStyle w:val="Table"/>
+        <w:tblW w:type="pct" w:w="5000"/>
+        <w:tblLook w:firstRow="1" w:lastRow="0" w:firstColumn="0" w:lastColumn="0" w:noHBand="0" w:noVBand="0" w:val="0020"/>
+        <w:jc w:val="start"/>
+      </w:tblPr>
+      <w:tblGrid>
+        <w:gridCol w:w="1296"/>
+        <w:gridCol w:w="1584"/>
+        <w:gridCol w:w="1152"/>
+        <w:gridCol w:w="1296"/>
+        <w:gridCol w:w="1728"/>
+        <w:gridCol w:w="864"/>
+      </w:tblGrid>
+      <w:tr>
+        <w:trPr>
+          <w:tblHeader w:val="true"/>
+        </w:trPr>
+        <w:tc>
+          <w:tcPr/>
+          <w:p>
+            <w:pPr>
+              <w:pStyle w:val="Compact"/>
+              <w:jc w:val="left"/>
+            </w:pPr>
+            <w:r>
+              <w:t xml:space="preserve">候选结构</w:t>
+            </w:r>
+          </w:p>
+        </w:tc>
+        <w:tc>
+          <w:tcPr/>
+          <w:p>
+            <w:pPr>
+              <w:pStyle w:val="Compact"/>
+              <w:jc w:val="left"/>
+            </w:pPr>
+            <w:r>
+              <w:t xml:space="preserve">空间复杂度</w:t>
+            </w:r>
+          </w:p>
+        </w:tc>
+        <w:tc>
+          <w:tcPr/>
+          <w:p>
+            <w:pPr>
+              <w:pStyle w:val="Compact"/>
+              <w:jc w:val="left"/>
+            </w:pPr>
+            <w:r>
+              <w:t xml:space="preserve">边查询</w:t>
+            </w:r>
+          </w:p>
+        </w:tc>
+        <w:tc>
+          <w:tcPr/>
+          <w:p>
+            <w:pPr>
+              <w:pStyle w:val="Compact"/>
+              <w:jc w:val="left"/>
+            </w:pPr>
+            <w:r>
+              <w:t xml:space="preserve">邻接遍历</w:t>
+            </w:r>
+          </w:p>
+        </w:tc>
+        <w:tc>
+          <w:tcPr/>
+          <w:p>
+            <w:pPr>
+              <w:pStyle w:val="Compact"/>
+              <w:jc w:val="left"/>
+            </w:pPr>
+            <w:r>
+              <w:t xml:space="preserve">路径规划支持</w:t>
+            </w:r>
+          </w:p>
+        </w:tc>
+        <w:tc>
+          <w:tcPr/>
+          <w:p>
+            <w:pPr>
+              <w:pStyle w:val="Compact"/>
+              <w:jc w:val="left"/>
+            </w:pPr>
+            <w:r>
+              <w:t xml:space="preserve">结论</w:t>
+            </w:r>
+          </w:p>
+        </w:tc>
+      </w:tr>
+      <w:tr>
+        <w:tc>
+          <w:tcPr/>
+          <w:p>
+            <w:pPr>
+              <w:pStyle w:val="Compact"/>
+              <w:jc w:val="left"/>
+            </w:pPr>
+            <w:r>
+              <w:t xml:space="preserve">邻接矩阵</w:t>
+            </w:r>
+          </w:p>
+        </w:tc>
+        <w:tc>
+          <w:tcPr/>
+          <w:p>
+            <w:pPr>
+              <w:pStyle w:val="Compact"/>
+              <w:jc w:val="left"/>
+            </w:pPr>
+            <w:r>
+              <w:t xml:space="preserve">O(V²)</w:t>
+            </w:r>
+          </w:p>
+        </w:tc>
+        <w:tc>
+          <w:tcPr/>
+          <w:p>
+            <w:pPr>
+              <w:pStyle w:val="Compact"/>
+              <w:jc w:val="left"/>
+            </w:pPr>
+            <w:r>
+              <w:t xml:space="preserve">O(1)</w:t>
+            </w:r>
+          </w:p>
+        </w:tc>
+        <w:tc>
+          <w:tcPr/>
+          <w:p>
+            <w:pPr>
+              <w:pStyle w:val="Compact"/>
+              <w:jc w:val="left"/>
+            </w:pPr>
+            <w:r>
+              <w:t xml:space="preserve">O(V)</w:t>
+            </w:r>
+          </w:p>
+        </w:tc>
+        <w:tc>
+          <w:tcPr/>
+          <w:p>
+            <w:pPr>
+              <w:pStyle w:val="Compact"/>
+              <w:jc w:val="left"/>
+            </w:pPr>
+            <w:r>
+              <w:t xml:space="preserve">需手写算法</w:t>
+            </w:r>
+          </w:p>
+        </w:tc>
+        <w:tc>
+          <w:tcPr/>
+          <w:p>
+            <w:pPr>
+              <w:pStyle w:val="Compact"/>
+              <w:jc w:val="left"/>
+            </w:pPr>
+            <w:r>
+              <w:t xml:space="preserve">稀疏图空间浪费严重，不适用</w:t>
+            </w:r>
+          </w:p>
+        </w:tc>
+      </w:tr>
+      <w:tr>
+        <w:tc>
+          <w:tcPr/>
+          <w:p>
+            <w:pPr>
+              <w:pStyle w:val="Compact"/>
+              <w:jc w:val="left"/>
+            </w:pPr>
+            <w:r>
+              <w:t xml:space="preserve">自定义邻接表</w:t>
+            </w:r>
+          </w:p>
+        </w:tc>
+        <w:tc>
+          <w:tcPr/>
+          <w:p>
+            <w:pPr>
+              <w:pStyle w:val="Compact"/>
+              <w:jc w:val="left"/>
+            </w:pPr>
+            <w:r>
+              <w:t xml:space="preserve">O(V+E)</w:t>
+            </w:r>
+          </w:p>
+        </w:tc>
+        <w:tc>
+          <w:tcPr/>
+          <w:p>
+            <w:pPr>
+              <w:pStyle w:val="Compact"/>
+              <w:jc w:val="left"/>
+            </w:pPr>
+            <w:r>
+              <w:t xml:space="preserve">O(deg(v))</w:t>
+            </w:r>
+          </w:p>
+        </w:tc>
+        <w:tc>
+          <w:tcPr/>
+          <w:p>
+            <w:pPr>
+              <w:pStyle w:val="Compact"/>
+              <w:jc w:val="left"/>
+            </w:pPr>
+            <w:r>
+              <w:t xml:space="preserve">O(deg(v))</w:t>
+            </w:r>
+          </w:p>
+        </w:tc>
+        <w:tc>
+          <w:tcPr/>
+          <w:p>
+            <w:pPr>
+              <w:pStyle w:val="Compact"/>
+              <w:jc w:val="left"/>
+            </w:pPr>
+            <w:r>
+              <w:t xml:space="preserve">需手写算法</w:t>
+            </w:r>
+          </w:p>
+        </w:tc>
+        <w:tc>
+          <w:tcPr/>
+          <w:p>
+            <w:pPr>
+              <w:pStyle w:val="Compact"/>
+              <w:jc w:val="left"/>
+            </w:pPr>
+            <w:r>
+              <w:t xml:space="preserve">空间最优，但开发成本高、易出错</w:t>
+            </w:r>
+          </w:p>
+        </w:tc>
+      </w:tr>
+      <w:tr>
+        <w:tc>
+          <w:tcPr/>
+          <w:p>
+            <w:pPr>
+              <w:pStyle w:val="Compact"/>
+              <w:jc w:val="left"/>
+            </w:pPr>
+            <w:r>
+              <w:t xml:space="preserve">NetworkX DiGraph</w:t>
+            </w:r>
+          </w:p>
+        </w:tc>
+        <w:tc>
+          <w:tcPr/>
+          <w:p>
+            <w:pPr>
+              <w:pStyle w:val="Compact"/>
+              <w:jc w:val="left"/>
+            </w:pPr>
+            <w:r>
+              <w:t xml:space="preserve">O(V+E)</w:t>
+            </w:r>
+          </w:p>
+        </w:tc>
+        <w:tc>
+          <w:tcPr/>
+          <w:p>
+            <w:pPr>
+              <w:pStyle w:val="Compact"/>
+              <w:jc w:val="left"/>
+            </w:pPr>
+            <w:r>
+              <w:t xml:space="preserve">O(deg(v))</w:t>
+            </w:r>
+          </w:p>
+        </w:tc>
+        <w:tc>
+          <w:tcPr/>
+          <w:p>
+            <w:pPr>
+              <w:pStyle w:val="Compact"/>
+              <w:jc w:val="left"/>
+            </w:pPr>
+            <w:r>
+              <w:t xml:space="preserve">O(deg(v))</w:t>
+            </w:r>
+          </w:p>
+        </w:tc>
+        <w:tc>
+          <w:tcPr/>
+          <w:p>
+            <w:pPr>
+              <w:pStyle w:val="Compact"/>
+              <w:jc w:val="left"/>
+            </w:pPr>
+            <w:r>
+              <w:t xml:space="preserve">内置 Dijkstra/BFS/DFS</w:t>
+            </w:r>
+          </w:p>
+        </w:tc>
+        <w:tc>
+          <w:tcPr/>
+          <w:p>
+            <w:pPr>
+              <w:pStyle w:val="Compact"/>
+              <w:jc w:val="left"/>
+            </w:pPr>
+            <w:r>
+              <w:t xml:space="preserve">空间效率与开发效率兼顾，选定</w:t>
+            </w:r>
+          </w:p>
+        </w:tc>
+      </w:tr>
+    </w:tbl>
     <w:p>
       <w:pPr>
         <w:pStyle w:val="BodyText"/>
       </w:pPr>
       <w:r>
-        <w:t xml:space="preserve">为避免频繁遍历全图进行类型查询与楼层查询，StationGraph 引入了惰性索引机制。该类内部维护 _type_index 与 _floor_index 两个字典，分别按节点类型与楼层建立索引。当图结构发生变更时，设置 _dirty 标志位；查询操作前检查该标志，若已置位则触发索引重建。该机制将 get_nodes_by_type() 的均摊时间复杂度从 O(V) 降至 O(1)，在仿真运行阶段显著提升了查询效率。</w:t>
+        <w:t xml:space="preserve">对于地铁站这类稀疏图，节点数 V 与边数 E 满足 E ≪ V²。以中型站为例，V ≈ 17，E ≈ 32，邻接矩阵需分配 289 个存储单元，其中有效项仅占 11%，内存浪费率高达 89%。自定义邻接表虽在空间效率上达到理论最优，但需自行实现图遍历、最短路径、连通性检测等算法，开发周期与调试成本难以接受。NetworkX DiGraph 底层采用优化的邻接表字典结构，同时内置了丰富的图算法接口与可视化支持，在开发效率与运行性能之间取得了良好平衡。</w:t>
+      </w:r>
+    </w:p>
+    <w:p>
+      <w:pPr>
+        <w:pStyle w:val="BodyText"/>
+      </w:pPr>
+      <w:r>
+        <w:t xml:space="preserve">StationGraph 的核心结构定义如下：</w:t>
+      </w:r>
+    </w:p>
+    <w:p>
+      <w:pPr>
+        <w:pStyle w:val="SourceCode"/>
+      </w:pPr>
+      <w:r>
+        <w:rPr>
+          <w:rStyle w:val="KeywordTok"/>
+        </w:rPr>
+        <w:t xml:space="preserve">class</w:t>
+      </w:r>
+      <w:r>
+        <w:rPr>
+          <w:rStyle w:val="NormalTok"/>
+        </w:rPr>
+        <w:t xml:space="preserve"> StationGraph:</w:t>
+      </w:r>
+      <w:r>
+        <w:br/>
+      </w:r>
+      <w:r>
+        <w:rPr>
+          <w:rStyle w:val="NormalTok"/>
+        </w:rPr>
+        <w:t xml:space="preserve">    </w:t>
+      </w:r>
+      <w:r>
+        <w:rPr>
+          <w:rStyle w:val="KeywordTok"/>
+        </w:rPr>
+        <w:t xml:space="preserve">def</w:t>
+      </w:r>
+      <w:r>
+        <w:rPr>
+          <w:rStyle w:val="NormalTok"/>
+        </w:rPr>
+        <w:t xml:space="preserve"> </w:t>
+      </w:r>
+      <w:r>
+        <w:rPr>
+          <w:rStyle w:val="FunctionTok"/>
+        </w:rPr>
+        <w:t xml:space="preserve">__init__</w:t>
+      </w:r>
+      <w:r>
+        <w:rPr>
+          <w:rStyle w:val="NormalTok"/>
+        </w:rPr>
+        <w:t xml:space="preserve">(</w:t>
+      </w:r>
+      <w:r>
+        <w:rPr>
+          <w:rStyle w:val="VariableTok"/>
+        </w:rPr>
+        <w:t xml:space="preserve">self</w:t>
+      </w:r>
+      <w:r>
+        <w:rPr>
+          <w:rStyle w:val="NormalTok"/>
+        </w:rPr>
+        <w:t xml:space="preserve">):</w:t>
+      </w:r>
+      <w:r>
+        <w:br/>
+      </w:r>
+      <w:r>
+        <w:rPr>
+          <w:rStyle w:val="NormalTok"/>
+        </w:rPr>
+        <w:t xml:space="preserve">        </w:t>
+      </w:r>
+      <w:r>
+        <w:rPr>
+          <w:rStyle w:val="VariableTok"/>
+        </w:rPr>
+        <w:t xml:space="preserve">self</w:t>
+      </w:r>
+      <w:r>
+        <w:rPr>
+          <w:rStyle w:val="NormalTok"/>
+        </w:rPr>
+        <w:t xml:space="preserve">.graph </w:t>
+      </w:r>
+      <w:r>
+        <w:rPr>
+          <w:rStyle w:val="OperatorTok"/>
+        </w:rPr>
+        <w:t xml:space="preserve">=</w:t>
+      </w:r>
+      <w:r>
+        <w:rPr>
+          <w:rStyle w:val="NormalTok"/>
+        </w:rPr>
+        <w:t xml:space="preserve"> nx.DiGraph()      </w:t>
+      </w:r>
+      <w:r>
+        <w:rPr>
+          <w:rStyle w:val="CommentTok"/>
+        </w:rPr>
+        <w:t xml:space="preserve"># 底层有向图</w:t>
+      </w:r>
+      <w:r>
+        <w:br/>
+      </w:r>
+      <w:r>
+        <w:rPr>
+          <w:rStyle w:val="NormalTok"/>
+        </w:rPr>
+        <w:t xml:space="preserve">        </w:t>
+      </w:r>
+      <w:r>
+        <w:rPr>
+          <w:rStyle w:val="VariableTok"/>
+        </w:rPr>
+        <w:t xml:space="preserve">self</w:t>
+      </w:r>
+      <w:r>
+        <w:rPr>
+          <w:rStyle w:val="NormalTok"/>
+        </w:rPr>
+        <w:t xml:space="preserve">._type_index </w:t>
+      </w:r>
+      <w:r>
+        <w:rPr>
+          <w:rStyle w:val="OperatorTok"/>
+        </w:rPr>
+        <w:t xml:space="preserve">=</w:t>
+      </w:r>
+      <w:r>
+        <w:rPr>
+          <w:rStyle w:val="NormalTok"/>
+        </w:rPr>
+        <w:t xml:space="preserve"> {}           </w:t>
+      </w:r>
+      <w:r>
+        <w:rPr>
+          <w:rStyle w:val="CommentTok"/>
+        </w:rPr>
+        <w:t xml:space="preserve"># 按类型索引（缓存）</w:t>
+      </w:r>
+      <w:r>
+        <w:br/>
+      </w:r>
+      <w:r>
+        <w:rPr>
+          <w:rStyle w:val="NormalTok"/>
+        </w:rPr>
+        <w:t xml:space="preserve">        </w:t>
+      </w:r>
+      <w:r>
+        <w:rPr>
+          <w:rStyle w:val="VariableTok"/>
+        </w:rPr>
+        <w:t xml:space="preserve">self</w:t>
+      </w:r>
+      <w:r>
+        <w:rPr>
+          <w:rStyle w:val="NormalTok"/>
+        </w:rPr>
+        <w:t xml:space="preserve">._floor_index </w:t>
+      </w:r>
+      <w:r>
+        <w:rPr>
+          <w:rStyle w:val="OperatorTok"/>
+        </w:rPr>
+        <w:t xml:space="preserve">=</w:t>
+      </w:r>
+      <w:r>
+        <w:rPr>
+          <w:rStyle w:val="NormalTok"/>
+        </w:rPr>
+        <w:t xml:space="preserve"> {}          </w:t>
+      </w:r>
+      <w:r>
+        <w:rPr>
+          <w:rStyle w:val="CommentTok"/>
+        </w:rPr>
+        <w:t xml:space="preserve"># 按楼层索引（缓存）</w:t>
+      </w:r>
+      <w:r>
+        <w:br/>
+      </w:r>
+      <w:r>
+        <w:rPr>
+          <w:rStyle w:val="NormalTok"/>
+        </w:rPr>
+        <w:t xml:space="preserve">        </w:t>
+      </w:r>
+      <w:r>
+        <w:rPr>
+          <w:rStyle w:val="VariableTok"/>
+        </w:rPr>
+        <w:t xml:space="preserve">self</w:t>
+      </w:r>
+      <w:r>
+        <w:rPr>
+          <w:rStyle w:val="NormalTok"/>
+        </w:rPr>
+        <w:t xml:space="preserve">._dirty </w:t>
+      </w:r>
+      <w:r>
+        <w:rPr>
+          <w:rStyle w:val="OperatorTok"/>
+        </w:rPr>
+        <w:t xml:space="preserve">=</w:t>
+      </w:r>
+      <w:r>
+        <w:rPr>
+          <w:rStyle w:val="NormalTok"/>
+        </w:rPr>
+        <w:t xml:space="preserve"> </w:t>
+      </w:r>
+      <w:r>
+        <w:rPr>
+          <w:rStyle w:val="VariableTok"/>
+        </w:rPr>
+        <w:t xml:space="preserve">True</w:t>
+      </w:r>
+      <w:r>
+        <w:rPr>
+          <w:rStyle w:val="NormalTok"/>
+        </w:rPr>
+        <w:t xml:space="preserve">              </w:t>
+      </w:r>
+      <w:r>
+        <w:rPr>
+          <w:rStyle w:val="CommentTok"/>
+        </w:rPr>
+        <w:t xml:space="preserve"># 索引脏标记</w:t>
       </w:r>
     </w:p>
     <w:bookmarkEnd w:id="22"/>
-    <w:bookmarkStart w:id="23" w:name="乘客对象-有限状态机fsm"/>
-    <w:p>
-      <w:pPr>
-        <w:pStyle w:val="Heading3"/>
-      </w:pPr>
-      <w:r>
-        <w:t xml:space="preserve">3.2 乘客对象 —— 有限状态机（FSM）</w:t>
+    <w:bookmarkStart w:id="23" w:name="惰性索引机制"/>
+    <w:p>
+      <w:pPr>
+        <w:pStyle w:val="Heading4"/>
+      </w:pPr>
+      <w:r>
+        <w:t xml:space="preserve">3.1.2 惰性索引机制</w:t>
       </w:r>
     </w:p>
     <w:p>
@@ -257,7 +819,22 @@
         <w:pStyle w:val="FirstParagraph"/>
       </w:pPr>
       <w:r>
-        <w:t xml:space="preserve">乘客从进站到出站需经历多个离散阶段，各阶段的行为规则差异显著。若采用传统的嵌套条件语句实现，代码将呈现高度耦合的”意大利面条”结构，难以维护与扩展。因此，本系统采用有限状态机（Finite State Machine, FSM）对乘客行为进行建模。</w:t>
+        <w:t xml:space="preserve">直接使用 DiGraph 进行类型查询时，每次调用</w:t>
+      </w:r>
+      <w:r>
+        <w:t xml:space="preserve"> </w:t>
+      </w:r>
+      <w:r>
+        <w:rPr>
+          <w:rStyle w:val="VerbatimChar"/>
+        </w:rPr>
+        <w:t xml:space="preserve">get_nodes_by_type()</w:t>
+      </w:r>
+      <w:r>
+        <w:t xml:space="preserve"> </w:t>
+      </w:r>
+      <w:r>
+        <w:t xml:space="preserve">均需遍历全部节点，时间复杂度为 O(V)。在仿真运行阶段，该操作每步执行多次（如查找所有入口以生成新乘客、查找所有站台以统计候车人数），成为显著的性能瓶颈。</w:t>
       </w:r>
     </w:p>
     <w:p>
@@ -265,7 +842,43 @@
         <w:pStyle w:val="BodyText"/>
       </w:pPr>
       <w:r>
-        <w:t xml:space="preserve">乘客生命周期被定义为九个状态：STATE_ENTERING（进入车站）、STATE_TICKET（购票/刷卡）、STATE_SECURITY（安检）、STATE_GATE（过闸机）、STATE_WALKING（通道行走）、STATE_WAITING（站台候车）、STATE_BOARDING（上车）、STATE_RIDING（乘车中）、STATE_EXITING（出站）。状态转移由节点类型、乘客属性及外部环境共同决定。例如，当无票乘客到达 ticket 类型节点时，依据其熟悉度以 40% 至 80% 的概率跳过购票环节，直接进入闸机通道，该机制更加贴近现代地铁场景中移动支付普及后的实际通行模式。</w:t>
+        <w:t xml:space="preserve">为解决该问题，本系统引入了惰性索引机制。StationGraph 内部维护两个字典：</w:t>
+      </w:r>
+      <w:r>
+        <w:rPr>
+          <w:rStyle w:val="VerbatimChar"/>
+        </w:rPr>
+        <w:t xml:space="preserve">_type_index</w:t>
+      </w:r>
+      <w:r>
+        <w:t xml:space="preserve"> </w:t>
+      </w:r>
+      <w:r>
+        <w:t xml:space="preserve">按节点类型映射到节点列表，</w:t>
+      </w:r>
+      <w:r>
+        <w:rPr>
+          <w:rStyle w:val="VerbatimChar"/>
+        </w:rPr>
+        <w:t xml:space="preserve">_floor_index</w:t>
+      </w:r>
+      <w:r>
+        <w:t xml:space="preserve"> </w:t>
+      </w:r>
+      <w:r>
+        <w:t xml:space="preserve">按楼层映射到节点列表。当图结构发生变更（如添加、删除节点）时，设置</w:t>
+      </w:r>
+      <w:r>
+        <w:t xml:space="preserve"> </w:t>
+      </w:r>
+      <w:r>
+        <w:rPr>
+          <w:rStyle w:val="VerbatimChar"/>
+        </w:rPr>
+        <w:t xml:space="preserve">_dirty = True</w:t>
+      </w:r>
+      <w:r>
+        <w:t xml:space="preserve">；查询操作前检查该标志，若已置位则触发索引重建，重建完成后清除脏标记。</w:t>
       </w:r>
     </w:p>
     <w:p>
@@ -273,17 +886,111 @@
         <w:pStyle w:val="BodyText"/>
       </w:pPr>
       <w:r>
-        <w:t xml:space="preserve">状态调度采用 Python 字典分发（dict dispatch）实现，时间复杂度为 O(1)，相较于冗长的 if-else 链具有更高的执行效率与可扩展性。</w:t>
+        <w:t xml:space="preserve">索引重建的伪代码如下：</w:t>
+      </w:r>
+    </w:p>
+    <w:p>
+      <w:pPr>
+        <w:pStyle w:val="SourceCode"/>
+      </w:pPr>
+      <w:r>
+        <w:rPr>
+          <w:rStyle w:val="VerbatimChar"/>
+        </w:rPr>
+        <w:t xml:space="preserve">算法: RebuildIndex</w:t>
+      </w:r>
+      <w:r>
+        <w:br/>
+      </w:r>
+      <w:r>
+        <w:rPr>
+          <w:rStyle w:val="VerbatimChar"/>
+        </w:rPr>
+        <w:t xml:space="preserve">输入: 图 G</w:t>
+      </w:r>
+      <w:r>
+        <w:br/>
+      </w:r>
+      <w:r>
+        <w:rPr>
+          <w:rStyle w:val="VerbatimChar"/>
+        </w:rPr>
+        <w:t xml:space="preserve">输出: 更新后的 _type_index 与 _floor_index</w:t>
+      </w:r>
+      <w:r>
+        <w:br/>
+      </w:r>
+      <w:r>
+        <w:br/>
+      </w:r>
+      <w:r>
+        <w:rPr>
+          <w:rStyle w:val="VerbatimChar"/>
+        </w:rPr>
+        <w:t xml:space="preserve">1. _type_index ← 空字典</w:t>
+      </w:r>
+      <w:r>
+        <w:br/>
+      </w:r>
+      <w:r>
+        <w:rPr>
+          <w:rStyle w:val="VerbatimChar"/>
+        </w:rPr>
+        <w:t xml:space="preserve">2. _floor_index ← 空字典</w:t>
+      </w:r>
+      <w:r>
+        <w:br/>
+      </w:r>
+      <w:r>
+        <w:rPr>
+          <w:rStyle w:val="VerbatimChar"/>
+        </w:rPr>
+        <w:t xml:space="preserve">3. for each (node, data) in G.nodes(data=True):</w:t>
+      </w:r>
+      <w:r>
+        <w:br/>
+      </w:r>
+      <w:r>
+        <w:rPr>
+          <w:rStyle w:val="VerbatimChar"/>
+        </w:rPr>
+        <w:t xml:space="preserve">4.   _type_index[data['type']].append(node)</w:t>
+      </w:r>
+      <w:r>
+        <w:br/>
+      </w:r>
+      <w:r>
+        <w:rPr>
+          <w:rStyle w:val="VerbatimChar"/>
+        </w:rPr>
+        <w:t xml:space="preserve">5.   _floor_index[data.get('floor', 0)].append(node)</w:t>
+      </w:r>
+      <w:r>
+        <w:br/>
+      </w:r>
+      <w:r>
+        <w:rPr>
+          <w:rStyle w:val="VerbatimChar"/>
+        </w:rPr>
+        <w:t xml:space="preserve">6. _dirty ← False</w:t>
+      </w:r>
+    </w:p>
+    <w:p>
+      <w:pPr>
+        <w:pStyle w:val="FirstParagraph"/>
+      </w:pPr>
+      <w:r>
+        <w:t xml:space="preserve">单次索引重建的时间复杂度为 O(V)，但该操作仅在图结构变更时触发。在仿真运行阶段，图结构保持不变，查询操作可直接命中缓存索引，时间复杂度降至 O(1)。设图结构变更次数为 M，总查询次数为 Q，则均摊时间复杂度为 O(M·V + Q)，当 Q ≫ M 时，均摊查询复杂度趋近于 O(1)。</w:t>
       </w:r>
     </w:p>
     <w:bookmarkEnd w:id="23"/>
-    <w:bookmarkStart w:id="24" w:name="空间哈希spatialhash"/>
-    <w:p>
-      <w:pPr>
-        <w:pStyle w:val="Heading3"/>
-      </w:pPr>
-      <w:r>
-        <w:t xml:space="preserve">3.3 空间哈希（SpatialHash）</w:t>
+    <w:bookmarkStart w:id="24" w:name="节点与边的属性设计"/>
+    <w:p>
+      <w:pPr>
+        <w:pStyle w:val="Heading4"/>
+      </w:pPr>
+      <w:r>
+        <w:t xml:space="preserve">3.1.3 节点与边的属性设计</w:t>
       </w:r>
     </w:p>
     <w:p>
@@ -291,25 +998,589 @@
         <w:pStyle w:val="FirstParagraph"/>
       </w:pPr>
       <w:r>
-        <w:t xml:space="preserve">碰撞检测若采用暴力两两比较，时间复杂度为 O(N²)，在千人以上规模时不可接受。空间哈希将二维空间划分为固定大小的网格单元，仅检查同一单元及相邻单元内的实体，将时间复杂度降至 O(N)。</w:t>
-      </w:r>
-    </w:p>
+        <w:t xml:space="preserve">节点属性（node_attributes）设计如下：</w:t>
+      </w:r>
+    </w:p>
+    <w:tbl>
+      <w:tblPr>
+        <w:tblStyle w:val="Table"/>
+        <w:tblW w:type="pct" w:w="5000"/>
+        <w:tblLook w:firstRow="1" w:lastRow="0" w:firstColumn="0" w:lastColumn="0" w:noHBand="0" w:noVBand="0" w:val="0020"/>
+        <w:jc w:val="start"/>
+      </w:tblPr>
+      <w:tblGrid>
+        <w:gridCol w:w="3168"/>
+        <w:gridCol w:w="2376"/>
+        <w:gridCol w:w="2376"/>
+      </w:tblGrid>
+      <w:tr>
+        <w:trPr>
+          <w:tblHeader w:val="true"/>
+        </w:trPr>
+        <w:tc>
+          <w:tcPr/>
+          <w:p>
+            <w:pPr>
+              <w:pStyle w:val="Compact"/>
+              <w:jc w:val="left"/>
+            </w:pPr>
+            <w:r>
+              <w:t xml:space="preserve">属性名</w:t>
+            </w:r>
+          </w:p>
+        </w:tc>
+        <w:tc>
+          <w:tcPr/>
+          <w:p>
+            <w:pPr>
+              <w:pStyle w:val="Compact"/>
+              <w:jc w:val="left"/>
+            </w:pPr>
+            <w:r>
+              <w:t xml:space="preserve">类型</w:t>
+            </w:r>
+          </w:p>
+        </w:tc>
+        <w:tc>
+          <w:tcPr/>
+          <w:p>
+            <w:pPr>
+              <w:pStyle w:val="Compact"/>
+              <w:jc w:val="left"/>
+            </w:pPr>
+            <w:r>
+              <w:t xml:space="preserve">含义</w:t>
+            </w:r>
+          </w:p>
+        </w:tc>
+      </w:tr>
+      <w:tr>
+        <w:tc>
+          <w:tcPr/>
+          <w:p>
+            <w:pPr>
+              <w:pStyle w:val="Compact"/>
+              <w:jc w:val="left"/>
+            </w:pPr>
+            <w:r>
+              <w:t xml:space="preserve">type</w:t>
+            </w:r>
+          </w:p>
+        </w:tc>
+        <w:tc>
+          <w:tcPr/>
+          <w:p>
+            <w:pPr>
+              <w:pStyle w:val="Compact"/>
+              <w:jc w:val="left"/>
+            </w:pPr>
+            <w:r>
+              <w:t xml:space="preserve">str</w:t>
+            </w:r>
+          </w:p>
+        </w:tc>
+        <w:tc>
+          <w:tcPr/>
+          <w:p>
+            <w:pPr>
+              <w:pStyle w:val="Compact"/>
+              <w:jc w:val="left"/>
+            </w:pPr>
+            <w:r>
+              <w:t xml:space="preserve">节点类型（entrance/exit/security/ticket/gate/platform/corridor/stairs/escalator）</w:t>
+            </w:r>
+          </w:p>
+        </w:tc>
+      </w:tr>
+      <w:tr>
+        <w:tc>
+          <w:tcPr/>
+          <w:p>
+            <w:pPr>
+              <w:pStyle w:val="Compact"/>
+              <w:jc w:val="left"/>
+            </w:pPr>
+            <w:r>
+              <w:t xml:space="preserve">capacity</w:t>
+            </w:r>
+          </w:p>
+        </w:tc>
+        <w:tc>
+          <w:tcPr/>
+          <w:p>
+            <w:pPr>
+              <w:pStyle w:val="Compact"/>
+              <w:jc w:val="left"/>
+            </w:pPr>
+            <w:r>
+              <w:t xml:space="preserve">int</w:t>
+            </w:r>
+          </w:p>
+        </w:tc>
+        <w:tc>
+          <w:tcPr/>
+          <w:p>
+            <w:pPr>
+              <w:pStyle w:val="Compact"/>
+              <w:jc w:val="left"/>
+            </w:pPr>
+            <w:r>
+              <w:t xml:space="preserve">节点容量（人）</w:t>
+            </w:r>
+          </w:p>
+        </w:tc>
+      </w:tr>
+      <w:tr>
+        <w:tc>
+          <w:tcPr/>
+          <w:p>
+            <w:pPr>
+              <w:pStyle w:val="Compact"/>
+              <w:jc w:val="left"/>
+            </w:pPr>
+            <w:r>
+              <w:t xml:space="preserve">x, y, floor</w:t>
+            </w:r>
+          </w:p>
+        </w:tc>
+        <w:tc>
+          <w:tcPr/>
+          <w:p>
+            <w:pPr>
+              <w:pStyle w:val="Compact"/>
+              <w:jc w:val="left"/>
+            </w:pPr>
+            <w:r>
+              <w:t xml:space="preserve">float/int</w:t>
+            </w:r>
+          </w:p>
+        </w:tc>
+        <w:tc>
+          <w:tcPr/>
+          <w:p>
+            <w:pPr>
+              <w:pStyle w:val="Compact"/>
+              <w:jc w:val="left"/>
+            </w:pPr>
+            <w:r>
+              <w:t xml:space="preserve">空间坐标与楼层</w:t>
+            </w:r>
+          </w:p>
+        </w:tc>
+      </w:tr>
+      <w:tr>
+        <w:tc>
+          <w:tcPr/>
+          <w:p>
+            <w:pPr>
+              <w:pStyle w:val="Compact"/>
+              <w:jc w:val="left"/>
+            </w:pPr>
+            <w:r>
+              <w:t xml:space="preserve">area</w:t>
+            </w:r>
+          </w:p>
+        </w:tc>
+        <w:tc>
+          <w:tcPr/>
+          <w:p>
+            <w:pPr>
+              <w:pStyle w:val="Compact"/>
+              <w:jc w:val="left"/>
+            </w:pPr>
+            <w:r>
+              <w:t xml:space="preserve">float</w:t>
+            </w:r>
+          </w:p>
+        </w:tc>
+        <w:tc>
+          <w:tcPr/>
+          <w:p>
+            <w:pPr>
+              <w:pStyle w:val="Compact"/>
+              <w:jc w:val="left"/>
+            </w:pPr>
+            <w:r>
+              <w:t xml:space="preserve">面积（m²），用于密度计算</w:t>
+            </w:r>
+          </w:p>
+        </w:tc>
+      </w:tr>
+      <w:tr>
+        <w:tc>
+          <w:tcPr/>
+          <w:p>
+            <w:pPr>
+              <w:pStyle w:val="Compact"/>
+              <w:jc w:val="left"/>
+            </w:pPr>
+            <w:r>
+              <w:t xml:space="preserve">base_speed</w:t>
+            </w:r>
+          </w:p>
+        </w:tc>
+        <w:tc>
+          <w:tcPr/>
+          <w:p>
+            <w:pPr>
+              <w:pStyle w:val="Compact"/>
+              <w:jc w:val="left"/>
+            </w:pPr>
+            <w:r>
+              <w:t xml:space="preserve">float</w:t>
+            </w:r>
+          </w:p>
+        </w:tc>
+        <w:tc>
+          <w:tcPr/>
+          <w:p>
+            <w:pPr>
+              <w:pStyle w:val="Compact"/>
+              <w:jc w:val="left"/>
+            </w:pPr>
+            <w:r>
+              <w:t xml:space="preserve">基础通行速度上限（m/s）</w:t>
+            </w:r>
+          </w:p>
+        </w:tc>
+      </w:tr>
+      <w:tr>
+        <w:tc>
+          <w:tcPr/>
+          <w:p>
+            <w:pPr>
+              <w:pStyle w:val="Compact"/>
+              <w:jc w:val="left"/>
+            </w:pPr>
+            <w:r>
+              <w:t xml:space="preserve">current_density</w:t>
+            </w:r>
+          </w:p>
+        </w:tc>
+        <w:tc>
+          <w:tcPr/>
+          <w:p>
+            <w:pPr>
+              <w:pStyle w:val="Compact"/>
+              <w:jc w:val="left"/>
+            </w:pPr>
+            <w:r>
+              <w:t xml:space="preserve">float</w:t>
+            </w:r>
+          </w:p>
+        </w:tc>
+        <w:tc>
+          <w:tcPr/>
+          <w:p>
+            <w:pPr>
+              <w:pStyle w:val="Compact"/>
+              <w:jc w:val="left"/>
+            </w:pPr>
+            <w:r>
+              <w:t xml:space="preserve">实时密度（人/m²）</w:t>
+            </w:r>
+          </w:p>
+        </w:tc>
+      </w:tr>
+      <w:tr>
+        <w:tc>
+          <w:tcPr/>
+          <w:p>
+            <w:pPr>
+              <w:pStyle w:val="Compact"/>
+              <w:jc w:val="left"/>
+            </w:pPr>
+            <w:r>
+              <w:t xml:space="preserve">congestion</w:t>
+            </w:r>
+          </w:p>
+        </w:tc>
+        <w:tc>
+          <w:tcPr/>
+          <w:p>
+            <w:pPr>
+              <w:pStyle w:val="Compact"/>
+              <w:jc w:val="left"/>
+            </w:pPr>
+            <w:r>
+              <w:t xml:space="preserve">float</w:t>
+            </w:r>
+          </w:p>
+        </w:tc>
+        <w:tc>
+          <w:tcPr/>
+          <w:p>
+            <w:pPr>
+              <w:pStyle w:val="Compact"/>
+              <w:jc w:val="left"/>
+            </w:pPr>
+            <w:r>
+              <w:t xml:space="preserve">拥堵系数</w:t>
+            </w:r>
+          </w:p>
+        </w:tc>
+      </w:tr>
+    </w:tbl>
     <w:p>
       <w:pPr>
         <w:pStyle w:val="BodyText"/>
       </w:pPr>
       <w:r>
-        <w:t xml:space="preserve">本系统的 SpatialHash 类采用字典存储网格，键为单元坐标 (cell_x, cell_y)，值为该单元内的实体列表。单元格大小根据实体数量动态调整：百人规模设为 2.0 米，千人规模设为 1.5 米，更大规模进一步缩小至 1.0 米，以平衡查询效率与内存占用。</w:t>
-      </w:r>
-    </w:p>
+        <w:t xml:space="preserve">边属性（edge_attributes）设计如下：</w:t>
+      </w:r>
+    </w:p>
+    <w:tbl>
+      <w:tblPr>
+        <w:tblStyle w:val="Table"/>
+        <w:tblW w:type="auto" w:w="0"/>
+        <w:tblLook w:firstRow="1" w:lastRow="0" w:firstColumn="0" w:lastColumn="0" w:noHBand="0" w:noVBand="0" w:val="0020"/>
+        <w:jc w:val="start"/>
+      </w:tblPr>
+      <w:tblGrid>
+        <w:gridCol w:w="2640"/>
+        <w:gridCol w:w="2640"/>
+        <w:gridCol w:w="2640"/>
+      </w:tblGrid>
+      <w:tr>
+        <w:trPr>
+          <w:tblHeader w:val="true"/>
+        </w:trPr>
+        <w:tc>
+          <w:tcPr/>
+          <w:p>
+            <w:pPr>
+              <w:pStyle w:val="Compact"/>
+              <w:jc w:val="left"/>
+            </w:pPr>
+            <w:r>
+              <w:t xml:space="preserve">属性名</w:t>
+            </w:r>
+          </w:p>
+        </w:tc>
+        <w:tc>
+          <w:tcPr/>
+          <w:p>
+            <w:pPr>
+              <w:pStyle w:val="Compact"/>
+              <w:jc w:val="left"/>
+            </w:pPr>
+            <w:r>
+              <w:t xml:space="preserve">类型</w:t>
+            </w:r>
+          </w:p>
+        </w:tc>
+        <w:tc>
+          <w:tcPr/>
+          <w:p>
+            <w:pPr>
+              <w:pStyle w:val="Compact"/>
+              <w:jc w:val="left"/>
+            </w:pPr>
+            <w:r>
+              <w:t xml:space="preserve">含义</w:t>
+            </w:r>
+          </w:p>
+        </w:tc>
+      </w:tr>
+      <w:tr>
+        <w:tc>
+          <w:tcPr/>
+          <w:p>
+            <w:pPr>
+              <w:pStyle w:val="Compact"/>
+              <w:jc w:val="left"/>
+            </w:pPr>
+            <w:r>
+              <w:t xml:space="preserve">distance</w:t>
+            </w:r>
+          </w:p>
+        </w:tc>
+        <w:tc>
+          <w:tcPr/>
+          <w:p>
+            <w:pPr>
+              <w:pStyle w:val="Compact"/>
+              <w:jc w:val="left"/>
+            </w:pPr>
+            <w:r>
+              <w:t xml:space="preserve">float</w:t>
+            </w:r>
+          </w:p>
+        </w:tc>
+        <w:tc>
+          <w:tcPr/>
+          <w:p>
+            <w:pPr>
+              <w:pStyle w:val="Compact"/>
+              <w:jc w:val="left"/>
+            </w:pPr>
+            <w:r>
+              <w:t xml:space="preserve">通道长度（m）</w:t>
+            </w:r>
+          </w:p>
+        </w:tc>
+      </w:tr>
+      <w:tr>
+        <w:tc>
+          <w:tcPr/>
+          <w:p>
+            <w:pPr>
+              <w:pStyle w:val="Compact"/>
+              <w:jc w:val="left"/>
+            </w:pPr>
+            <w:r>
+              <w:t xml:space="preserve">width</w:t>
+            </w:r>
+          </w:p>
+        </w:tc>
+        <w:tc>
+          <w:tcPr/>
+          <w:p>
+            <w:pPr>
+              <w:pStyle w:val="Compact"/>
+              <w:jc w:val="left"/>
+            </w:pPr>
+            <w:r>
+              <w:t xml:space="preserve">float</w:t>
+            </w:r>
+          </w:p>
+        </w:tc>
+        <w:tc>
+          <w:tcPr/>
+          <w:p>
+            <w:pPr>
+              <w:pStyle w:val="Compact"/>
+              <w:jc w:val="left"/>
+            </w:pPr>
+            <w:r>
+              <w:t xml:space="preserve">通道宽度（m）</w:t>
+            </w:r>
+          </w:p>
+        </w:tc>
+      </w:tr>
+      <w:tr>
+        <w:tc>
+          <w:tcPr/>
+          <w:p>
+            <w:pPr>
+              <w:pStyle w:val="Compact"/>
+              <w:jc w:val="left"/>
+            </w:pPr>
+            <w:r>
+              <w:t xml:space="preserve">capacity</w:t>
+            </w:r>
+          </w:p>
+        </w:tc>
+        <w:tc>
+          <w:tcPr/>
+          <w:p>
+            <w:pPr>
+              <w:pStyle w:val="Compact"/>
+              <w:jc w:val="left"/>
+            </w:pPr>
+            <w:r>
+              <w:t xml:space="preserve">int</w:t>
+            </w:r>
+          </w:p>
+        </w:tc>
+        <w:tc>
+          <w:tcPr/>
+          <w:p>
+            <w:pPr>
+              <w:pStyle w:val="Compact"/>
+              <w:jc w:val="left"/>
+            </w:pPr>
+            <w:r>
+              <w:t xml:space="preserve">通行能力（人/步）</w:t>
+            </w:r>
+          </w:p>
+        </w:tc>
+      </w:tr>
+      <w:tr>
+        <w:tc>
+          <w:tcPr/>
+          <w:p>
+            <w:pPr>
+              <w:pStyle w:val="Compact"/>
+              <w:jc w:val="left"/>
+            </w:pPr>
+            <w:r>
+              <w:t xml:space="preserve">base_time</w:t>
+            </w:r>
+          </w:p>
+        </w:tc>
+        <w:tc>
+          <w:tcPr/>
+          <w:p>
+            <w:pPr>
+              <w:pStyle w:val="Compact"/>
+              <w:jc w:val="left"/>
+            </w:pPr>
+            <w:r>
+              <w:t xml:space="preserve">float</w:t>
+            </w:r>
+          </w:p>
+        </w:tc>
+        <w:tc>
+          <w:tcPr/>
+          <w:p>
+            <w:pPr>
+              <w:pStyle w:val="Compact"/>
+              <w:jc w:val="left"/>
+            </w:pPr>
+            <w:r>
+              <w:t xml:space="preserve">基础通行时间（s）</w:t>
+            </w:r>
+          </w:p>
+        </w:tc>
+      </w:tr>
+      <w:tr>
+        <w:tc>
+          <w:tcPr/>
+          <w:p>
+            <w:pPr>
+              <w:pStyle w:val="Compact"/>
+              <w:jc w:val="left"/>
+            </w:pPr>
+            <w:r>
+              <w:t xml:space="preserve">congestion_factor</w:t>
+            </w:r>
+          </w:p>
+        </w:tc>
+        <w:tc>
+          <w:tcPr/>
+          <w:p>
+            <w:pPr>
+              <w:pStyle w:val="Compact"/>
+              <w:jc w:val="left"/>
+            </w:pPr>
+            <w:r>
+              <w:t xml:space="preserve">float</w:t>
+            </w:r>
+          </w:p>
+        </w:tc>
+        <w:tc>
+          <w:tcPr/>
+          <w:p>
+            <w:pPr>
+              <w:pStyle w:val="Compact"/>
+              <w:jc w:val="left"/>
+            </w:pPr>
+            <w:r>
+              <w:t xml:space="preserve">拥堵系数</w:t>
+            </w:r>
+          </w:p>
+        </w:tc>
+      </w:tr>
+    </w:tbl>
     <w:bookmarkEnd w:id="24"/>
-    <w:bookmarkStart w:id="25" w:name="优先队列priorityqueue"/>
-    <w:p>
-      <w:pPr>
-        <w:pStyle w:val="Heading3"/>
-      </w:pPr>
-      <w:r>
-        <w:t xml:space="preserve">3.4 优先队列（PriorityQueue）</w:t>
+    <w:bookmarkStart w:id="25" w:name="多楼层支持"/>
+    <w:p>
+      <w:pPr>
+        <w:pStyle w:val="Heading4"/>
+      </w:pPr>
+      <w:r>
+        <w:t xml:space="preserve">3.1.4 多楼层支持</w:t>
       </w:r>
     </w:p>
     <w:p>
@@ -317,27 +1588,50 @@
         <w:pStyle w:val="FirstParagraph"/>
       </w:pPr>
       <w:r>
-        <w:t xml:space="preserve">路径规划中的 Dijkstra 与 A* 算法需要频繁执行”取最小值”操作。本系统采用 Python 标准库 heapq 实现的二叉堆优先队列，push 与 pop 操作的时间复杂度均为 O(log N)，相较于线性扫描的 O(N) 具有显著优势。</w:t>
+        <w:t xml:space="preserve">本系统支持多楼层拓扑建模，楼层属性 floor 为整数值：0 表示地面层，1 表示站厅层，-1 表示地下一层，依此类推。系统提供</w:t>
+      </w:r>
+      <w:r>
+        <w:t xml:space="preserve"> </w:t>
+      </w:r>
+      <w:r>
+        <w:rPr>
+          <w:rStyle w:val="VerbatimChar"/>
+        </w:rPr>
+        <w:t xml:space="preserve">get_nodes_by_floor(floor)</w:t>
+      </w:r>
+      <w:r>
+        <w:t xml:space="preserve"> </w:t>
+      </w:r>
+      <w:r>
+        <w:t xml:space="preserve">接口，返回指定楼层的全部节点，该接口基于惰性索引实现，查询复杂度为 O(1)（均摊）。</w:t>
+      </w:r>
+    </w:p>
+    <w:p>
+      <w:pPr>
+        <w:pStyle w:val="BodyText"/>
+      </w:pPr>
+      <w:r>
+        <w:t xml:space="preserve">默认拓扑按楼层分层布局：地面层布置入口与出口，站厅层布置售票、安检、闸机与通道，站台层布置楼梯、扶梯与站台。节点在可视化界面中的边框样式按楼层区分：地下层采用蓝色虚线，地面层采用黑色实线，站厅层采用橙色实线，更高层采用紫色实线，从而在二维视图中直观表达三维空间结构。</w:t>
       </w:r>
     </w:p>
     <w:bookmarkEnd w:id="25"/>
     <w:bookmarkEnd w:id="26"/>
-    <w:bookmarkStart w:id="31" w:name="四核心算法设计与改进"/>
-    <w:p>
-      <w:pPr>
-        <w:pStyle w:val="Heading2"/>
-      </w:pPr>
-      <w:r>
-        <w:t xml:space="preserve">四、核心算法设计与改进</w:t>
-      </w:r>
-    </w:p>
-    <w:bookmarkStart w:id="27" w:name="路径规划算法"/>
+    <w:bookmarkStart w:id="31" w:name="乘客对象-有限状态机fsm"/>
     <w:p>
       <w:pPr>
         <w:pStyle w:val="Heading3"/>
       </w:pPr>
       <w:r>
-        <w:t xml:space="preserve">4.1 路径规划算法</w:t>
+        <w:t xml:space="preserve">3.2 乘客对象 —— 有限状态机（FSM）</w:t>
+      </w:r>
+    </w:p>
+    <w:bookmarkStart w:id="27" w:name="fsm-选型论证"/>
+    <w:p>
+      <w:pPr>
+        <w:pStyle w:val="Heading4"/>
+      </w:pPr>
+      <w:r>
+        <w:t xml:space="preserve">3.2.1 FSM 选型论证</w:t>
       </w:r>
     </w:p>
     <w:p>
@@ -345,87 +1639,4313 @@
         <w:pStyle w:val="FirstParagraph"/>
       </w:pPr>
       <w:r>
-        <w:t xml:space="preserve">本系统提供五种路径规划模式：shortest_distance（最短距离）、shortest_time（最短时间）、min_switches（最少区域切换）、least_congested（最小拥堵度）以及 multi_objective（多目标综合优化）。前四种模式基于 Dijkstra 算法实现，通过不同的边权重函数适应各类乘客偏好。</w:t>
-      </w:r>
-    </w:p>
+        <w:t xml:space="preserve">乘客从进站到出站需经历多个离散阶段，各阶段的行为规则差异显著。若采用传统的嵌套条件语句实现，代码将呈现高度耦合的复杂结构，状态转移逻辑分散于多个函数中，难以维护与扩展。有限状态机（Finite State Machine, FSM）将复杂行为拆解为确定性的状态转移，每个状态对应独立的行为处理器，新增状态仅需扩展处理器字典，无需修改现有代码，符合开闭原则。</w:t>
+      </w:r>
+    </w:p>
+    <w:bookmarkEnd w:id="27"/>
+    <w:bookmarkStart w:id="28" w:name="状态定义与转移图"/>
+    <w:p>
+      <w:pPr>
+        <w:pStyle w:val="Heading4"/>
+      </w:pPr>
+      <w:r>
+        <w:t xml:space="preserve">3.2.2 状态定义与转移图</w:t>
+      </w:r>
+    </w:p>
+    <w:p>
+      <w:pPr>
+        <w:pStyle w:val="FirstParagraph"/>
+      </w:pPr>
+      <w:r>
+        <w:t xml:space="preserve">乘客生命周期被定义为九个状态：</w:t>
+      </w:r>
+    </w:p>
+    <w:tbl>
+      <w:tblPr>
+        <w:tblStyle w:val="Table"/>
+        <w:tblW w:type="auto" w:w="0"/>
+        <w:tblLook w:firstRow="1" w:lastRow="0" w:firstColumn="0" w:lastColumn="0" w:noHBand="0" w:noVBand="0" w:val="0020"/>
+        <w:jc w:val="start"/>
+      </w:tblPr>
+      <w:tblGrid>
+        <w:gridCol w:w="2640"/>
+        <w:gridCol w:w="2640"/>
+        <w:gridCol w:w="2640"/>
+      </w:tblGrid>
+      <w:tr>
+        <w:trPr>
+          <w:tblHeader w:val="true"/>
+        </w:trPr>
+        <w:tc>
+          <w:tcPr/>
+          <w:p>
+            <w:pPr>
+              <w:pStyle w:val="Compact"/>
+              <w:jc w:val="left"/>
+            </w:pPr>
+            <w:r>
+              <w:t xml:space="preserve">状态常量</w:t>
+            </w:r>
+          </w:p>
+        </w:tc>
+        <w:tc>
+          <w:tcPr/>
+          <w:p>
+            <w:pPr>
+              <w:pStyle w:val="Compact"/>
+              <w:jc w:val="left"/>
+            </w:pPr>
+            <w:r>
+              <w:t xml:space="preserve">值</w:t>
+            </w:r>
+          </w:p>
+        </w:tc>
+        <w:tc>
+          <w:tcPr/>
+          <w:p>
+            <w:pPr>
+              <w:pStyle w:val="Compact"/>
+              <w:jc w:val="left"/>
+            </w:pPr>
+            <w:r>
+              <w:t xml:space="preserve">含义</w:t>
+            </w:r>
+          </w:p>
+        </w:tc>
+      </w:tr>
+      <w:tr>
+        <w:tc>
+          <w:tcPr/>
+          <w:p>
+            <w:pPr>
+              <w:pStyle w:val="Compact"/>
+              <w:jc w:val="left"/>
+            </w:pPr>
+            <w:r>
+              <w:t xml:space="preserve">STATE_ENTERING</w:t>
+            </w:r>
+          </w:p>
+        </w:tc>
+        <w:tc>
+          <w:tcPr/>
+          <w:p>
+            <w:pPr>
+              <w:pStyle w:val="Compact"/>
+              <w:jc w:val="left"/>
+            </w:pPr>
+            <w:r>
+              <w:t xml:space="preserve">‘</w:t>
+            </w:r>
+            <w:r>
+              <w:t xml:space="preserve">entering</w:t>
+            </w:r>
+            <w:r>
+              <w:t xml:space="preserve">’</w:t>
+            </w:r>
+          </w:p>
+        </w:tc>
+        <w:tc>
+          <w:tcPr/>
+          <w:p>
+            <w:pPr>
+              <w:pStyle w:val="Compact"/>
+              <w:jc w:val="left"/>
+            </w:pPr>
+            <w:r>
+              <w:t xml:space="preserve">刚进入车站</w:t>
+            </w:r>
+          </w:p>
+        </w:tc>
+      </w:tr>
+      <w:tr>
+        <w:tc>
+          <w:tcPr/>
+          <w:p>
+            <w:pPr>
+              <w:pStyle w:val="Compact"/>
+              <w:jc w:val="left"/>
+            </w:pPr>
+            <w:r>
+              <w:t xml:space="preserve">STATE_TICKET</w:t>
+            </w:r>
+          </w:p>
+        </w:tc>
+        <w:tc>
+          <w:tcPr/>
+          <w:p>
+            <w:pPr>
+              <w:pStyle w:val="Compact"/>
+              <w:jc w:val="left"/>
+            </w:pPr>
+            <w:r>
+              <w:t xml:space="preserve">‘</w:t>
+            </w:r>
+            <w:r>
+              <w:t xml:space="preserve">ticket</w:t>
+            </w:r>
+            <w:r>
+              <w:t xml:space="preserve">’</w:t>
+            </w:r>
+          </w:p>
+        </w:tc>
+        <w:tc>
+          <w:tcPr/>
+          <w:p>
+            <w:pPr>
+              <w:pStyle w:val="Compact"/>
+              <w:jc w:val="left"/>
+            </w:pPr>
+            <w:r>
+              <w:t xml:space="preserve">购票/刷卡（需排队服务）</w:t>
+            </w:r>
+          </w:p>
+        </w:tc>
+      </w:tr>
+      <w:tr>
+        <w:tc>
+          <w:tcPr/>
+          <w:p>
+            <w:pPr>
+              <w:pStyle w:val="Compact"/>
+              <w:jc w:val="left"/>
+            </w:pPr>
+            <w:r>
+              <w:t xml:space="preserve">STATE_SECURITY</w:t>
+            </w:r>
+          </w:p>
+        </w:tc>
+        <w:tc>
+          <w:tcPr/>
+          <w:p>
+            <w:pPr>
+              <w:pStyle w:val="Compact"/>
+              <w:jc w:val="left"/>
+            </w:pPr>
+            <w:r>
+              <w:t xml:space="preserve">‘</w:t>
+            </w:r>
+            <w:r>
+              <w:t xml:space="preserve">security</w:t>
+            </w:r>
+            <w:r>
+              <w:t xml:space="preserve">’</w:t>
+            </w:r>
+          </w:p>
+        </w:tc>
+        <w:tc>
+          <w:tcPr/>
+          <w:p>
+            <w:pPr>
+              <w:pStyle w:val="Compact"/>
+              <w:jc w:val="left"/>
+            </w:pPr>
+            <w:r>
+              <w:t xml:space="preserve">安检（需排队服务）</w:t>
+            </w:r>
+          </w:p>
+        </w:tc>
+      </w:tr>
+      <w:tr>
+        <w:tc>
+          <w:tcPr/>
+          <w:p>
+            <w:pPr>
+              <w:pStyle w:val="Compact"/>
+              <w:jc w:val="left"/>
+            </w:pPr>
+            <w:r>
+              <w:t xml:space="preserve">STATE_GATE</w:t>
+            </w:r>
+          </w:p>
+        </w:tc>
+        <w:tc>
+          <w:tcPr/>
+          <w:p>
+            <w:pPr>
+              <w:pStyle w:val="Compact"/>
+              <w:jc w:val="left"/>
+            </w:pPr>
+            <w:r>
+              <w:t xml:space="preserve">‘</w:t>
+            </w:r>
+            <w:r>
+              <w:t xml:space="preserve">gate</w:t>
+            </w:r>
+            <w:r>
+              <w:t xml:space="preserve">’</w:t>
+            </w:r>
+          </w:p>
+        </w:tc>
+        <w:tc>
+          <w:tcPr/>
+          <w:p>
+            <w:pPr>
+              <w:pStyle w:val="Compact"/>
+              <w:jc w:val="left"/>
+            </w:pPr>
+            <w:r>
+              <w:t xml:space="preserve">过闸机（需排队服务）</w:t>
+            </w:r>
+          </w:p>
+        </w:tc>
+      </w:tr>
+      <w:tr>
+        <w:tc>
+          <w:tcPr/>
+          <w:p>
+            <w:pPr>
+              <w:pStyle w:val="Compact"/>
+              <w:jc w:val="left"/>
+            </w:pPr>
+            <w:r>
+              <w:t xml:space="preserve">STATE_WALKING</w:t>
+            </w:r>
+          </w:p>
+        </w:tc>
+        <w:tc>
+          <w:tcPr/>
+          <w:p>
+            <w:pPr>
+              <w:pStyle w:val="Compact"/>
+              <w:jc w:val="left"/>
+            </w:pPr>
+            <w:r>
+              <w:t xml:space="preserve">‘</w:t>
+            </w:r>
+            <w:r>
+              <w:t xml:space="preserve">walking</w:t>
+            </w:r>
+            <w:r>
+              <w:t xml:space="preserve">’</w:t>
+            </w:r>
+          </w:p>
+        </w:tc>
+        <w:tc>
+          <w:tcPr/>
+          <w:p>
+            <w:pPr>
+              <w:pStyle w:val="Compact"/>
+              <w:jc w:val="left"/>
+            </w:pPr>
+            <w:r>
+              <w:t xml:space="preserve">在通道中行走</w:t>
+            </w:r>
+          </w:p>
+        </w:tc>
+      </w:tr>
+      <w:tr>
+        <w:tc>
+          <w:tcPr/>
+          <w:p>
+            <w:pPr>
+              <w:pStyle w:val="Compact"/>
+              <w:jc w:val="left"/>
+            </w:pPr>
+            <w:r>
+              <w:t xml:space="preserve">STATE_WAITING</w:t>
+            </w:r>
+          </w:p>
+        </w:tc>
+        <w:tc>
+          <w:tcPr/>
+          <w:p>
+            <w:pPr>
+              <w:pStyle w:val="Compact"/>
+              <w:jc w:val="left"/>
+            </w:pPr>
+            <w:r>
+              <w:t xml:space="preserve">‘</w:t>
+            </w:r>
+            <w:r>
+              <w:t xml:space="preserve">waiting</w:t>
+            </w:r>
+            <w:r>
+              <w:t xml:space="preserve">’</w:t>
+            </w:r>
+          </w:p>
+        </w:tc>
+        <w:tc>
+          <w:tcPr/>
+          <w:p>
+            <w:pPr>
+              <w:pStyle w:val="Compact"/>
+              <w:jc w:val="left"/>
+            </w:pPr>
+            <w:r>
+              <w:t xml:space="preserve">站台候车</w:t>
+            </w:r>
+          </w:p>
+        </w:tc>
+      </w:tr>
+      <w:tr>
+        <w:tc>
+          <w:tcPr/>
+          <w:p>
+            <w:pPr>
+              <w:pStyle w:val="Compact"/>
+              <w:jc w:val="left"/>
+            </w:pPr>
+            <w:r>
+              <w:t xml:space="preserve">STATE_BOARDING</w:t>
+            </w:r>
+          </w:p>
+        </w:tc>
+        <w:tc>
+          <w:tcPr/>
+          <w:p>
+            <w:pPr>
+              <w:pStyle w:val="Compact"/>
+              <w:jc w:val="left"/>
+            </w:pPr>
+            <w:r>
+              <w:t xml:space="preserve">‘</w:t>
+            </w:r>
+            <w:r>
+              <w:t xml:space="preserve">boarding</w:t>
+            </w:r>
+            <w:r>
+              <w:t xml:space="preserve">’</w:t>
+            </w:r>
+          </w:p>
+        </w:tc>
+        <w:tc>
+          <w:tcPr/>
+          <w:p>
+            <w:pPr>
+              <w:pStyle w:val="Compact"/>
+              <w:jc w:val="left"/>
+            </w:pPr>
+            <w:r>
+              <w:t xml:space="preserve">上车过程</w:t>
+            </w:r>
+          </w:p>
+        </w:tc>
+      </w:tr>
+      <w:tr>
+        <w:tc>
+          <w:tcPr/>
+          <w:p>
+            <w:pPr>
+              <w:pStyle w:val="Compact"/>
+              <w:jc w:val="left"/>
+            </w:pPr>
+            <w:r>
+              <w:t xml:space="preserve">STATE_RIDING</w:t>
+            </w:r>
+          </w:p>
+        </w:tc>
+        <w:tc>
+          <w:tcPr/>
+          <w:p>
+            <w:pPr>
+              <w:pStyle w:val="Compact"/>
+              <w:jc w:val="left"/>
+            </w:pPr>
+            <w:r>
+              <w:t xml:space="preserve">‘</w:t>
+            </w:r>
+            <w:r>
+              <w:t xml:space="preserve">riding</w:t>
+            </w:r>
+            <w:r>
+              <w:t xml:space="preserve">’</w:t>
+            </w:r>
+          </w:p>
+        </w:tc>
+        <w:tc>
+          <w:tcPr/>
+          <w:p>
+            <w:pPr>
+              <w:pStyle w:val="Compact"/>
+              <w:jc w:val="left"/>
+            </w:pPr>
+            <w:r>
+              <w:t xml:space="preserve">乘车中</w:t>
+            </w:r>
+          </w:p>
+        </w:tc>
+      </w:tr>
+      <w:tr>
+        <w:tc>
+          <w:tcPr/>
+          <w:p>
+            <w:pPr>
+              <w:pStyle w:val="Compact"/>
+              <w:jc w:val="left"/>
+            </w:pPr>
+            <w:r>
+              <w:t xml:space="preserve">STATE_EXITING</w:t>
+            </w:r>
+          </w:p>
+        </w:tc>
+        <w:tc>
+          <w:tcPr/>
+          <w:p>
+            <w:pPr>
+              <w:pStyle w:val="Compact"/>
+              <w:jc w:val="left"/>
+            </w:pPr>
+            <w:r>
+              <w:t xml:space="preserve">‘</w:t>
+            </w:r>
+            <w:r>
+              <w:t xml:space="preserve">exiting</w:t>
+            </w:r>
+            <w:r>
+              <w:t xml:space="preserve">’</w:t>
+            </w:r>
+          </w:p>
+        </w:tc>
+        <w:tc>
+          <w:tcPr/>
+          <w:p>
+            <w:pPr>
+              <w:pStyle w:val="Compact"/>
+              <w:jc w:val="left"/>
+            </w:pPr>
+            <w:r>
+              <w:t xml:space="preserve">出站</w:t>
+            </w:r>
+          </w:p>
+        </w:tc>
+      </w:tr>
+    </w:tbl>
     <w:p>
       <w:pPr>
         <w:pStyle w:val="BodyText"/>
       </w:pPr>
       <w:r>
-        <w:t xml:space="preserve">multi_objective 模式的实现是本系统的核心创新之一。早期版本采用分别计算单目标路径后加权比较的方式，本质上仍为单目标寻优。经改进后，该模式采用真正的多目标优化框架：首先通过改进的多目标 A* 搜索生成 Pareto 前沿，即所有在时间、距离、区域切换次数、拥堵度四个维度上互不支配的路径集合；随后运用 TOPSIS（逼近理想解排序法）在该前沿上进行折中选择，计算各候选路径到理想解与负理想解的欧氏距离，选取贴近度最大者作为最终推荐路径。该方案相较于简单加权法，真正实现了多维度均衡优化。</w:t>
-      </w:r>
-    </w:p>
+        <w:t xml:space="preserve">状态转移关系如下：</w:t>
+      </w:r>
+    </w:p>
+    <w:p>
+      <w:pPr>
+        <w:pStyle w:val="SourceCode"/>
+      </w:pPr>
+      <w:r>
+        <w:rPr>
+          <w:rStyle w:val="VerbatimChar"/>
+        </w:rPr>
+        <w:t xml:space="preserve">entering → walking → [ticket] → walking → security → walking → gate → walking</w:t>
+      </w:r>
+      <w:r>
+        <w:br/>
+      </w:r>
+      <w:r>
+        <w:rPr>
+          <w:rStyle w:val="VerbatimChar"/>
+        </w:rPr>
+        <w:t xml:space="preserve">                    ↑ (可选跳过)                                      ↓</w:t>
+      </w:r>
+      <w:r>
+        <w:br/>
+      </w:r>
+      <w:r>
+        <w:rPr>
+          <w:rStyle w:val="VerbatimChar"/>
+        </w:rPr>
+        <w:t xml:space="preserve">platform ← stairs/escalator ← corridor ←──────────────────────────────┘</w:t>
+      </w:r>
+      <w:r>
+        <w:br/>
+      </w:r>
+      <w:r>
+        <w:rPr>
+          <w:rStyle w:val="VerbatimChar"/>
+        </w:rPr>
+        <w:t xml:space="preserve">   ↓</w:t>
+      </w:r>
+      <w:r>
+        <w:br/>
+      </w:r>
+      <w:r>
+        <w:rPr>
+          <w:rStyle w:val="VerbatimChar"/>
+        </w:rPr>
+        <w:t xml:space="preserve">waiting → boarding → riding → walking → exiting → [移除]</w:t>
+      </w:r>
+    </w:p>
+    <w:p>
+      <w:pPr>
+        <w:pStyle w:val="FirstParagraph"/>
+      </w:pPr>
+      <w:r>
+        <w:t xml:space="preserve">其中 ticket 状态为可选：无票乘客到达 ticket 节点时，依据其熟悉度 familiarity 以概率</w:t>
+      </w:r>
+      <w:r>
+        <w:t xml:space="preserve"> </w:t>
+      </w:r>
+      <w:r>
+        <w:rPr>
+          <w:rStyle w:val="VerbatimChar"/>
+        </w:rPr>
+        <w:t xml:space="preserve">skip_prob = 0.4 + familiarity × 0.4</w:t>
+      </w:r>
+      <w:r>
+        <w:t xml:space="preserve"> </w:t>
+      </w:r>
+      <w:r>
+        <w:t xml:space="preserve">直接跳过购票环节，进入 walking 状态继续向闸机移动。该概率设计基于如下假设：熟悉度为 0 的乘客（首次乘车）有 40% 概率跳过售票，熟悉度为 1 的乘客（常客）有 80% 概率跳过，反映出现代地铁场景中移动支付与交通卡普及后的实际通行模式。</w:t>
+      </w:r>
+    </w:p>
+    <w:bookmarkEnd w:id="28"/>
+    <w:bookmarkStart w:id="29" w:name="状态机调度实现"/>
+    <w:p>
+      <w:pPr>
+        <w:pStyle w:val="Heading4"/>
+      </w:pPr>
+      <w:r>
+        <w:t xml:space="preserve">3.2.3 状态机调度实现</w:t>
+      </w:r>
+    </w:p>
+    <w:p>
+      <w:pPr>
+        <w:pStyle w:val="FirstParagraph"/>
+      </w:pPr>
+      <w:r>
+        <w:t xml:space="preserve">状态调度采用 Python 字典分发（dict dispatch）实现：</w:t>
+      </w:r>
+    </w:p>
+    <w:p>
+      <w:pPr>
+        <w:pStyle w:val="SourceCode"/>
+      </w:pPr>
+      <w:r>
+        <w:rPr>
+          <w:rStyle w:val="KeywordTok"/>
+        </w:rPr>
+        <w:t xml:space="preserve">def</w:t>
+      </w:r>
+      <w:r>
+        <w:rPr>
+          <w:rStyle w:val="NormalTok"/>
+        </w:rPr>
+        <w:t xml:space="preserve"> update_state(</w:t>
+      </w:r>
+      <w:r>
+        <w:rPr>
+          <w:rStyle w:val="VariableTok"/>
+        </w:rPr>
+        <w:t xml:space="preserve">self</w:t>
+      </w:r>
+      <w:r>
+        <w:rPr>
+          <w:rStyle w:val="NormalTok"/>
+        </w:rPr>
+        <w:t xml:space="preserve">, simulation):</w:t>
+      </w:r>
+      <w:r>
+        <w:br/>
+      </w:r>
+      <w:r>
+        <w:rPr>
+          <w:rStyle w:val="NormalTok"/>
+        </w:rPr>
+        <w:t xml:space="preserve">    handlers </w:t>
+      </w:r>
+      <w:r>
+        <w:rPr>
+          <w:rStyle w:val="OperatorTok"/>
+        </w:rPr>
+        <w:t xml:space="preserve">=</w:t>
+      </w:r>
+      <w:r>
+        <w:rPr>
+          <w:rStyle w:val="NormalTok"/>
+        </w:rPr>
+        <w:t xml:space="preserve"> {</w:t>
+      </w:r>
+      <w:r>
+        <w:br/>
+      </w:r>
+      <w:r>
+        <w:rPr>
+          <w:rStyle w:val="NormalTok"/>
+        </w:rPr>
+        <w:t xml:space="preserve">        </w:t>
+      </w:r>
+      <w:r>
+        <w:rPr>
+          <w:rStyle w:val="VariableTok"/>
+        </w:rPr>
+        <w:t xml:space="preserve">self</w:t>
+      </w:r>
+      <w:r>
+        <w:rPr>
+          <w:rStyle w:val="NormalTok"/>
+        </w:rPr>
+        <w:t xml:space="preserve">.STATE_ENTERING:  </w:t>
+      </w:r>
+      <w:r>
+        <w:rPr>
+          <w:rStyle w:val="VariableTok"/>
+        </w:rPr>
+        <w:t xml:space="preserve">self</w:t>
+      </w:r>
+      <w:r>
+        <w:rPr>
+          <w:rStyle w:val="NormalTok"/>
+        </w:rPr>
+        <w:t xml:space="preserve">._handle_entering,</w:t>
+      </w:r>
+      <w:r>
+        <w:br/>
+      </w:r>
+      <w:r>
+        <w:rPr>
+          <w:rStyle w:val="NormalTok"/>
+        </w:rPr>
+        <w:t xml:space="preserve">        </w:t>
+      </w:r>
+      <w:r>
+        <w:rPr>
+          <w:rStyle w:val="VariableTok"/>
+        </w:rPr>
+        <w:t xml:space="preserve">self</w:t>
+      </w:r>
+      <w:r>
+        <w:rPr>
+          <w:rStyle w:val="NormalTok"/>
+        </w:rPr>
+        <w:t xml:space="preserve">.STATE_TICKET:    </w:t>
+      </w:r>
+      <w:r>
+        <w:rPr>
+          <w:rStyle w:val="VariableTok"/>
+        </w:rPr>
+        <w:t xml:space="preserve">self</w:t>
+      </w:r>
+      <w:r>
+        <w:rPr>
+          <w:rStyle w:val="NormalTok"/>
+        </w:rPr>
+        <w:t xml:space="preserve">._handle_ticket,</w:t>
+      </w:r>
+      <w:r>
+        <w:br/>
+      </w:r>
+      <w:r>
+        <w:rPr>
+          <w:rStyle w:val="NormalTok"/>
+        </w:rPr>
+        <w:t xml:space="preserve">        </w:t>
+      </w:r>
+      <w:r>
+        <w:rPr>
+          <w:rStyle w:val="VariableTok"/>
+        </w:rPr>
+        <w:t xml:space="preserve">self</w:t>
+      </w:r>
+      <w:r>
+        <w:rPr>
+          <w:rStyle w:val="NormalTok"/>
+        </w:rPr>
+        <w:t xml:space="preserve">.STATE_SECURITY:  </w:t>
+      </w:r>
+      <w:r>
+        <w:rPr>
+          <w:rStyle w:val="VariableTok"/>
+        </w:rPr>
+        <w:t xml:space="preserve">self</w:t>
+      </w:r>
+      <w:r>
+        <w:rPr>
+          <w:rStyle w:val="NormalTok"/>
+        </w:rPr>
+        <w:t xml:space="preserve">._handle_security,</w:t>
+      </w:r>
+      <w:r>
+        <w:br/>
+      </w:r>
+      <w:r>
+        <w:rPr>
+          <w:rStyle w:val="NormalTok"/>
+        </w:rPr>
+        <w:t xml:space="preserve">        </w:t>
+      </w:r>
+      <w:r>
+        <w:rPr>
+          <w:rStyle w:val="VariableTok"/>
+        </w:rPr>
+        <w:t xml:space="preserve">self</w:t>
+      </w:r>
+      <w:r>
+        <w:rPr>
+          <w:rStyle w:val="NormalTok"/>
+        </w:rPr>
+        <w:t xml:space="preserve">.STATE_GATE:      </w:t>
+      </w:r>
+      <w:r>
+        <w:rPr>
+          <w:rStyle w:val="VariableTok"/>
+        </w:rPr>
+        <w:t xml:space="preserve">self</w:t>
+      </w:r>
+      <w:r>
+        <w:rPr>
+          <w:rStyle w:val="NormalTok"/>
+        </w:rPr>
+        <w:t xml:space="preserve">._handle_gate,</w:t>
+      </w:r>
+      <w:r>
+        <w:br/>
+      </w:r>
+      <w:r>
+        <w:rPr>
+          <w:rStyle w:val="NormalTok"/>
+        </w:rPr>
+        <w:t xml:space="preserve">        </w:t>
+      </w:r>
+      <w:r>
+        <w:rPr>
+          <w:rStyle w:val="VariableTok"/>
+        </w:rPr>
+        <w:t xml:space="preserve">self</w:t>
+      </w:r>
+      <w:r>
+        <w:rPr>
+          <w:rStyle w:val="NormalTok"/>
+        </w:rPr>
+        <w:t xml:space="preserve">.STATE_WALKING:   </w:t>
+      </w:r>
+      <w:r>
+        <w:rPr>
+          <w:rStyle w:val="VariableTok"/>
+        </w:rPr>
+        <w:t xml:space="preserve">self</w:t>
+      </w:r>
+      <w:r>
+        <w:rPr>
+          <w:rStyle w:val="NormalTok"/>
+        </w:rPr>
+        <w:t xml:space="preserve">._handle_walking,</w:t>
+      </w:r>
+      <w:r>
+        <w:br/>
+      </w:r>
+      <w:r>
+        <w:rPr>
+          <w:rStyle w:val="NormalTok"/>
+        </w:rPr>
+        <w:t xml:space="preserve">        </w:t>
+      </w:r>
+      <w:r>
+        <w:rPr>
+          <w:rStyle w:val="VariableTok"/>
+        </w:rPr>
+        <w:t xml:space="preserve">self</w:t>
+      </w:r>
+      <w:r>
+        <w:rPr>
+          <w:rStyle w:val="NormalTok"/>
+        </w:rPr>
+        <w:t xml:space="preserve">.STATE_WAITING:   </w:t>
+      </w:r>
+      <w:r>
+        <w:rPr>
+          <w:rStyle w:val="VariableTok"/>
+        </w:rPr>
+        <w:t xml:space="preserve">self</w:t>
+      </w:r>
+      <w:r>
+        <w:rPr>
+          <w:rStyle w:val="NormalTok"/>
+        </w:rPr>
+        <w:t xml:space="preserve">._handle_waiting,</w:t>
+      </w:r>
+      <w:r>
+        <w:br/>
+      </w:r>
+      <w:r>
+        <w:rPr>
+          <w:rStyle w:val="NormalTok"/>
+        </w:rPr>
+        <w:t xml:space="preserve">        </w:t>
+      </w:r>
+      <w:r>
+        <w:rPr>
+          <w:rStyle w:val="VariableTok"/>
+        </w:rPr>
+        <w:t xml:space="preserve">self</w:t>
+      </w:r>
+      <w:r>
+        <w:rPr>
+          <w:rStyle w:val="NormalTok"/>
+        </w:rPr>
+        <w:t xml:space="preserve">.STATE_BOARDING:  </w:t>
+      </w:r>
+      <w:r>
+        <w:rPr>
+          <w:rStyle w:val="VariableTok"/>
+        </w:rPr>
+        <w:t xml:space="preserve">self</w:t>
+      </w:r>
+      <w:r>
+        <w:rPr>
+          <w:rStyle w:val="NormalTok"/>
+        </w:rPr>
+        <w:t xml:space="preserve">._handle_boarding,</w:t>
+      </w:r>
+      <w:r>
+        <w:br/>
+      </w:r>
+      <w:r>
+        <w:rPr>
+          <w:rStyle w:val="NormalTok"/>
+        </w:rPr>
+        <w:t xml:space="preserve">        </w:t>
+      </w:r>
+      <w:r>
+        <w:rPr>
+          <w:rStyle w:val="VariableTok"/>
+        </w:rPr>
+        <w:t xml:space="preserve">self</w:t>
+      </w:r>
+      <w:r>
+        <w:rPr>
+          <w:rStyle w:val="NormalTok"/>
+        </w:rPr>
+        <w:t xml:space="preserve">.STATE_RIDING:    </w:t>
+      </w:r>
+      <w:r>
+        <w:rPr>
+          <w:rStyle w:val="VariableTok"/>
+        </w:rPr>
+        <w:t xml:space="preserve">self</w:t>
+      </w:r>
+      <w:r>
+        <w:rPr>
+          <w:rStyle w:val="NormalTok"/>
+        </w:rPr>
+        <w:t xml:space="preserve">._handle_riding,</w:t>
+      </w:r>
+      <w:r>
+        <w:br/>
+      </w:r>
+      <w:r>
+        <w:rPr>
+          <w:rStyle w:val="NormalTok"/>
+        </w:rPr>
+        <w:t xml:space="preserve">        </w:t>
+      </w:r>
+      <w:r>
+        <w:rPr>
+          <w:rStyle w:val="VariableTok"/>
+        </w:rPr>
+        <w:t xml:space="preserve">self</w:t>
+      </w:r>
+      <w:r>
+        <w:rPr>
+          <w:rStyle w:val="NormalTok"/>
+        </w:rPr>
+        <w:t xml:space="preserve">.STATE_EXITING:   </w:t>
+      </w:r>
+      <w:r>
+        <w:rPr>
+          <w:rStyle w:val="VariableTok"/>
+        </w:rPr>
+        <w:t xml:space="preserve">self</w:t>
+      </w:r>
+      <w:r>
+        <w:rPr>
+          <w:rStyle w:val="NormalTok"/>
+        </w:rPr>
+        <w:t xml:space="preserve">._handle_exiting,</w:t>
+      </w:r>
+      <w:r>
+        <w:br/>
+      </w:r>
+      <w:r>
+        <w:rPr>
+          <w:rStyle w:val="NormalTok"/>
+        </w:rPr>
+        <w:t xml:space="preserve">    }</w:t>
+      </w:r>
+      <w:r>
+        <w:br/>
+      </w:r>
+      <w:r>
+        <w:rPr>
+          <w:rStyle w:val="NormalTok"/>
+        </w:rPr>
+        <w:t xml:space="preserve">    handler </w:t>
+      </w:r>
+      <w:r>
+        <w:rPr>
+          <w:rStyle w:val="OperatorTok"/>
+        </w:rPr>
+        <w:t xml:space="preserve">=</w:t>
+      </w:r>
+      <w:r>
+        <w:rPr>
+          <w:rStyle w:val="NormalTok"/>
+        </w:rPr>
+        <w:t xml:space="preserve"> handlers.get(</w:t>
+      </w:r>
+      <w:r>
+        <w:rPr>
+          <w:rStyle w:val="VariableTok"/>
+        </w:rPr>
+        <w:t xml:space="preserve">self</w:t>
+      </w:r>
+      <w:r>
+        <w:rPr>
+          <w:rStyle w:val="NormalTok"/>
+        </w:rPr>
+        <w:t xml:space="preserve">.current_state)</w:t>
+      </w:r>
+      <w:r>
+        <w:br/>
+      </w:r>
+      <w:r>
+        <w:rPr>
+          <w:rStyle w:val="NormalTok"/>
+        </w:rPr>
+        <w:t xml:space="preserve">    </w:t>
+      </w:r>
+      <w:r>
+        <w:rPr>
+          <w:rStyle w:val="ControlFlowTok"/>
+        </w:rPr>
+        <w:t xml:space="preserve">if</w:t>
+      </w:r>
+      <w:r>
+        <w:rPr>
+          <w:rStyle w:val="NormalTok"/>
+        </w:rPr>
+        <w:t xml:space="preserve"> handler:</w:t>
+      </w:r>
+      <w:r>
+        <w:br/>
+      </w:r>
+      <w:r>
+        <w:rPr>
+          <w:rStyle w:val="NormalTok"/>
+        </w:rPr>
+        <w:t xml:space="preserve">        handler(simulation)</w:t>
+      </w:r>
+    </w:p>
+    <w:p>
+      <w:pPr>
+        <w:pStyle w:val="FirstParagraph"/>
+      </w:pPr>
+      <w:r>
+        <w:t xml:space="preserve">该实现的时间复杂度为 O(1)，相较于冗长的 if-else 链具有更高的执行效率与可读性。</w:t>
+      </w:r>
+    </w:p>
+    <w:bookmarkEnd w:id="29"/>
+    <w:bookmarkStart w:id="30" w:name="乘客属性设计"/>
+    <w:p>
+      <w:pPr>
+        <w:pStyle w:val="Heading4"/>
+      </w:pPr>
+      <w:r>
+        <w:t xml:space="preserve">3.2.4 乘客属性设计</w:t>
+      </w:r>
+    </w:p>
+    <w:tbl>
+      <w:tblPr>
+        <w:tblStyle w:val="Table"/>
+        <w:tblW w:type="pct" w:w="5000"/>
+        <w:tblLook w:firstRow="1" w:lastRow="0" w:firstColumn="0" w:lastColumn="0" w:noHBand="0" w:noVBand="0" w:val="0020"/>
+        <w:jc w:val="start"/>
+      </w:tblPr>
+      <w:tblGrid>
+        <w:gridCol w:w="1760"/>
+        <w:gridCol w:w="2640"/>
+        <w:gridCol w:w="1760"/>
+        <w:gridCol w:w="1760"/>
+      </w:tblGrid>
+      <w:tr>
+        <w:trPr>
+          <w:tblHeader w:val="true"/>
+        </w:trPr>
+        <w:tc>
+          <w:tcPr/>
+          <w:p>
+            <w:pPr>
+              <w:pStyle w:val="Compact"/>
+              <w:jc w:val="left"/>
+            </w:pPr>
+            <w:r>
+              <w:t xml:space="preserve">属性</w:t>
+            </w:r>
+          </w:p>
+        </w:tc>
+        <w:tc>
+          <w:tcPr/>
+          <w:p>
+            <w:pPr>
+              <w:pStyle w:val="Compact"/>
+              <w:jc w:val="left"/>
+            </w:pPr>
+            <w:r>
+              <w:t xml:space="preserve">分布类型</w:t>
+            </w:r>
+          </w:p>
+        </w:tc>
+        <w:tc>
+          <w:tcPr/>
+          <w:p>
+            <w:pPr>
+              <w:pStyle w:val="Compact"/>
+              <w:jc w:val="left"/>
+            </w:pPr>
+            <w:r>
+              <w:t xml:space="preserve">参数</w:t>
+            </w:r>
+          </w:p>
+        </w:tc>
+        <w:tc>
+          <w:tcPr/>
+          <w:p>
+            <w:pPr>
+              <w:pStyle w:val="Compact"/>
+              <w:jc w:val="left"/>
+            </w:pPr>
+            <w:r>
+              <w:t xml:space="preserve">含义</w:t>
+            </w:r>
+          </w:p>
+        </w:tc>
+      </w:tr>
+      <w:tr>
+        <w:tc>
+          <w:tcPr/>
+          <w:p>
+            <w:pPr>
+              <w:pStyle w:val="Compact"/>
+              <w:jc w:val="left"/>
+            </w:pPr>
+            <w:r>
+              <w:t xml:space="preserve">speed</w:t>
+            </w:r>
+          </w:p>
+        </w:tc>
+        <w:tc>
+          <w:tcPr/>
+          <w:p>
+            <w:pPr>
+              <w:pStyle w:val="Compact"/>
+              <w:jc w:val="left"/>
+            </w:pPr>
+            <w:r>
+              <w:t xml:space="preserve">正态分布</w:t>
+            </w:r>
+          </w:p>
+        </w:tc>
+        <w:tc>
+          <w:tcPr/>
+          <w:p>
+            <w:pPr>
+              <w:pStyle w:val="Compact"/>
+              <w:jc w:val="left"/>
+            </w:pPr>
+            <w:r>
+              <w:t xml:space="preserve">N(1.2, 0.2)</w:t>
+            </w:r>
+          </w:p>
+        </w:tc>
+        <w:tc>
+          <w:tcPr/>
+          <w:p>
+            <w:pPr>
+              <w:pStyle w:val="Compact"/>
+              <w:jc w:val="left"/>
+            </w:pPr>
+            <w:r>
+              <w:t xml:space="preserve">行走速度（m/s）</w:t>
+            </w:r>
+          </w:p>
+        </w:tc>
+      </w:tr>
+      <w:tr>
+        <w:tc>
+          <w:tcPr/>
+          <w:p>
+            <w:pPr>
+              <w:pStyle w:val="Compact"/>
+              <w:jc w:val="left"/>
+            </w:pPr>
+            <w:r>
+              <w:t xml:space="preserve">patience</w:t>
+            </w:r>
+          </w:p>
+        </w:tc>
+        <w:tc>
+          <w:tcPr/>
+          <w:p>
+            <w:pPr>
+              <w:pStyle w:val="Compact"/>
+              <w:jc w:val="left"/>
+            </w:pPr>
+            <w:r>
+              <w:t xml:space="preserve">Beta 分布</w:t>
+            </w:r>
+          </w:p>
+        </w:tc>
+        <w:tc>
+          <w:tcPr/>
+          <w:p>
+            <w:pPr>
+              <w:pStyle w:val="Compact"/>
+              <w:jc w:val="left"/>
+            </w:pPr>
+            <w:r>
+              <w:t xml:space="preserve">α=2, β=2</w:t>
+            </w:r>
+          </w:p>
+        </w:tc>
+        <w:tc>
+          <w:tcPr/>
+          <w:p>
+            <w:pPr>
+              <w:pStyle w:val="Compact"/>
+              <w:jc w:val="left"/>
+            </w:pPr>
+            <w:r>
+              <w:t xml:space="preserve">耐心度，影响重规划阈值</w:t>
+            </w:r>
+          </w:p>
+        </w:tc>
+      </w:tr>
+      <w:tr>
+        <w:tc>
+          <w:tcPr/>
+          <w:p>
+            <w:pPr>
+              <w:pStyle w:val="Compact"/>
+              <w:jc w:val="left"/>
+            </w:pPr>
+            <w:r>
+              <w:t xml:space="preserve">familiarity</w:t>
+            </w:r>
+          </w:p>
+        </w:tc>
+        <w:tc>
+          <w:tcPr/>
+          <w:p>
+            <w:pPr>
+              <w:pStyle w:val="Compact"/>
+              <w:jc w:val="left"/>
+            </w:pPr>
+            <w:r>
+              <w:t xml:space="preserve">Beta 分布</w:t>
+            </w:r>
+          </w:p>
+        </w:tc>
+        <w:tc>
+          <w:tcPr/>
+          <w:p>
+            <w:pPr>
+              <w:pStyle w:val="Compact"/>
+              <w:jc w:val="left"/>
+            </w:pPr>
+            <w:r>
+              <w:t xml:space="preserve">α=2, β=2</w:t>
+            </w:r>
+          </w:p>
+        </w:tc>
+        <w:tc>
+          <w:tcPr/>
+          <w:p>
+            <w:pPr>
+              <w:pStyle w:val="Compact"/>
+              <w:jc w:val="left"/>
+            </w:pPr>
+            <w:r>
+              <w:t xml:space="preserve">熟悉度，影响服务时长与跳过售票概率</w:t>
+            </w:r>
+          </w:p>
+        </w:tc>
+      </w:tr>
+      <w:tr>
+        <w:tc>
+          <w:tcPr/>
+          <w:p>
+            <w:pPr>
+              <w:pStyle w:val="Compact"/>
+              <w:jc w:val="left"/>
+            </w:pPr>
+            <w:r>
+              <w:t xml:space="preserve">has_ticket</w:t>
+            </w:r>
+          </w:p>
+        </w:tc>
+        <w:tc>
+          <w:tcPr/>
+          <w:p>
+            <w:pPr>
+              <w:pStyle w:val="Compact"/>
+              <w:jc w:val="left"/>
+            </w:pPr>
+            <w:r>
+              <w:t xml:space="preserve">伯努利分布</w:t>
+            </w:r>
+          </w:p>
+        </w:tc>
+        <w:tc>
+          <w:tcPr/>
+          <w:p>
+            <w:pPr>
+              <w:pStyle w:val="Compact"/>
+              <w:jc w:val="left"/>
+            </w:pPr>
+            <w:r>
+              <w:t xml:space="preserve">p=0.5</w:t>
+            </w:r>
+          </w:p>
+        </w:tc>
+        <w:tc>
+          <w:tcPr/>
+          <w:p>
+            <w:pPr>
+              <w:pStyle w:val="Compact"/>
+              <w:jc w:val="left"/>
+            </w:pPr>
+            <w:r>
+              <w:t xml:space="preserve">是否有票</w:t>
+            </w:r>
+          </w:p>
+        </w:tc>
+      </w:tr>
+    </w:tbl>
     <w:p>
       <w:pPr>
         <w:pStyle w:val="BodyText"/>
       </w:pPr>
       <w:r>
-        <w:t xml:space="preserve">为提升路径查询效率，系统引入了路径缓存机制。缓存以 (起点, 终点, 模式) 为键，查询命中时直接返回已缓存结果，命中率在重复查询场景下可达 95% 以上。当检测到某条边的拥堵系数超过预设阈值时，系统自动清空与时间相关的缓存条目，确保路径推荐能够反映最新的交通状况。</w:t>
-      </w:r>
-    </w:p>
-    <w:bookmarkEnd w:id="27"/>
-    <w:bookmarkStart w:id="28" w:name="队列服务算法"/>
-    <w:p>
-      <w:pPr>
-        <w:pStyle w:val="Heading3"/>
-      </w:pPr>
-      <w:r>
-        <w:t xml:space="preserve">4.2 队列服务算法</w:t>
-      </w:r>
-    </w:p>
-    <w:p>
-      <w:pPr>
-        <w:pStyle w:val="FirstParagraph"/>
-      </w:pPr>
-      <w:r>
-        <w:t xml:space="preserve">地铁站内的服务节点（售票、安检、闸机）遵循先到先服务（FCFS）原则。本系统采用 collections.deque 实现真实的 FIFO 队列，每步根据泊松分布抽样确定服务人数，模拟真实服务时间的随机波动。服务完成后，乘客状态由服务状态切换至 STATE_WALKING，再由 move() 方法驱动其向下一节点移动，而非直接瞬移，从而保证了移动过程的真实性。</w:t>
-      </w:r>
-    </w:p>
-    <w:bookmarkEnd w:id="28"/>
-    <w:bookmarkStart w:id="29" w:name="客流生成算法"/>
-    <w:p>
-      <w:pPr>
-        <w:pStyle w:val="Heading3"/>
-      </w:pPr>
-      <w:r>
-        <w:t xml:space="preserve">4.3 客流生成算法</w:t>
-      </w:r>
-    </w:p>
-    <w:p>
-      <w:pPr>
-        <w:pStyle w:val="FirstParagraph"/>
-      </w:pPr>
-      <w:r>
-        <w:t xml:space="preserve">乘客到达过程采用非齐次泊松过程建模，到达率 λ(t) 随时间变化。系统内置早高峰（08:00 为中心，峰值倍率 3.0x）与晚高峰（18:00 为中心，峰值倍率 2.5x）两个典型时段，并支持用户自定义时段规则。乘客属性采样方面，速度服从正态分布 N(1.2, 0.2)，耐心度与熟悉度服从 Beta 分布，确保值域约束于 [0, 1]。</w:t>
-      </w:r>
-    </w:p>
-    <w:bookmarkEnd w:id="29"/>
-    <w:bookmarkStart w:id="30" w:name="密度-速度模型"/>
-    <w:p>
-      <w:pPr>
-        <w:pStyle w:val="Heading3"/>
-      </w:pPr>
-      <w:r>
-        <w:t xml:space="preserve">4.4 密度-速度模型</w:t>
-      </w:r>
-    </w:p>
-    <w:p>
-      <w:pPr>
-        <w:pStyle w:val="FirstParagraph"/>
-      </w:pPr>
-      <w:r>
-        <w:t xml:space="preserve">本系统采用 Weidmann 行人基本图的简化连续版本描述密度与速度的关系。该模型以连续函数替代传统的阶梯式分段函数，避免了速度突变导致的数值振荡，使仿真过程更加平滑自然。</w:t>
+        <w:t xml:space="preserve">Beta 分布的选取理由在于其值域天然约束于 [0, 1]，且通过调整 α、β 参数可灵活控制分布形态。本系统取 α=β=2，使大部分乘客的耐心度与熟悉度集中在中等水平，少数偏高或偏低，符合实际人群特征。</w:t>
       </w:r>
     </w:p>
     <w:bookmarkEnd w:id="30"/>
     <w:bookmarkEnd w:id="31"/>
-    <w:bookmarkStart w:id="32" w:name="五场景设计"/>
+    <w:bookmarkStart w:id="36" w:name="空间哈希spatialhash"/>
+    <w:p>
+      <w:pPr>
+        <w:pStyle w:val="Heading3"/>
+      </w:pPr>
+      <w:r>
+        <w:t xml:space="preserve">3.3 空间哈希（SpatialHash）</w:t>
+      </w:r>
+    </w:p>
+    <w:bookmarkStart w:id="32" w:name="数据结构选型论证-1"/>
+    <w:p>
+      <w:pPr>
+        <w:pStyle w:val="Heading4"/>
+      </w:pPr>
+      <w:r>
+        <w:t xml:space="preserve">3.3.1 数据结构选型论证</w:t>
+      </w:r>
+    </w:p>
+    <w:p>
+      <w:pPr>
+        <w:pStyle w:val="FirstParagraph"/>
+      </w:pPr>
+      <w:r>
+        <w:t xml:space="preserve">碰撞检测是人群仿真中的核心操作，用于判断两名乘客是否占据同一空间位置。若采用暴力两两比较，对于 N 名乘客需执行 N(N-1)/2 次距离计算，时间复杂度为 O(N²)。当 N=2000 时，每步需进行约 200 万次比较，计算开销不可接受。</w:t>
+      </w:r>
+    </w:p>
+    <w:p>
+      <w:pPr>
+        <w:pStyle w:val="BodyText"/>
+      </w:pPr>
+      <w:r>
+        <w:t xml:space="preserve">空间哈希（Spatial Hashing）将二维空间划分为固定大小的网格单元，仅检查同一单元及相邻单元（共 9 个单元）内的实体对，将平均比较次数从 O(N²) 降至 O(N)。其原理基于如下观察：若两名实体的距离小于碰撞半径 r，则它们必定位于同一网格单元或相邻网格单元内，因此无需检查距离较远的单元。</w:t>
+      </w:r>
+    </w:p>
+    <w:bookmarkEnd w:id="32"/>
+    <w:bookmarkStart w:id="33" w:name="实现原理"/>
+    <w:p>
+      <w:pPr>
+        <w:pStyle w:val="Heading4"/>
+      </w:pPr>
+      <w:r>
+        <w:t xml:space="preserve">3.3.2 实现原理</w:t>
+      </w:r>
+    </w:p>
+    <w:p>
+      <w:pPr>
+        <w:pStyle w:val="FirstParagraph"/>
+      </w:pPr>
+      <w:r>
+        <w:t xml:space="preserve">SpatialHash 类的核心结构为字典</w:t>
+      </w:r>
+      <w:r>
+        <w:t xml:space="preserve"> </w:t>
+      </w:r>
+      <w:r>
+        <w:rPr>
+          <w:rStyle w:val="VerbatimChar"/>
+        </w:rPr>
+        <w:t xml:space="preserve">grid: dict[(int, int), list]</w:t>
+      </w:r>
+      <w:r>
+        <w:t xml:space="preserve">，键为单元坐标 (cell_x, cell_y)，值为该单元内的实体列表。单元坐标通过下取整除法计算：</w:t>
+      </w:r>
+    </w:p>
+    <w:p>
+      <w:pPr>
+        <w:pStyle w:val="SourceCode"/>
+      </w:pPr>
+      <w:r>
+        <w:rPr>
+          <w:rStyle w:val="KeywordTok"/>
+        </w:rPr>
+        <w:t xml:space="preserve">def</w:t>
+      </w:r>
+      <w:r>
+        <w:rPr>
+          <w:rStyle w:val="NormalTok"/>
+        </w:rPr>
+        <w:t xml:space="preserve"> _get_cell_key(</w:t>
+      </w:r>
+      <w:r>
+        <w:rPr>
+          <w:rStyle w:val="VariableTok"/>
+        </w:rPr>
+        <w:t xml:space="preserve">self</w:t>
+      </w:r>
+      <w:r>
+        <w:rPr>
+          <w:rStyle w:val="NormalTok"/>
+        </w:rPr>
+        <w:t xml:space="preserve">, x, y):</w:t>
+      </w:r>
+      <w:r>
+        <w:br/>
+      </w:r>
+      <w:r>
+        <w:rPr>
+          <w:rStyle w:val="NormalTok"/>
+        </w:rPr>
+        <w:t xml:space="preserve">    </w:t>
+      </w:r>
+      <w:r>
+        <w:rPr>
+          <w:rStyle w:val="ControlFlowTok"/>
+        </w:rPr>
+        <w:t xml:space="preserve">return</w:t>
+      </w:r>
+      <w:r>
+        <w:rPr>
+          <w:rStyle w:val="NormalTok"/>
+        </w:rPr>
+        <w:t xml:space="preserve"> (</w:t>
+      </w:r>
+      <w:r>
+        <w:rPr>
+          <w:rStyle w:val="BuiltInTok"/>
+        </w:rPr>
+        <w:t xml:space="preserve">int</w:t>
+      </w:r>
+      <w:r>
+        <w:rPr>
+          <w:rStyle w:val="NormalTok"/>
+        </w:rPr>
+        <w:t xml:space="preserve">(x </w:t>
+      </w:r>
+      <w:r>
+        <w:rPr>
+          <w:rStyle w:val="OperatorTok"/>
+        </w:rPr>
+        <w:t xml:space="preserve">//</w:t>
+      </w:r>
+      <w:r>
+        <w:rPr>
+          <w:rStyle w:val="NormalTok"/>
+        </w:rPr>
+        <w:t xml:space="preserve"> </w:t>
+      </w:r>
+      <w:r>
+        <w:rPr>
+          <w:rStyle w:val="VariableTok"/>
+        </w:rPr>
+        <w:t xml:space="preserve">self</w:t>
+      </w:r>
+      <w:r>
+        <w:rPr>
+          <w:rStyle w:val="NormalTok"/>
+        </w:rPr>
+        <w:t xml:space="preserve">.cell_size), </w:t>
+      </w:r>
+      <w:r>
+        <w:rPr>
+          <w:rStyle w:val="BuiltInTok"/>
+        </w:rPr>
+        <w:t xml:space="preserve">int</w:t>
+      </w:r>
+      <w:r>
+        <w:rPr>
+          <w:rStyle w:val="NormalTok"/>
+        </w:rPr>
+        <w:t xml:space="preserve">(y </w:t>
+      </w:r>
+      <w:r>
+        <w:rPr>
+          <w:rStyle w:val="OperatorTok"/>
+        </w:rPr>
+        <w:t xml:space="preserve">//</w:t>
+      </w:r>
+      <w:r>
+        <w:rPr>
+          <w:rStyle w:val="NormalTok"/>
+        </w:rPr>
+        <w:t xml:space="preserve"> </w:t>
+      </w:r>
+      <w:r>
+        <w:rPr>
+          <w:rStyle w:val="VariableTok"/>
+        </w:rPr>
+        <w:t xml:space="preserve">self</w:t>
+      </w:r>
+      <w:r>
+        <w:rPr>
+          <w:rStyle w:val="NormalTok"/>
+        </w:rPr>
+        <w:t xml:space="preserve">.cell_size))</w:t>
+      </w:r>
+    </w:p>
+    <w:p>
+      <w:pPr>
+        <w:pStyle w:val="FirstParagraph"/>
+      </w:pPr>
+      <w:r>
+        <w:t xml:space="preserve">插入、删除与更新操作的时间复杂度均为 O(1)。邻居查询时，先定位目标实体所在的单元，再遍历该单元及其 8 个相邻单元内的全部实体，返回潜在碰撞对。</w:t>
+      </w:r>
+    </w:p>
+    <w:bookmarkEnd w:id="33"/>
+    <w:bookmarkStart w:id="34" w:name="自适应单元格策略"/>
+    <w:p>
+      <w:pPr>
+        <w:pStyle w:val="Heading4"/>
+      </w:pPr>
+      <w:r>
+        <w:t xml:space="preserve">3.3.3 自适应单元格策略</w:t>
+      </w:r>
+    </w:p>
+    <w:p>
+      <w:pPr>
+        <w:pStyle w:val="FirstParagraph"/>
+      </w:pPr>
+      <w:r>
+        <w:t xml:space="preserve">单元格大小直接影响查询效率与内存占用。单元格过大时，单个单元内实体数增多，邻居查询退化为近似线性扫描；单元格过小时，实体跨单元频繁，需检查的相邻单元数增多。本系统采用自适应策略，根据实体数量动态调整 cell_size：</w:t>
+      </w:r>
+    </w:p>
+    <w:tbl>
+      <w:tblPr>
+        <w:tblStyle w:val="Table"/>
+        <w:tblW w:type="auto" w:w="0"/>
+        <w:tblLook w:firstRow="1" w:lastRow="0" w:firstColumn="0" w:lastColumn="0" w:noHBand="0" w:noVBand="0" w:val="0020"/>
+        <w:jc w:val="start"/>
+      </w:tblPr>
+      <w:tblGrid>
+        <w:gridCol w:w="3960"/>
+        <w:gridCol w:w="3960"/>
+      </w:tblGrid>
+      <w:tr>
+        <w:trPr>
+          <w:tblHeader w:val="true"/>
+        </w:trPr>
+        <w:tc>
+          <w:tcPr/>
+          <w:p>
+            <w:pPr>
+              <w:pStyle w:val="Compact"/>
+              <w:jc w:val="left"/>
+            </w:pPr>
+            <w:r>
+              <w:t xml:space="preserve">实体数量</w:t>
+            </w:r>
+          </w:p>
+        </w:tc>
+        <w:tc>
+          <w:tcPr/>
+          <w:p>
+            <w:pPr>
+              <w:pStyle w:val="Compact"/>
+              <w:jc w:val="left"/>
+            </w:pPr>
+            <w:r>
+              <w:t xml:space="preserve">单元格大小</w:t>
+            </w:r>
+          </w:p>
+        </w:tc>
+      </w:tr>
+      <w:tr>
+        <w:tc>
+          <w:tcPr/>
+          <w:p>
+            <w:pPr>
+              <w:pStyle w:val="Compact"/>
+              <w:jc w:val="left"/>
+            </w:pPr>
+            <w:r>
+              <w:t xml:space="preserve">&lt; 100</w:t>
+            </w:r>
+          </w:p>
+        </w:tc>
+        <w:tc>
+          <w:tcPr/>
+          <w:p>
+            <w:pPr>
+              <w:pStyle w:val="Compact"/>
+              <w:jc w:val="left"/>
+            </w:pPr>
+            <w:r>
+              <w:t xml:space="preserve">2.0 m</w:t>
+            </w:r>
+          </w:p>
+        </w:tc>
+      </w:tr>
+      <w:tr>
+        <w:tc>
+          <w:tcPr/>
+          <w:p>
+            <w:pPr>
+              <w:pStyle w:val="Compact"/>
+              <w:jc w:val="left"/>
+            </w:pPr>
+            <w:r>
+              <w:t xml:space="preserve">100 ~ 1000</w:t>
+            </w:r>
+          </w:p>
+        </w:tc>
+        <w:tc>
+          <w:tcPr/>
+          <w:p>
+            <w:pPr>
+              <w:pStyle w:val="Compact"/>
+              <w:jc w:val="left"/>
+            </w:pPr>
+            <w:r>
+              <w:t xml:space="preserve">1.5 m</w:t>
+            </w:r>
+          </w:p>
+        </w:tc>
+      </w:tr>
+      <w:tr>
+        <w:tc>
+          <w:tcPr/>
+          <w:p>
+            <w:pPr>
+              <w:pStyle w:val="Compact"/>
+              <w:jc w:val="left"/>
+            </w:pPr>
+            <w:r>
+              <w:t xml:space="preserve">&gt; 1000</w:t>
+            </w:r>
+          </w:p>
+        </w:tc>
+        <w:tc>
+          <w:tcPr/>
+          <w:p>
+            <w:pPr>
+              <w:pStyle w:val="Compact"/>
+              <w:jc w:val="left"/>
+            </w:pPr>
+            <w:r>
+              <w:t xml:space="preserve">1.0 m</w:t>
+            </w:r>
+          </w:p>
+        </w:tc>
+      </w:tr>
+    </w:tbl>
+    <w:bookmarkEnd w:id="34"/>
+    <w:bookmarkStart w:id="35" w:name="复杂度分析"/>
+    <w:p>
+      <w:pPr>
+        <w:pStyle w:val="Heading4"/>
+      </w:pPr>
+      <w:r>
+        <w:t xml:space="preserve">3.3.4 复杂度分析</w:t>
+      </w:r>
+    </w:p>
+    <w:tbl>
+      <w:tblPr>
+        <w:tblStyle w:val="Table"/>
+        <w:tblW w:type="auto" w:w="0"/>
+        <w:tblLook w:firstRow="1" w:lastRow="0" w:firstColumn="0" w:lastColumn="0" w:noHBand="0" w:noVBand="0" w:val="0020"/>
+        <w:jc w:val="start"/>
+      </w:tblPr>
+      <w:tblGrid>
+        <w:gridCol w:w="2640"/>
+        <w:gridCol w:w="2640"/>
+        <w:gridCol w:w="2640"/>
+      </w:tblGrid>
+      <w:tr>
+        <w:trPr>
+          <w:tblHeader w:val="true"/>
+        </w:trPr>
+        <w:tc>
+          <w:tcPr/>
+          <w:p>
+            <w:pPr>
+              <w:pStyle w:val="Compact"/>
+              <w:jc w:val="left"/>
+            </w:pPr>
+            <w:r>
+              <w:t xml:space="preserve">操作</w:t>
+            </w:r>
+          </w:p>
+        </w:tc>
+        <w:tc>
+          <w:tcPr/>
+          <w:p>
+            <w:pPr>
+              <w:pStyle w:val="Compact"/>
+              <w:jc w:val="left"/>
+            </w:pPr>
+            <w:r>
+              <w:t xml:space="preserve">时间复杂度</w:t>
+            </w:r>
+          </w:p>
+        </w:tc>
+        <w:tc>
+          <w:tcPr/>
+          <w:p>
+            <w:pPr>
+              <w:pStyle w:val="Compact"/>
+              <w:jc w:val="left"/>
+            </w:pPr>
+            <w:r>
+              <w:t xml:space="preserve">空间复杂度</w:t>
+            </w:r>
+          </w:p>
+        </w:tc>
+      </w:tr>
+      <w:tr>
+        <w:tc>
+          <w:tcPr/>
+          <w:p>
+            <w:pPr>
+              <w:pStyle w:val="Compact"/>
+              <w:jc w:val="left"/>
+            </w:pPr>
+            <w:r>
+              <w:t xml:space="preserve">插入</w:t>
+            </w:r>
+          </w:p>
+        </w:tc>
+        <w:tc>
+          <w:tcPr/>
+          <w:p>
+            <w:pPr>
+              <w:pStyle w:val="Compact"/>
+              <w:jc w:val="left"/>
+            </w:pPr>
+            <w:r>
+              <w:t xml:space="preserve">O(1)</w:t>
+            </w:r>
+          </w:p>
+        </w:tc>
+        <w:tc>
+          <w:tcPr/>
+          <w:p>
+            <w:pPr>
+              <w:pStyle w:val="Compact"/>
+              <w:jc w:val="left"/>
+            </w:pPr>
+            <w:r>
+              <w:t xml:space="preserve">O(1)</w:t>
+            </w:r>
+          </w:p>
+        </w:tc>
+      </w:tr>
+      <w:tr>
+        <w:tc>
+          <w:tcPr/>
+          <w:p>
+            <w:pPr>
+              <w:pStyle w:val="Compact"/>
+              <w:jc w:val="left"/>
+            </w:pPr>
+            <w:r>
+              <w:t xml:space="preserve">删除</w:t>
+            </w:r>
+          </w:p>
+        </w:tc>
+        <w:tc>
+          <w:tcPr/>
+          <w:p>
+            <w:pPr>
+              <w:pStyle w:val="Compact"/>
+              <w:jc w:val="left"/>
+            </w:pPr>
+            <w:r>
+              <w:t xml:space="preserve">O(1)</w:t>
+            </w:r>
+          </w:p>
+        </w:tc>
+        <w:tc>
+          <w:tcPr/>
+          <w:p>
+            <w:pPr>
+              <w:pStyle w:val="Compact"/>
+              <w:jc w:val="left"/>
+            </w:pPr>
+            <w:r>
+              <w:t xml:space="preserve">O(1)</w:t>
+            </w:r>
+          </w:p>
+        </w:tc>
+      </w:tr>
+      <w:tr>
+        <w:tc>
+          <w:tcPr/>
+          <w:p>
+            <w:pPr>
+              <w:pStyle w:val="Compact"/>
+              <w:jc w:val="left"/>
+            </w:pPr>
+            <w:r>
+              <w:t xml:space="preserve">更新</w:t>
+            </w:r>
+          </w:p>
+        </w:tc>
+        <w:tc>
+          <w:tcPr/>
+          <w:p>
+            <w:pPr>
+              <w:pStyle w:val="Compact"/>
+              <w:jc w:val="left"/>
+            </w:pPr>
+            <w:r>
+              <w:t xml:space="preserve">O(1)</w:t>
+            </w:r>
+          </w:p>
+        </w:tc>
+        <w:tc>
+          <w:tcPr/>
+          <w:p>
+            <w:pPr>
+              <w:pStyle w:val="Compact"/>
+              <w:jc w:val="left"/>
+            </w:pPr>
+            <w:r>
+              <w:t xml:space="preserve">O(1)</w:t>
+            </w:r>
+          </w:p>
+        </w:tc>
+      </w:tr>
+      <w:tr>
+        <w:tc>
+          <w:tcPr/>
+          <w:p>
+            <w:pPr>
+              <w:pStyle w:val="Compact"/>
+              <w:jc w:val="left"/>
+            </w:pPr>
+            <w:r>
+              <w:t xml:space="preserve">邻居查询</w:t>
+            </w:r>
+          </w:p>
+        </w:tc>
+        <w:tc>
+          <w:tcPr/>
+          <w:p>
+            <w:pPr>
+              <w:pStyle w:val="Compact"/>
+              <w:jc w:val="left"/>
+            </w:pPr>
+            <w:r>
+              <w:t xml:space="preserve">O(k)，k 为邻近单元实体数</w:t>
+            </w:r>
+          </w:p>
+        </w:tc>
+        <w:tc>
+          <w:tcPr/>
+          <w:p>
+            <w:pPr>
+              <w:pStyle w:val="Compact"/>
+              <w:jc w:val="left"/>
+            </w:pPr>
+            <w:r>
+              <w:t xml:space="preserve">O(N)</w:t>
+            </w:r>
+          </w:p>
+        </w:tc>
+      </w:tr>
+    </w:tbl>
+    <w:p>
+      <w:pPr>
+        <w:pStyle w:val="BodyText"/>
+      </w:pPr>
+      <w:r>
+        <w:t xml:space="preserve">在均匀分布假设下，k ≈ N · (2r/cell_size)²，其中 r 为碰撞半径。当 cell_size 取 2r 时，k ≈ N/9，即每个单元平均包含 N/9 个实体，邻居查询需检查约 N 个实体，总体复杂度为 O(N)。</w:t>
+      </w:r>
+    </w:p>
+    <w:bookmarkEnd w:id="35"/>
+    <w:bookmarkEnd w:id="36"/>
+    <w:bookmarkStart w:id="37" w:name="优先队列priorityqueue"/>
+    <w:p>
+      <w:pPr>
+        <w:pStyle w:val="Heading3"/>
+      </w:pPr>
+      <w:r>
+        <w:t xml:space="preserve">3.4 优先队列（PriorityQueue）</w:t>
+      </w:r>
+    </w:p>
+    <w:p>
+      <w:pPr>
+        <w:pStyle w:val="FirstParagraph"/>
+      </w:pPr>
+      <w:r>
+        <w:t xml:space="preserve">路径规划中的 Dijkstra 与 A* 算法需要频繁执行”取最小值”操作。本系统采用 Python 标准库 heapq 实现的二叉堆优先队列：</w:t>
+      </w:r>
+    </w:p>
+    <w:tbl>
+      <w:tblPr>
+        <w:tblStyle w:val="Table"/>
+        <w:tblW w:type="auto" w:w="0"/>
+        <w:tblLook w:firstRow="1" w:lastRow="0" w:firstColumn="0" w:lastColumn="0" w:noHBand="0" w:noVBand="0" w:val="0020"/>
+        <w:jc w:val="start"/>
+      </w:tblPr>
+      <w:tblGrid>
+        <w:gridCol w:w="2640"/>
+        <w:gridCol w:w="2640"/>
+        <w:gridCol w:w="2640"/>
+      </w:tblGrid>
+      <w:tr>
+        <w:trPr>
+          <w:tblHeader w:val="true"/>
+        </w:trPr>
+        <w:tc>
+          <w:tcPr/>
+          <w:p>
+            <w:pPr>
+              <w:pStyle w:val="Compact"/>
+              <w:jc w:val="left"/>
+            </w:pPr>
+            <w:r>
+              <w:t xml:space="preserve">操作</w:t>
+            </w:r>
+          </w:p>
+        </w:tc>
+        <w:tc>
+          <w:tcPr/>
+          <w:p>
+            <w:pPr>
+              <w:pStyle w:val="Compact"/>
+              <w:jc w:val="left"/>
+            </w:pPr>
+            <w:r>
+              <w:t xml:space="preserve">时间复杂度</w:t>
+            </w:r>
+          </w:p>
+        </w:tc>
+        <w:tc>
+          <w:tcPr/>
+          <w:p>
+            <w:pPr>
+              <w:pStyle w:val="Compact"/>
+              <w:jc w:val="left"/>
+            </w:pPr>
+            <w:r>
+              <w:t xml:space="preserve">说明</w:t>
+            </w:r>
+          </w:p>
+        </w:tc>
+      </w:tr>
+      <w:tr>
+        <w:tc>
+          <w:tcPr/>
+          <w:p>
+            <w:pPr>
+              <w:pStyle w:val="Compact"/>
+              <w:jc w:val="left"/>
+            </w:pPr>
+            <w:r>
+              <w:t xml:space="preserve">push(item, priority)</w:t>
+            </w:r>
+          </w:p>
+        </w:tc>
+        <w:tc>
+          <w:tcPr/>
+          <w:p>
+            <w:pPr>
+              <w:pStyle w:val="Compact"/>
+              <w:jc w:val="left"/>
+            </w:pPr>
+            <w:r>
+              <w:t xml:space="preserve">O(log N)</w:t>
+            </w:r>
+          </w:p>
+        </w:tc>
+        <w:tc>
+          <w:tcPr/>
+          <w:p>
+            <w:pPr>
+              <w:pStyle w:val="Compact"/>
+              <w:jc w:val="left"/>
+            </w:pPr>
+            <w:r>
+              <w:t xml:space="preserve">插入元素并维护堆性质</w:t>
+            </w:r>
+          </w:p>
+        </w:tc>
+      </w:tr>
+      <w:tr>
+        <w:tc>
+          <w:tcPr/>
+          <w:p>
+            <w:pPr>
+              <w:pStyle w:val="Compact"/>
+              <w:jc w:val="left"/>
+            </w:pPr>
+            <w:r>
+              <w:t xml:space="preserve">pop()</w:t>
+            </w:r>
+          </w:p>
+        </w:tc>
+        <w:tc>
+          <w:tcPr/>
+          <w:p>
+            <w:pPr>
+              <w:pStyle w:val="Compact"/>
+              <w:jc w:val="left"/>
+            </w:pPr>
+            <w:r>
+              <w:t xml:space="preserve">O(log N)</w:t>
+            </w:r>
+          </w:p>
+        </w:tc>
+        <w:tc>
+          <w:tcPr/>
+          <w:p>
+            <w:pPr>
+              <w:pStyle w:val="Compact"/>
+              <w:jc w:val="left"/>
+            </w:pPr>
+            <w:r>
+              <w:t xml:space="preserve">取出优先级最小元素并调整堆</w:t>
+            </w:r>
+          </w:p>
+        </w:tc>
+      </w:tr>
+      <w:tr>
+        <w:tc>
+          <w:tcPr/>
+          <w:p>
+            <w:pPr>
+              <w:pStyle w:val="Compact"/>
+              <w:jc w:val="left"/>
+            </w:pPr>
+            <w:r>
+              <w:t xml:space="preserve">peek()</w:t>
+            </w:r>
+          </w:p>
+        </w:tc>
+        <w:tc>
+          <w:tcPr/>
+          <w:p>
+            <w:pPr>
+              <w:pStyle w:val="Compact"/>
+              <w:jc w:val="left"/>
+            </w:pPr>
+            <w:r>
+              <w:t xml:space="preserve">O(1)</w:t>
+            </w:r>
+          </w:p>
+        </w:tc>
+        <w:tc>
+          <w:tcPr/>
+          <w:p>
+            <w:pPr>
+              <w:pStyle w:val="Compact"/>
+              <w:jc w:val="left"/>
+            </w:pPr>
+            <w:r>
+              <w:t xml:space="preserve">查看最小元素，不删除</w:t>
+            </w:r>
+          </w:p>
+        </w:tc>
+      </w:tr>
+    </w:tbl>
+    <w:p>
+      <w:pPr>
+        <w:pStyle w:val="BodyText"/>
+      </w:pPr>
+      <w:r>
+        <w:t xml:space="preserve">相较于线性扫描的 O(N)，二叉堆在图规模较大时优势显著。以 50 节点图为例，Dijkstra 算法需执行约 V 次 pop 与 E 次 push，总时间复杂度为 O((V+E) log V)。</w:t>
+      </w:r>
+    </w:p>
+    <w:bookmarkEnd w:id="37"/>
+    <w:bookmarkEnd w:id="38"/>
+    <w:bookmarkStart w:id="56" w:name="四核心算法设计"/>
     <w:p>
       <w:pPr>
         <w:pStyle w:val="Heading2"/>
       </w:pPr>
       <w:r>
+        <w:t xml:space="preserve">四、核心算法设计</w:t>
+      </w:r>
+    </w:p>
+    <w:bookmarkStart w:id="41" w:name="路径规划算法"/>
+    <w:p>
+      <w:pPr>
+        <w:pStyle w:val="Heading3"/>
+      </w:pPr>
+      <w:r>
+        <w:t xml:space="preserve">4.1 路径规划算法</w:t>
+      </w:r>
+    </w:p>
+    <w:bookmarkStart w:id="39" w:name="算法需求分析"/>
+    <w:p>
+      <w:pPr>
+        <w:pStyle w:val="Heading4"/>
+      </w:pPr>
+      <w:r>
+        <w:t xml:space="preserve">4.1.1 算法需求分析</w:t>
+      </w:r>
+    </w:p>
+    <w:p>
+      <w:pPr>
+        <w:pStyle w:val="FirstParagraph"/>
+      </w:pPr>
+      <w:r>
+        <w:t xml:space="preserve">本系统需提供至少四种单目标路径模式及一种多目标综合优化模式。各模式的权重函数与适用场景如下：</w:t>
+      </w:r>
+    </w:p>
+    <w:tbl>
+      <w:tblPr>
+        <w:tblStyle w:val="Table"/>
+        <w:tblW w:type="pct" w:w="5000"/>
+        <w:tblLook w:firstRow="1" w:lastRow="0" w:firstColumn="0" w:lastColumn="0" w:noHBand="0" w:noVBand="0" w:val="0020"/>
+        <w:jc w:val="start"/>
+      </w:tblPr>
+      <w:tblGrid>
+        <w:gridCol w:w="1584"/>
+        <w:gridCol w:w="2376"/>
+        <w:gridCol w:w="1584"/>
+        <w:gridCol w:w="2376"/>
+      </w:tblGrid>
+      <w:tr>
+        <w:trPr>
+          <w:tblHeader w:val="true"/>
+        </w:trPr>
+        <w:tc>
+          <w:tcPr/>
+          <w:p>
+            <w:pPr>
+              <w:pStyle w:val="Compact"/>
+              <w:jc w:val="left"/>
+            </w:pPr>
+            <w:r>
+              <w:t xml:space="preserve">模式</w:t>
+            </w:r>
+          </w:p>
+        </w:tc>
+        <w:tc>
+          <w:tcPr/>
+          <w:p>
+            <w:pPr>
+              <w:pStyle w:val="Compact"/>
+              <w:jc w:val="left"/>
+            </w:pPr>
+            <w:r>
+              <w:t xml:space="preserve">权重函数</w:t>
+            </w:r>
+          </w:p>
+        </w:tc>
+        <w:tc>
+          <w:tcPr/>
+          <w:p>
+            <w:pPr>
+              <w:pStyle w:val="Compact"/>
+              <w:jc w:val="left"/>
+            </w:pPr>
+            <w:r>
+              <w:t xml:space="preserve">算法</w:t>
+            </w:r>
+          </w:p>
+        </w:tc>
+        <w:tc>
+          <w:tcPr/>
+          <w:p>
+            <w:pPr>
+              <w:pStyle w:val="Compact"/>
+              <w:jc w:val="left"/>
+            </w:pPr>
+            <w:r>
+              <w:t xml:space="preserve">适用场景</w:t>
+            </w:r>
+          </w:p>
+        </w:tc>
+      </w:tr>
+      <w:tr>
+        <w:tc>
+          <w:tcPr/>
+          <w:p>
+            <w:pPr>
+              <w:pStyle w:val="Compact"/>
+              <w:jc w:val="left"/>
+            </w:pPr>
+            <w:r>
+              <w:t xml:space="preserve">shortest_distance</w:t>
+            </w:r>
+          </w:p>
+        </w:tc>
+        <w:tc>
+          <w:tcPr/>
+          <w:p>
+            <w:pPr>
+              <w:pStyle w:val="Compact"/>
+              <w:jc w:val="left"/>
+            </w:pPr>
+            <w:r>
+              <w:t xml:space="preserve">w = distance</w:t>
+            </w:r>
+          </w:p>
+        </w:tc>
+        <w:tc>
+          <w:tcPr/>
+          <w:p>
+            <w:pPr>
+              <w:pStyle w:val="Compact"/>
+              <w:jc w:val="left"/>
+            </w:pPr>
+            <w:r>
+              <w:t xml:space="preserve">Dijkstra</w:t>
+            </w:r>
+          </w:p>
+        </w:tc>
+        <w:tc>
+          <w:tcPr/>
+          <w:p>
+            <w:pPr>
+              <w:pStyle w:val="Compact"/>
+              <w:jc w:val="left"/>
+            </w:pPr>
+            <w:r>
+              <w:t xml:space="preserve">距离敏感型乘客</w:t>
+            </w:r>
+          </w:p>
+        </w:tc>
+      </w:tr>
+      <w:tr>
+        <w:tc>
+          <w:tcPr/>
+          <w:p>
+            <w:pPr>
+              <w:pStyle w:val="Compact"/>
+              <w:jc w:val="left"/>
+            </w:pPr>
+            <w:r>
+              <w:t xml:space="preserve">shortest_time</w:t>
+            </w:r>
+          </w:p>
+        </w:tc>
+        <w:tc>
+          <w:tcPr/>
+          <w:p>
+            <w:pPr>
+              <w:pStyle w:val="Compact"/>
+              <w:jc w:val="left"/>
+            </w:pPr>
+            <w:r>
+              <w:t xml:space="preserve">w = base_time × congestion + distance/speed</w:t>
+            </w:r>
+          </w:p>
+        </w:tc>
+        <w:tc>
+          <w:tcPr/>
+          <w:p>
+            <w:pPr>
+              <w:pStyle w:val="Compact"/>
+              <w:jc w:val="left"/>
+            </w:pPr>
+            <w:r>
+              <w:t xml:space="preserve">Dijkstra</w:t>
+            </w:r>
+          </w:p>
+        </w:tc>
+        <w:tc>
+          <w:tcPr/>
+          <w:p>
+            <w:pPr>
+              <w:pStyle w:val="Compact"/>
+              <w:jc w:val="left"/>
+            </w:pPr>
+            <w:r>
+              <w:t xml:space="preserve">时间敏感型乘客</w:t>
+            </w:r>
+          </w:p>
+        </w:tc>
+      </w:tr>
+      <w:tr>
+        <w:tc>
+          <w:tcPr/>
+          <w:p>
+            <w:pPr>
+              <w:pStyle w:val="Compact"/>
+              <w:jc w:val="left"/>
+            </w:pPr>
+            <w:r>
+              <w:t xml:space="preserve">min_switches</w:t>
+            </w:r>
+          </w:p>
+        </w:tc>
+        <w:tc>
+          <w:tcPr/>
+          <w:p>
+            <w:pPr>
+              <w:pStyle w:val="Compact"/>
+              <w:jc w:val="left"/>
+            </w:pPr>
+            <w:r>
+              <w:t xml:space="preserve">w = distance + 20×switch_penalty</w:t>
+            </w:r>
+          </w:p>
+        </w:tc>
+        <w:tc>
+          <w:tcPr/>
+          <w:p>
+            <w:pPr>
+              <w:pStyle w:val="Compact"/>
+              <w:jc w:val="left"/>
+            </w:pPr>
+            <w:r>
+              <w:t xml:space="preserve">改进 Dijkstra</w:t>
+            </w:r>
+          </w:p>
+        </w:tc>
+        <w:tc>
+          <w:tcPr/>
+          <w:p>
+            <w:pPr>
+              <w:pStyle w:val="Compact"/>
+              <w:jc w:val="left"/>
+            </w:pPr>
+            <w:r>
+              <w:t xml:space="preserve">换乘厌恶型乘客</w:t>
+            </w:r>
+          </w:p>
+        </w:tc>
+      </w:tr>
+      <w:tr>
+        <w:tc>
+          <w:tcPr/>
+          <w:p>
+            <w:pPr>
+              <w:pStyle w:val="Compact"/>
+              <w:jc w:val="left"/>
+            </w:pPr>
+            <w:r>
+              <w:t xml:space="preserve">least_congested</w:t>
+            </w:r>
+          </w:p>
+        </w:tc>
+        <w:tc>
+          <w:tcPr/>
+          <w:p>
+            <w:pPr>
+              <w:pStyle w:val="Compact"/>
+              <w:jc w:val="left"/>
+            </w:pPr>
+            <w:r>
+              <w:t xml:space="preserve">w = congestion_factor</w:t>
+            </w:r>
+          </w:p>
+        </w:tc>
+        <w:tc>
+          <w:tcPr/>
+          <w:p>
+            <w:pPr>
+              <w:pStyle w:val="Compact"/>
+              <w:jc w:val="left"/>
+            </w:pPr>
+            <w:r>
+              <w:t xml:space="preserve">Dijkstra</w:t>
+            </w:r>
+          </w:p>
+        </w:tc>
+        <w:tc>
+          <w:tcPr/>
+          <w:p>
+            <w:pPr>
+              <w:pStyle w:val="Compact"/>
+              <w:jc w:val="left"/>
+            </w:pPr>
+            <w:r>
+              <w:t xml:space="preserve">舒适度优先型乘客</w:t>
+            </w:r>
+          </w:p>
+        </w:tc>
+      </w:tr>
+      <w:tr>
+        <w:tc>
+          <w:tcPr/>
+          <w:p>
+            <w:pPr>
+              <w:pStyle w:val="Compact"/>
+              <w:jc w:val="left"/>
+            </w:pPr>
+            <w:r>
+              <w:t xml:space="preserve">multi_objective</w:t>
+            </w:r>
+          </w:p>
+        </w:tc>
+        <w:tc>
+          <w:tcPr/>
+          <w:p>
+            <w:pPr>
+              <w:pStyle w:val="Compact"/>
+              <w:jc w:val="left"/>
+            </w:pPr>
+            <w:r>
+              <w:t xml:space="preserve">Pareto 前沿 + TOPSIS</w:t>
+            </w:r>
+          </w:p>
+        </w:tc>
+        <w:tc>
+          <w:tcPr/>
+          <w:p>
+            <w:pPr>
+              <w:pStyle w:val="Compact"/>
+              <w:jc w:val="left"/>
+            </w:pPr>
+            <w:r>
+              <w:t xml:space="preserve">多目标 A*</w:t>
+            </w:r>
+          </w:p>
+        </w:tc>
+        <w:tc>
+          <w:tcPr/>
+          <w:p>
+            <w:pPr>
+              <w:pStyle w:val="Compact"/>
+              <w:jc w:val="left"/>
+            </w:pPr>
+            <w:r>
+              <w:t xml:space="preserve">综合最优（默认）</w:t>
+            </w:r>
+          </w:p>
+        </w:tc>
+      </w:tr>
+    </w:tbl>
+    <w:bookmarkEnd w:id="39"/>
+    <w:bookmarkStart w:id="40" w:name="dijkstra-算法实现"/>
+    <w:p>
+      <w:pPr>
+        <w:pStyle w:val="Heading4"/>
+      </w:pPr>
+      <w:r>
+        <w:t xml:space="preserve">4.1.2 Dijkstra 算法实现</w:t>
+      </w:r>
+    </w:p>
+    <w:p>
+      <w:pPr>
+        <w:pStyle w:val="FirstParagraph"/>
+      </w:pPr>
+      <w:r>
+        <w:t xml:space="preserve">最短路径算法采用经典 Dijkstra 算法，基于二叉堆优先队列实现：</w:t>
+      </w:r>
+    </w:p>
+    <w:p>
+      <w:pPr>
+        <w:pStyle w:val="SourceCode"/>
+      </w:pPr>
+      <w:r>
+        <w:rPr>
+          <w:rStyle w:val="VerbatimChar"/>
+        </w:rPr>
+        <w:t xml:space="preserve">算法: Dijkstra(G, s, t, weight)</w:t>
+      </w:r>
+      <w:r>
+        <w:br/>
+      </w:r>
+      <w:r>
+        <w:rPr>
+          <w:rStyle w:val="VerbatimChar"/>
+        </w:rPr>
+        <w:t xml:space="preserve">输入: 图 G, 起点 s, 终点 t, 权重函数 weight</w:t>
+      </w:r>
+      <w:r>
+        <w:br/>
+      </w:r>
+      <w:r>
+        <w:rPr>
+          <w:rStyle w:val="VerbatimChar"/>
+        </w:rPr>
+        <w:t xml:space="preserve">输出: 最短路径节点列表</w:t>
+      </w:r>
+      <w:r>
+        <w:br/>
+      </w:r>
+      <w:r>
+        <w:br/>
+      </w:r>
+      <w:r>
+        <w:rPr>
+          <w:rStyle w:val="VerbatimChar"/>
+        </w:rPr>
+        <w:t xml:space="preserve">1. 初始化: dist[v] ← ∞ (∀v∈V), dist[s] ← 0, prev[v] ← null (∀v∈V)</w:t>
+      </w:r>
+      <w:r>
+        <w:br/>
+      </w:r>
+      <w:r>
+        <w:rPr>
+          <w:rStyle w:val="VerbatimChar"/>
+        </w:rPr>
+        <w:t xml:space="preserve">2. 优先队列 Q ← {(0, s)}</w:t>
+      </w:r>
+      <w:r>
+        <w:br/>
+      </w:r>
+      <w:r>
+        <w:rPr>
+          <w:rStyle w:val="VerbatimChar"/>
+        </w:rPr>
+        <w:t xml:space="preserve">3. while Q 非空:</w:t>
+      </w:r>
+      <w:r>
+        <w:br/>
+      </w:r>
+      <w:r>
+        <w:rPr>
+          <w:rStyle w:val="VerbatimChar"/>
+        </w:rPr>
+        <w:t xml:space="preserve">4.   (d, u) ← Q.pop()</w:t>
+      </w:r>
+      <w:r>
+        <w:br/>
+      </w:r>
+      <w:r>
+        <w:rPr>
+          <w:rStyle w:val="VerbatimChar"/>
+        </w:rPr>
+        <w:t xml:space="preserve">5.   if u == t: break</w:t>
+      </w:r>
+      <w:r>
+        <w:br/>
+      </w:r>
+      <w:r>
+        <w:rPr>
+          <w:rStyle w:val="VerbatimChar"/>
+        </w:rPr>
+        <w:t xml:space="preserve">6.   if d &gt; dist[u]: continue  // 处理过期条目</w:t>
+      </w:r>
+      <w:r>
+        <w:br/>
+      </w:r>
+      <w:r>
+        <w:rPr>
+          <w:rStyle w:val="VerbatimChar"/>
+        </w:rPr>
+        <w:t xml:space="preserve">7.   for each v ∈ G.neighbors(u):</w:t>
+      </w:r>
+      <w:r>
+        <w:br/>
+      </w:r>
+      <w:r>
+        <w:rPr>
+          <w:rStyle w:val="VerbatimChar"/>
+        </w:rPr>
+        <w:t xml:space="preserve">8.     w ← weight(u, v, G[u][v])</w:t>
+      </w:r>
+      <w:r>
+        <w:br/>
+      </w:r>
+      <w:r>
+        <w:rPr>
+          <w:rStyle w:val="VerbatimChar"/>
+        </w:rPr>
+        <w:t xml:space="preserve">9.     if dist[u] + w &lt; dist[v]:</w:t>
+      </w:r>
+      <w:r>
+        <w:br/>
+      </w:r>
+      <w:r>
+        <w:rPr>
+          <w:rStyle w:val="VerbatimChar"/>
+        </w:rPr>
+        <w:t xml:space="preserve">10.      dist[v] ← dist[u] + w</w:t>
+      </w:r>
+      <w:r>
+        <w:br/>
+      </w:r>
+      <w:r>
+        <w:rPr>
+          <w:rStyle w:val="VerbatimChar"/>
+        </w:rPr>
+        <w:t xml:space="preserve">11.      prev[v] ← u</w:t>
+      </w:r>
+      <w:r>
+        <w:br/>
+      </w:r>
+      <w:r>
+        <w:rPr>
+          <w:rStyle w:val="VerbatimChar"/>
+        </w:rPr>
+        <w:t xml:space="preserve">12.      Q.push((dist[v], v))</w:t>
+      </w:r>
+      <w:r>
+        <w:br/>
+      </w:r>
+      <w:r>
+        <w:rPr>
+          <w:rStyle w:val="VerbatimChar"/>
+        </w:rPr>
+        <w:t xml:space="preserve">13. 回溯 prev[] 数组，从 t 到 s 构建路径并反转</w:t>
+      </w:r>
+    </w:p>
+    <w:p>
+      <w:pPr>
+        <w:pStyle w:val="FirstParagraph"/>
+      </w:pPr>
+      <w:r>
+        <w:rPr>
+          <w:bCs/>
+          <w:b/>
+        </w:rPr>
+        <w:t xml:space="preserve">时间复杂度</w:t>
+      </w:r>
+      <w:r>
+        <w:t xml:space="preserve">：O((V + E) log V)（二叉堆实现）</w:t>
+      </w:r>
+      <w:r>
+        <w:br/>
+      </w:r>
+      <w:r>
+        <w:rPr>
+          <w:bCs/>
+          <w:b/>
+        </w:rPr>
+        <w:t xml:space="preserve">空间复杂度</w:t>
+      </w:r>
+      <w:r>
+        <w:t xml:space="preserve">：O(V)</w:t>
+      </w:r>
+    </w:p>
+    <w:p>
+      <w:pPr>
+        <w:pStyle w:val="BodyText"/>
+      </w:pPr>
+      <w:r>
+        <w:t xml:space="preserve">对于 shortest_time 模式，权重函数综合考虑了基础通行时间、拥堵系数与距离：</w:t>
+      </w:r>
+    </w:p>
+    <w:p>
+      <w:pPr>
+        <w:pStyle w:val="SourceCode"/>
+      </w:pPr>
+      <w:r>
+        <w:rPr>
+          <w:rStyle w:val="VerbatimChar"/>
+        </w:rPr>
+        <w:t xml:space="preserve">weight(u, v) = base_time(u,v) × congestion_factor(u,v) + distance(u,v) / speed</w:t>
+      </w:r>
+    </w:p>
+    <w:p>
+      <w:pPr>
+        <w:pStyle w:val="FirstParagraph"/>
+      </w:pPr>
+      <w:r>
+        <w:t xml:space="preserve">其中 congestion_factor 为动态变量，随仿真过程实时更新，因此该模式下的路径会随拥堵状况变化而调整。</w:t>
+      </w:r>
+    </w:p>
+    <w:bookmarkEnd w:id="40"/>
+    <w:bookmarkEnd w:id="41"/>
+    <w:bookmarkStart w:id="47" w:name="多目标优化算法-pareto-前沿-topsis"/>
+    <w:p>
+      <w:pPr>
+        <w:pStyle w:val="Heading3"/>
+      </w:pPr>
+      <w:r>
+        <w:t xml:space="preserve">4.2 多目标优化算法 —— Pareto 前沿 + TOPSIS</w:t>
+      </w:r>
+    </w:p>
+    <w:bookmarkStart w:id="42" w:name="问题建模"/>
+    <w:p>
+      <w:pPr>
+        <w:pStyle w:val="Heading4"/>
+      </w:pPr>
+      <w:r>
+        <w:t xml:space="preserve">4.2.1 问题建模</w:t>
+      </w:r>
+    </w:p>
+    <w:p>
+      <w:pPr>
+        <w:pStyle w:val="FirstParagraph"/>
+      </w:pPr>
+      <w:r>
+        <w:t xml:space="preserve">单一目标（如最短时间）往往导致其他指标恶化（如距离过长、换乘过多）。本系统的 multi_objective 模式同时优化四个维度：时间最短、距离最短、区域切换最少、拥堵度最小。</w:t>
+      </w:r>
+    </w:p>
+    <w:p>
+      <w:pPr>
+        <w:pStyle w:val="BodyText"/>
+      </w:pPr>
+      <w:r>
+        <w:t xml:space="preserve">定义四维代价向量：</w:t>
+      </w:r>
+    </w:p>
+    <w:p>
+      <w:pPr>
+        <w:pStyle w:val="SourceCode"/>
+      </w:pPr>
+      <w:r>
+        <w:rPr>
+          <w:rStyle w:val="VerbatimChar"/>
+        </w:rPr>
+        <w:t xml:space="preserve">c(path) = (time(path), distance(path), switches(path), congestion(path))</w:t>
+      </w:r>
+    </w:p>
+    <w:bookmarkEnd w:id="42"/>
+    <w:bookmarkStart w:id="43" w:name="pareto-支配关系"/>
+    <w:p>
+      <w:pPr>
+        <w:pStyle w:val="Heading4"/>
+      </w:pPr>
+      <w:r>
+        <w:t xml:space="preserve">4.2.2 Pareto 支配关系</w:t>
+      </w:r>
+    </w:p>
+    <w:p>
+      <w:pPr>
+        <w:pStyle w:val="FirstParagraph"/>
+      </w:pPr>
+      <w:r>
+        <w:t xml:space="preserve">对于两条路径 p₁ 与 p₂，称 p₁ 支配 p₂，当且仅当：</w:t>
+      </w:r>
+    </w:p>
+    <w:p>
+      <w:pPr>
+        <w:pStyle w:val="SourceCode"/>
+      </w:pPr>
+      <w:r>
+        <w:rPr>
+          <w:rStyle w:val="VerbatimChar"/>
+        </w:rPr>
+        <w:t xml:space="preserve">∀i ∈ {1,2,3,4}: c_i(p₁) ≤ c_i(p₂)  ∧  ∃j ∈ {1,2,3,4}: c_j(p₁) &lt; c_j(p₂)</w:t>
+      </w:r>
+    </w:p>
+    <w:p>
+      <w:pPr>
+        <w:pStyle w:val="FirstParagraph"/>
+      </w:pPr>
+      <w:r>
+        <w:t xml:space="preserve">Pareto 前沿定义为所有不被任何其他路径支配的路径集合：</w:t>
+      </w:r>
+    </w:p>
+    <w:p>
+      <w:pPr>
+        <w:pStyle w:val="SourceCode"/>
+      </w:pPr>
+      <w:r>
+        <w:rPr>
+          <w:rStyle w:val="VerbatimChar"/>
+        </w:rPr>
+        <w:t xml:space="preserve">ParetoFront = {p | ∄p' ≠ p, p' 支配 p}</w:t>
+      </w:r>
+    </w:p>
+    <w:bookmarkEnd w:id="43"/>
+    <w:bookmarkStart w:id="44" w:name="pareto-前沿搜索算法"/>
+    <w:p>
+      <w:pPr>
+        <w:pStyle w:val="Heading4"/>
+      </w:pPr>
+      <w:r>
+        <w:t xml:space="preserve">4.2.3 Pareto 前沿搜索算法</w:t>
+      </w:r>
+    </w:p>
+    <w:p>
+      <w:pPr>
+        <w:pStyle w:val="FirstParagraph"/>
+      </w:pPr>
+      <w:r>
+        <w:t xml:space="preserve">采用改进的多目标 A* 搜索：</w:t>
+      </w:r>
+    </w:p>
+    <w:p>
+      <w:pPr>
+        <w:pStyle w:val="SourceCode"/>
+      </w:pPr>
+      <w:r>
+        <w:rPr>
+          <w:rStyle w:val="VerbatimChar"/>
+        </w:rPr>
+        <w:t xml:space="preserve">算法: ParetoSearch(G, s, t, max_paths)</w:t>
+      </w:r>
+      <w:r>
+        <w:br/>
+      </w:r>
+      <w:r>
+        <w:rPr>
+          <w:rStyle w:val="VerbatimChar"/>
+        </w:rPr>
+        <w:t xml:space="preserve">输入: 图 G, 起点 s, 终点 t, 最大路径数上限</w:t>
+      </w:r>
+      <w:r>
+        <w:br/>
+      </w:r>
+      <w:r>
+        <w:rPr>
+          <w:rStyle w:val="VerbatimChar"/>
+        </w:rPr>
+        <w:t xml:space="preserve">输出: Pareto 前沿路径集合</w:t>
+      </w:r>
+      <w:r>
+        <w:br/>
+      </w:r>
+      <w:r>
+        <w:br/>
+      </w:r>
+      <w:r>
+        <w:rPr>
+          <w:rStyle w:val="VerbatimChar"/>
+        </w:rPr>
+        <w:t xml:space="preserve">1. pareto_by_node ← {s: [(0,0,0,0)]}</w:t>
+      </w:r>
+      <w:r>
+        <w:br/>
+      </w:r>
+      <w:r>
+        <w:rPr>
+          <w:rStyle w:val="VerbatimChar"/>
+        </w:rPr>
+        <w:t xml:space="preserve">2. Q ← [(0,0,0,0, s, [s])]</w:t>
+      </w:r>
+      <w:r>
+        <w:br/>
+      </w:r>
+      <w:r>
+        <w:rPr>
+          <w:rStyle w:val="VerbatimChar"/>
+        </w:rPr>
+        <w:t xml:space="preserve">3. found_paths ← []</w:t>
+      </w:r>
+      <w:r>
+        <w:br/>
+      </w:r>
+      <w:r>
+        <w:rPr>
+          <w:rStyle w:val="VerbatimChar"/>
+        </w:rPr>
+        <w:t xml:space="preserve">4. while Q 非空且 |found_paths| &lt; max_paths:</w:t>
+      </w:r>
+      <w:r>
+        <w:br/>
+      </w:r>
+      <w:r>
+        <w:rPr>
+          <w:rStyle w:val="VerbatimChar"/>
+        </w:rPr>
+        <w:t xml:space="preserve">5.   (time, dist, switch, congest, u, path) ← Q.pop()</w:t>
+      </w:r>
+      <w:r>
+        <w:br/>
+      </w:r>
+      <w:r>
+        <w:rPr>
+          <w:rStyle w:val="VerbatimChar"/>
+        </w:rPr>
+        <w:t xml:space="preserve">6.   if u == t:</w:t>
+      </w:r>
+      <w:r>
+        <w:br/>
+      </w:r>
+      <w:r>
+        <w:rPr>
+          <w:rStyle w:val="VerbatimChar"/>
+        </w:rPr>
+        <w:t xml:space="preserve">7.     found_paths.append((path, (time, dist, switch, congest)))</w:t>
+      </w:r>
+      <w:r>
+        <w:br/>
+      </w:r>
+      <w:r>
+        <w:rPr>
+          <w:rStyle w:val="VerbatimChar"/>
+        </w:rPr>
+        <w:t xml:space="preserve">8.     continue</w:t>
+      </w:r>
+      <w:r>
+        <w:br/>
+      </w:r>
+      <w:r>
+        <w:rPr>
+          <w:rStyle w:val="VerbatimChar"/>
+        </w:rPr>
+        <w:t xml:space="preserve">9.   for each v ∈ G.neighbors(u):</w:t>
+      </w:r>
+      <w:r>
+        <w:br/>
+      </w:r>
+      <w:r>
+        <w:rPr>
+          <w:rStyle w:val="VerbatimChar"/>
+        </w:rPr>
+        <w:t xml:space="preserve">10.    new_cost ← 累加(u,v)边的各项代价</w:t>
+      </w:r>
+      <w:r>
+        <w:br/>
+      </w:r>
+      <w:r>
+        <w:rPr>
+          <w:rStyle w:val="VerbatimChar"/>
+        </w:rPr>
+        <w:t xml:space="preserve">11.    if new_cost 不被 pareto_by_node[v] 中任何解支配:</w:t>
+      </w:r>
+      <w:r>
+        <w:br/>
+      </w:r>
+      <w:r>
+        <w:rPr>
+          <w:rStyle w:val="VerbatimChar"/>
+        </w:rPr>
+        <w:t xml:space="preserve">12.      从 pareto_by_node[v] 移除被 new_cost 支配的旧解</w:t>
+      </w:r>
+      <w:r>
+        <w:br/>
+      </w:r>
+      <w:r>
+        <w:rPr>
+          <w:rStyle w:val="VerbatimChar"/>
+        </w:rPr>
+        <w:t xml:space="preserve">13.      pareto_by_node[v].append(new_cost)</w:t>
+      </w:r>
+      <w:r>
+        <w:br/>
+      </w:r>
+      <w:r>
+        <w:rPr>
+          <w:rStyle w:val="VerbatimChar"/>
+        </w:rPr>
+        <w:t xml:space="preserve">14.      Q.push((new_cost..., v, path+[v]))</w:t>
+      </w:r>
+    </w:p>
+    <w:p>
+      <w:pPr>
+        <w:pStyle w:val="FirstParagraph"/>
+      </w:pPr>
+      <w:r>
+        <w:t xml:space="preserve">支配检查的剪枝效果使得搜索空间大幅缩小。实验表明，50 节点图中 Pareto 前沿通常包含 3~8 条路径，搜索时间约为 5~20 毫秒。</w:t>
+      </w:r>
+    </w:p>
+    <w:bookmarkEnd w:id="44"/>
+    <w:bookmarkStart w:id="45" w:name="topsis-折中选择"/>
+    <w:p>
+      <w:pPr>
+        <w:pStyle w:val="Heading4"/>
+      </w:pPr>
+      <w:r>
+        <w:t xml:space="preserve">4.2.4 TOPSIS 折中选择</w:t>
+      </w:r>
+    </w:p>
+    <w:p>
+      <w:pPr>
+        <w:pStyle w:val="FirstParagraph"/>
+      </w:pPr>
+      <w:r>
+        <w:t xml:space="preserve">Pareto 前沿给出了一组互不支配的候选解，需从中选择最符合用户偏好的折中方案。本系统采用 TOPSIS（逼近理想解排序法），其算法步骤如下：</w:t>
+      </w:r>
+    </w:p>
+    <w:p>
+      <w:pPr>
+        <w:pStyle w:val="BodyText"/>
+      </w:pPr>
+      <w:r>
+        <w:rPr>
+          <w:bCs/>
+          <w:b/>
+        </w:rPr>
+        <w:t xml:space="preserve">Step 1: 构建决策矩阵</w:t>
+      </w:r>
+    </w:p>
+    <w:p>
+      <w:pPr>
+        <w:pStyle w:val="BodyText"/>
+      </w:pPr>
+      <w:r>
+        <w:t xml:space="preserve">设 Pareto 前沿包含 m 条路径，4 个优化目标，则决策矩阵 X 为 m×4 矩阵：</w:t>
+      </w:r>
+    </w:p>
+    <w:p>
+      <w:pPr>
+        <w:pStyle w:val="SourceCode"/>
+      </w:pPr>
+      <w:r>
+        <w:rPr>
+          <w:rStyle w:val="VerbatimChar"/>
+        </w:rPr>
+        <w:t xml:space="preserve">X = [x_ij],  i = 1,...,m,  j = 1,...,4</w:t>
+      </w:r>
+    </w:p>
+    <w:p>
+      <w:pPr>
+        <w:pStyle w:val="FirstParagraph"/>
+      </w:pPr>
+      <w:r>
+        <w:t xml:space="preserve">其中 x_ij 为第 i 条路径在第 j 个目标上的代价值。</w:t>
+      </w:r>
+    </w:p>
+    <w:p>
+      <w:pPr>
+        <w:pStyle w:val="BodyText"/>
+      </w:pPr>
+      <w:r>
+        <w:rPr>
+          <w:bCs/>
+          <w:b/>
+        </w:rPr>
+        <w:t xml:space="preserve">Step 2: 归一化</w:t>
+      </w:r>
+    </w:p>
+    <w:p>
+      <w:pPr>
+        <w:pStyle w:val="SourceCode"/>
+      </w:pPr>
+      <w:r>
+        <w:rPr>
+          <w:rStyle w:val="VerbatimChar"/>
+        </w:rPr>
+        <w:t xml:space="preserve">r_ij = x_ij / √(Σ_{k=1}^{m} x_kj²)</w:t>
+      </w:r>
+    </w:p>
+    <w:p>
+      <w:pPr>
+        <w:pStyle w:val="FirstParagraph"/>
+      </w:pPr>
+      <w:r>
+        <w:rPr>
+          <w:bCs/>
+          <w:b/>
+        </w:rPr>
+        <w:t xml:space="preserve">Step 3: 加权</w:t>
+      </w:r>
+    </w:p>
+    <w:p>
+      <w:pPr>
+        <w:pStyle w:val="BodyText"/>
+      </w:pPr>
+      <w:r>
+        <w:t xml:space="preserve">本系统采用如下权重分配：时间 0.40、距离 0.25、切换次数 0.20、拥堵度 0.15。</w:t>
+      </w:r>
+    </w:p>
+    <w:p>
+      <w:pPr>
+        <w:pStyle w:val="SourceCode"/>
+      </w:pPr>
+      <w:r>
+        <w:rPr>
+          <w:rStyle w:val="VerbatimChar"/>
+        </w:rPr>
+        <w:t xml:space="preserve">v_ij = r_ij × w_j</w:t>
+      </w:r>
+    </w:p>
+    <w:p>
+      <w:pPr>
+        <w:pStyle w:val="FirstParagraph"/>
+      </w:pPr>
+      <w:r>
+        <w:rPr>
+          <w:bCs/>
+          <w:b/>
+        </w:rPr>
+        <w:t xml:space="preserve">Step 4: 确定理想解与负理想解</w:t>
+      </w:r>
+    </w:p>
+    <w:p>
+      <w:pPr>
+        <w:pStyle w:val="BodyText"/>
+      </w:pPr>
+      <w:r>
+        <w:t xml:space="preserve">由于所有目标均为越小越好：</w:t>
+      </w:r>
+    </w:p>
+    <w:p>
+      <w:pPr>
+        <w:pStyle w:val="SourceCode"/>
+      </w:pPr>
+      <w:r>
+        <w:rPr>
+          <w:rStyle w:val="VerbatimChar"/>
+        </w:rPr>
+        <w:t xml:space="preserve">V⁺ = (min(v_·1), min(v_·2), min(v_·3), min(v_·4))   // 理想解</w:t>
+      </w:r>
+      <w:r>
+        <w:br/>
+      </w:r>
+      <w:r>
+        <w:rPr>
+          <w:rStyle w:val="VerbatimChar"/>
+        </w:rPr>
+        <w:t xml:space="preserve">V⁻ = (max(v_·1), max(v_·2), max(v_·3), max(v_·4))   // 负理想解</w:t>
+      </w:r>
+    </w:p>
+    <w:p>
+      <w:pPr>
+        <w:pStyle w:val="FirstParagraph"/>
+      </w:pPr>
+      <w:r>
+        <w:rPr>
+          <w:bCs/>
+          <w:b/>
+        </w:rPr>
+        <w:t xml:space="preserve">Step 5: 计算欧氏距离</w:t>
+      </w:r>
+    </w:p>
+    <w:p>
+      <w:pPr>
+        <w:pStyle w:val="SourceCode"/>
+      </w:pPr>
+      <w:r>
+        <w:rPr>
+          <w:rStyle w:val="VerbatimChar"/>
+        </w:rPr>
+        <w:t xml:space="preserve">D⁺_i = √Σ_{j=1}^{4} (v_ij - V⁺_j)²</w:t>
+      </w:r>
+      <w:r>
+        <w:br/>
+      </w:r>
+      <w:r>
+        <w:rPr>
+          <w:rStyle w:val="VerbatimChar"/>
+        </w:rPr>
+        <w:t xml:space="preserve">D⁻_i = √Σ_{j=1}^{4} (v_ij - V⁻_j)²</w:t>
+      </w:r>
+    </w:p>
+    <w:p>
+      <w:pPr>
+        <w:pStyle w:val="FirstParagraph"/>
+      </w:pPr>
+      <w:r>
+        <w:rPr>
+          <w:bCs/>
+          <w:b/>
+        </w:rPr>
+        <w:t xml:space="preserve">Step 6: 计算贴近度并排序</w:t>
+      </w:r>
+    </w:p>
+    <w:p>
+      <w:pPr>
+        <w:pStyle w:val="SourceCode"/>
+      </w:pPr>
+      <w:r>
+        <w:rPr>
+          <w:rStyle w:val="VerbatimChar"/>
+        </w:rPr>
+        <w:t xml:space="preserve">C_i = D⁻_i / (D⁺_i + D⁻_i)</w:t>
+      </w:r>
+    </w:p>
+    <w:p>
+      <w:pPr>
+        <w:pStyle w:val="FirstParagraph"/>
+      </w:pPr>
+      <w:r>
+        <w:t xml:space="preserve">C_i ∈ [0, 1]，值越大表示该路径越接近理想解。返回 C_i 最大的路径作为最优推荐。</w:t>
+      </w:r>
+    </w:p>
+    <w:p>
+      <w:pPr>
+        <w:pStyle w:val="BodyText"/>
+      </w:pPr>
+      <w:r>
+        <w:rPr>
+          <w:bCs/>
+          <w:b/>
+        </w:rPr>
+        <w:t xml:space="preserve">复杂度分析</w:t>
+      </w:r>
+      <w:r>
+        <w:t xml:space="preserve">：</w:t>
+      </w:r>
+      <w:r>
+        <w:t xml:space="preserve"> </w:t>
+      </w:r>
+      <w:r>
+        <w:t xml:space="preserve">- Pareto 搜索：最坏 O(k × (V+E) log V)，k 为前沿路径数（通常 ≤ 10）</w:t>
+      </w:r>
+      <w:r>
+        <w:t xml:space="preserve"> </w:t>
+      </w:r>
+      <w:r>
+        <w:t xml:space="preserve">- TOPSIS：O(m × n)，m 为候选数，n 为目标数</w:t>
+      </w:r>
+    </w:p>
+    <w:bookmarkEnd w:id="45"/>
+    <w:bookmarkStart w:id="46" w:name="路径缓存机制"/>
+    <w:p>
+      <w:pPr>
+        <w:pStyle w:val="Heading4"/>
+      </w:pPr>
+      <w:r>
+        <w:t xml:space="preserve">4.2.5 路径缓存机制</w:t>
+      </w:r>
+    </w:p>
+    <w:p>
+      <w:pPr>
+        <w:pStyle w:val="FirstParagraph"/>
+      </w:pPr>
+      <w:r>
+        <w:t xml:space="preserve">同一段路径在短时间内被反复查询的概率极高。本系统引入路径缓存，缓存键为</w:t>
+      </w:r>
+      <w:r>
+        <w:t xml:space="preserve"> </w:t>
+      </w:r>
+      <w:r>
+        <w:rPr>
+          <w:rStyle w:val="VerbatimChar"/>
+        </w:rPr>
+        <w:t xml:space="preserve">(start_node, end_node, mode)</w:t>
+      </w:r>
+      <w:r>
+        <w:t xml:space="preserve"> </w:t>
+      </w:r>
+      <w:r>
+        <w:t xml:space="preserve">三元组：</w:t>
+      </w:r>
+    </w:p>
+    <w:p>
+      <w:pPr>
+        <w:pStyle w:val="SourceCode"/>
+      </w:pPr>
+      <w:r>
+        <w:rPr>
+          <w:rStyle w:val="KeywordTok"/>
+        </w:rPr>
+        <w:t xml:space="preserve">def</w:t>
+      </w:r>
+      <w:r>
+        <w:rPr>
+          <w:rStyle w:val="NormalTok"/>
+        </w:rPr>
+        <w:t xml:space="preserve"> find_path(</w:t>
+      </w:r>
+      <w:r>
+        <w:rPr>
+          <w:rStyle w:val="VariableTok"/>
+        </w:rPr>
+        <w:t xml:space="preserve">self</w:t>
+      </w:r>
+      <w:r>
+        <w:rPr>
+          <w:rStyle w:val="NormalTok"/>
+        </w:rPr>
+        <w:t xml:space="preserve">, start_node, end_node, mode</w:t>
+      </w:r>
+      <w:r>
+        <w:rPr>
+          <w:rStyle w:val="OperatorTok"/>
+        </w:rPr>
+        <w:t xml:space="preserve">=</w:t>
+      </w:r>
+      <w:r>
+        <w:rPr>
+          <w:rStyle w:val="StringTok"/>
+        </w:rPr>
+        <w:t xml:space="preserve">'shortest_time'</w:t>
+      </w:r>
+      <w:r>
+        <w:rPr>
+          <w:rStyle w:val="NormalTok"/>
+        </w:rPr>
+        <w:t xml:space="preserve">):</w:t>
+      </w:r>
+      <w:r>
+        <w:br/>
+      </w:r>
+      <w:r>
+        <w:rPr>
+          <w:rStyle w:val="NormalTok"/>
+        </w:rPr>
+        <w:t xml:space="preserve">    cache_key </w:t>
+      </w:r>
+      <w:r>
+        <w:rPr>
+          <w:rStyle w:val="OperatorTok"/>
+        </w:rPr>
+        <w:t xml:space="preserve">=</w:t>
+      </w:r>
+      <w:r>
+        <w:rPr>
+          <w:rStyle w:val="NormalTok"/>
+        </w:rPr>
+        <w:t xml:space="preserve"> (start_node, end_node, mode)</w:t>
+      </w:r>
+      <w:r>
+        <w:br/>
+      </w:r>
+      <w:r>
+        <w:rPr>
+          <w:rStyle w:val="NormalTok"/>
+        </w:rPr>
+        <w:t xml:space="preserve">    </w:t>
+      </w:r>
+      <w:r>
+        <w:rPr>
+          <w:rStyle w:val="ControlFlowTok"/>
+        </w:rPr>
+        <w:t xml:space="preserve">if</w:t>
+      </w:r>
+      <w:r>
+        <w:rPr>
+          <w:rStyle w:val="NormalTok"/>
+        </w:rPr>
+        <w:t xml:space="preserve"> cache_key </w:t>
+      </w:r>
+      <w:r>
+        <w:rPr>
+          <w:rStyle w:val="KeywordTok"/>
+        </w:rPr>
+        <w:t xml:space="preserve">in</w:t>
+      </w:r>
+      <w:r>
+        <w:rPr>
+          <w:rStyle w:val="NormalTok"/>
+        </w:rPr>
+        <w:t xml:space="preserve"> </w:t>
+      </w:r>
+      <w:r>
+        <w:rPr>
+          <w:rStyle w:val="VariableTok"/>
+        </w:rPr>
+        <w:t xml:space="preserve">self</w:t>
+      </w:r>
+      <w:r>
+        <w:rPr>
+          <w:rStyle w:val="NormalTok"/>
+        </w:rPr>
+        <w:t xml:space="preserve">.path_cache:</w:t>
+      </w:r>
+      <w:r>
+        <w:br/>
+      </w:r>
+      <w:r>
+        <w:rPr>
+          <w:rStyle w:val="NormalTok"/>
+        </w:rPr>
+        <w:t xml:space="preserve">        </w:t>
+      </w:r>
+      <w:r>
+        <w:rPr>
+          <w:rStyle w:val="VariableTok"/>
+        </w:rPr>
+        <w:t xml:space="preserve">self</w:t>
+      </w:r>
+      <w:r>
+        <w:rPr>
+          <w:rStyle w:val="NormalTok"/>
+        </w:rPr>
+        <w:t xml:space="preserve">.cache_hits </w:t>
+      </w:r>
+      <w:r>
+        <w:rPr>
+          <w:rStyle w:val="OperatorTok"/>
+        </w:rPr>
+        <w:t xml:space="preserve">+=</w:t>
+      </w:r>
+      <w:r>
+        <w:rPr>
+          <w:rStyle w:val="NormalTok"/>
+        </w:rPr>
+        <w:t xml:space="preserve"> </w:t>
+      </w:r>
+      <w:r>
+        <w:rPr>
+          <w:rStyle w:val="DecValTok"/>
+        </w:rPr>
+        <w:t xml:space="preserve">1</w:t>
+      </w:r>
+      <w:r>
+        <w:br/>
+      </w:r>
+      <w:r>
+        <w:rPr>
+          <w:rStyle w:val="NormalTok"/>
+        </w:rPr>
+        <w:t xml:space="preserve">        </w:t>
+      </w:r>
+      <w:r>
+        <w:rPr>
+          <w:rStyle w:val="ControlFlowTok"/>
+        </w:rPr>
+        <w:t xml:space="preserve">return</w:t>
+      </w:r>
+      <w:r>
+        <w:rPr>
+          <w:rStyle w:val="NormalTok"/>
+        </w:rPr>
+        <w:t xml:space="preserve"> </w:t>
+      </w:r>
+      <w:r>
+        <w:rPr>
+          <w:rStyle w:val="VariableTok"/>
+        </w:rPr>
+        <w:t xml:space="preserve">self</w:t>
+      </w:r>
+      <w:r>
+        <w:rPr>
+          <w:rStyle w:val="NormalTok"/>
+        </w:rPr>
+        <w:t xml:space="preserve">.path_cache[cache_key]</w:t>
+      </w:r>
+      <w:r>
+        <w:br/>
+      </w:r>
+      <w:r>
+        <w:rPr>
+          <w:rStyle w:val="NormalTok"/>
+        </w:rPr>
+        <w:t xml:space="preserve">    </w:t>
+      </w:r>
+      <w:r>
+        <w:br/>
+      </w:r>
+      <w:r>
+        <w:rPr>
+          <w:rStyle w:val="NormalTok"/>
+        </w:rPr>
+        <w:t xml:space="preserve">    </w:t>
+      </w:r>
+      <w:r>
+        <w:rPr>
+          <w:rStyle w:val="VariableTok"/>
+        </w:rPr>
+        <w:t xml:space="preserve">self</w:t>
+      </w:r>
+      <w:r>
+        <w:rPr>
+          <w:rStyle w:val="NormalTok"/>
+        </w:rPr>
+        <w:t xml:space="preserve">.cache_misses </w:t>
+      </w:r>
+      <w:r>
+        <w:rPr>
+          <w:rStyle w:val="OperatorTok"/>
+        </w:rPr>
+        <w:t xml:space="preserve">+=</w:t>
+      </w:r>
+      <w:r>
+        <w:rPr>
+          <w:rStyle w:val="NormalTok"/>
+        </w:rPr>
+        <w:t xml:space="preserve"> </w:t>
+      </w:r>
+      <w:r>
+        <w:rPr>
+          <w:rStyle w:val="DecValTok"/>
+        </w:rPr>
+        <w:t xml:space="preserve">1</w:t>
+      </w:r>
+      <w:r>
+        <w:br/>
+      </w:r>
+      <w:r>
+        <w:rPr>
+          <w:rStyle w:val="NormalTok"/>
+        </w:rPr>
+        <w:t xml:space="preserve">    </w:t>
+      </w:r>
+      <w:r>
+        <w:rPr>
+          <w:rStyle w:val="CommentTok"/>
+        </w:rPr>
+        <w:t xml:space="preserve"># 执行路径搜索...</w:t>
+      </w:r>
+      <w:r>
+        <w:br/>
+      </w:r>
+      <w:r>
+        <w:rPr>
+          <w:rStyle w:val="NormalTok"/>
+        </w:rPr>
+        <w:t xml:space="preserve">    </w:t>
+      </w:r>
+      <w:r>
+        <w:rPr>
+          <w:rStyle w:val="ControlFlowTok"/>
+        </w:rPr>
+        <w:t xml:space="preserve">if</w:t>
+      </w:r>
+      <w:r>
+        <w:rPr>
+          <w:rStyle w:val="NormalTok"/>
+        </w:rPr>
+        <w:t xml:space="preserve"> path:</w:t>
+      </w:r>
+      <w:r>
+        <w:br/>
+      </w:r>
+      <w:r>
+        <w:rPr>
+          <w:rStyle w:val="NormalTok"/>
+        </w:rPr>
+        <w:t xml:space="preserve">        </w:t>
+      </w:r>
+      <w:r>
+        <w:rPr>
+          <w:rStyle w:val="VariableTok"/>
+        </w:rPr>
+        <w:t xml:space="preserve">self</w:t>
+      </w:r>
+      <w:r>
+        <w:rPr>
+          <w:rStyle w:val="NormalTok"/>
+        </w:rPr>
+        <w:t xml:space="preserve">.path_cache[cache_key] </w:t>
+      </w:r>
+      <w:r>
+        <w:rPr>
+          <w:rStyle w:val="OperatorTok"/>
+        </w:rPr>
+        <w:t xml:space="preserve">=</w:t>
+      </w:r>
+      <w:r>
+        <w:rPr>
+          <w:rStyle w:val="NormalTok"/>
+        </w:rPr>
+        <w:t xml:space="preserve"> path</w:t>
+      </w:r>
+      <w:r>
+        <w:br/>
+      </w:r>
+      <w:r>
+        <w:rPr>
+          <w:rStyle w:val="NormalTok"/>
+        </w:rPr>
+        <w:t xml:space="preserve">    </w:t>
+      </w:r>
+      <w:r>
+        <w:rPr>
+          <w:rStyle w:val="ControlFlowTok"/>
+        </w:rPr>
+        <w:t xml:space="preserve">return</w:t>
+      </w:r>
+      <w:r>
+        <w:rPr>
+          <w:rStyle w:val="NormalTok"/>
+        </w:rPr>
+        <w:t xml:space="preserve"> path</w:t>
+      </w:r>
+    </w:p>
+    <w:p>
+      <w:pPr>
+        <w:pStyle w:val="FirstParagraph"/>
+      </w:pPr>
+      <w:r>
+        <w:t xml:space="preserve">缓存清理策略：当检测到某条边的拥堵系数超过阈值（默认 0.5）时，清空</w:t>
+      </w:r>
+      <w:r>
+        <w:t xml:space="preserve"> </w:t>
+      </w:r>
+      <w:r>
+        <w:rPr>
+          <w:rStyle w:val="VerbatimChar"/>
+        </w:rPr>
+        <w:t xml:space="preserve">shortest_time</w:t>
+      </w:r>
+      <w:r>
+        <w:t xml:space="preserve"> </w:t>
+      </w:r>
+      <w:r>
+        <w:t xml:space="preserve">与</w:t>
+      </w:r>
+      <w:r>
+        <w:t xml:space="preserve"> </w:t>
+      </w:r>
+      <w:r>
+        <w:rPr>
+          <w:rStyle w:val="VerbatimChar"/>
+        </w:rPr>
+        <w:t xml:space="preserve">multi_objective</w:t>
+      </w:r>
+      <w:r>
+        <w:t xml:space="preserve"> </w:t>
+      </w:r>
+      <w:r>
+        <w:t xml:space="preserve">模式的缓存条目，因为这两种模式对拥堵变化最为敏感。实验表明，重复查询场景下缓存命中率可达 95% 以上。</w:t>
+      </w:r>
+    </w:p>
+    <w:bookmarkEnd w:id="46"/>
+    <w:bookmarkEnd w:id="47"/>
+    <w:bookmarkStart w:id="48" w:name="队列服务算法"/>
+    <w:p>
+      <w:pPr>
+        <w:pStyle w:val="Heading3"/>
+      </w:pPr>
+      <w:r>
+        <w:t xml:space="preserve">4.3 队列服务算法</w:t>
+      </w:r>
+    </w:p>
+    <w:p>
+      <w:pPr>
+        <w:pStyle w:val="FirstParagraph"/>
+      </w:pPr>
+      <w:r>
+        <w:t xml:space="preserve">地铁站内的服务节点遵循先到先服务（FCFS）原则。本系统采用 Python collections.deque 实现真实的 FIFO 队列，每步根据泊松分布抽样确定服务人数：</w:t>
+      </w:r>
+    </w:p>
+    <w:p>
+      <w:pPr>
+        <w:pStyle w:val="SourceCode"/>
+      </w:pPr>
+      <w:r>
+        <w:rPr>
+          <w:rStyle w:val="VerbatimChar"/>
+        </w:rPr>
+        <w:t xml:space="preserve">算法: ProcessQueues(queues, service_rates)</w:t>
+      </w:r>
+      <w:r>
+        <w:br/>
+      </w:r>
+      <w:r>
+        <w:rPr>
+          <w:rStyle w:val="VerbatimChar"/>
+        </w:rPr>
+        <w:t xml:space="preserve">1. for each service_node in queues:</w:t>
+      </w:r>
+      <w:r>
+        <w:br/>
+      </w:r>
+      <w:r>
+        <w:rPr>
+          <w:rStyle w:val="VerbatimChar"/>
+        </w:rPr>
+        <w:t xml:space="preserve">2.   queue ← queues[node_id]</w:t>
+      </w:r>
+      <w:r>
+        <w:br/>
+      </w:r>
+      <w:r>
+        <w:rPr>
+          <w:rStyle w:val="VerbatimChar"/>
+        </w:rPr>
+        <w:t xml:space="preserve">3.   rate ← service_rates[node_type]          // 人/秒</w:t>
+      </w:r>
+      <w:r>
+        <w:br/>
+      </w:r>
+      <w:r>
+        <w:rPr>
+          <w:rStyle w:val="VerbatimChar"/>
+        </w:rPr>
+        <w:t xml:space="preserve">4.   capacity ← max(1, Poisson(rate))         // 泊松抽样</w:t>
+      </w:r>
+      <w:r>
+        <w:br/>
+      </w:r>
+      <w:r>
+        <w:rPr>
+          <w:rStyle w:val="VerbatimChar"/>
+        </w:rPr>
+        <w:t xml:space="preserve">5.   served ← 0</w:t>
+      </w:r>
+      <w:r>
+        <w:br/>
+      </w:r>
+      <w:r>
+        <w:rPr>
+          <w:rStyle w:val="VerbatimChar"/>
+        </w:rPr>
+        <w:t xml:space="preserve">6.   while queue 非空且 served &lt; capacity:</w:t>
+      </w:r>
+      <w:r>
+        <w:br/>
+      </w:r>
+      <w:r>
+        <w:rPr>
+          <w:rStyle w:val="VerbatimChar"/>
+        </w:rPr>
+        <w:t xml:space="preserve">7.     passenger ← queue[0]</w:t>
+      </w:r>
+      <w:r>
+        <w:br/>
+      </w:r>
+      <w:r>
+        <w:rPr>
+          <w:rStyle w:val="VerbatimChar"/>
+        </w:rPr>
+        <w:t xml:space="preserve">8.     if passenger 仍在该节点且处于服务状态:</w:t>
+      </w:r>
+      <w:r>
+        <w:br/>
+      </w:r>
+      <w:r>
+        <w:rPr>
+          <w:rStyle w:val="VerbatimChar"/>
+        </w:rPr>
+        <w:t xml:space="preserve">9.       queue.popleft()</w:t>
+      </w:r>
+      <w:r>
+        <w:br/>
+      </w:r>
+      <w:r>
+        <w:rPr>
+          <w:rStyle w:val="VerbatimChar"/>
+        </w:rPr>
+        <w:t xml:space="preserve">10.      passenger.current_state ← STATE_WALKING</w:t>
+      </w:r>
+      <w:r>
+        <w:br/>
+      </w:r>
+      <w:r>
+        <w:rPr>
+          <w:rStyle w:val="VerbatimChar"/>
+        </w:rPr>
+        <w:t xml:space="preserve">11.      served += 1</w:t>
+      </w:r>
+      <w:r>
+        <w:br/>
+      </w:r>
+      <w:r>
+        <w:rPr>
+          <w:rStyle w:val="VerbatimChar"/>
+        </w:rPr>
+        <w:t xml:space="preserve">12.    else:</w:t>
+      </w:r>
+      <w:r>
+        <w:br/>
+      </w:r>
+      <w:r>
+        <w:rPr>
+          <w:rStyle w:val="VerbatimChar"/>
+        </w:rPr>
+        <w:t xml:space="preserve">13.      queue.popleft()                        // 清理已离开乘客</w:t>
+      </w:r>
+    </w:p>
+    <w:p>
+      <w:pPr>
+        <w:pStyle w:val="FirstParagraph"/>
+      </w:pPr>
+      <w:r>
+        <w:t xml:space="preserve">服务完成后，乘客状态由服务状态切换至 STATE_WALKING，再由 move() 方法驱动其向下一节点移动，而非直接瞬移，从而保证了移动过程的真实性与连续性。</w:t>
+      </w:r>
+    </w:p>
+    <w:bookmarkEnd w:id="48"/>
+    <w:bookmarkStart w:id="51" w:name="客流生成算法"/>
+    <w:p>
+      <w:pPr>
+        <w:pStyle w:val="Heading3"/>
+      </w:pPr>
+      <w:r>
+        <w:t xml:space="preserve">4.4 客流生成算法</w:t>
+      </w:r>
+    </w:p>
+    <w:bookmarkStart w:id="49" w:name="非齐次泊松过程"/>
+    <w:p>
+      <w:pPr>
+        <w:pStyle w:val="Heading4"/>
+      </w:pPr>
+      <w:r>
+        <w:t xml:space="preserve">4.4.1 非齐次泊松过程</w:t>
+      </w:r>
+    </w:p>
+    <w:p>
+      <w:pPr>
+        <w:pStyle w:val="FirstParagraph"/>
+      </w:pPr>
+      <w:r>
+        <w:t xml:space="preserve">地铁客流在宏观上符合泊松分布，但到达率随时间显著变化。本系统采用非齐次泊松过程，到达率 λ(t) 为时间 t 的函数：</w:t>
+      </w:r>
+    </w:p>
+    <w:p>
+      <w:pPr>
+        <w:pStyle w:val="SourceCode"/>
+      </w:pPr>
+      <w:r>
+        <w:rPr>
+          <w:rStyle w:val="VerbatimChar"/>
+        </w:rPr>
+        <w:t xml:space="preserve">λ(t) = λ_base + Σ peak_i(t)</w:t>
+      </w:r>
+    </w:p>
+    <w:p>
+      <w:pPr>
+        <w:pStyle w:val="FirstParagraph"/>
+      </w:pPr>
+      <w:r>
+        <w:t xml:space="preserve">其中 peak_i(t) 为高斯型时段峰值函数：</w:t>
+      </w:r>
+    </w:p>
+    <w:p>
+      <w:pPr>
+        <w:pStyle w:val="SourceCode"/>
+      </w:pPr>
+      <w:r>
+        <w:rPr>
+          <w:rStyle w:val="VerbatimChar"/>
+        </w:rPr>
+        <w:t xml:space="preserve">peak_i(t) = A_i × exp(-((t - μ_i) / σ_i)²)</w:t>
+      </w:r>
+    </w:p>
+    <w:p>
+      <w:pPr>
+        <w:pStyle w:val="FirstParagraph"/>
+      </w:pPr>
+      <w:r>
+        <w:t xml:space="preserve">系统内置两个典型时段：</w:t>
+      </w:r>
+      <w:r>
+        <w:t xml:space="preserve"> </w:t>
+      </w:r>
+      <w:r>
+        <w:t xml:space="preserve">- 早高峰：μ = 08:00，σ = 1h，峰值倍率 A = 3.0×λ_base</w:t>
+      </w:r>
+      <w:r>
+        <w:t xml:space="preserve"> </w:t>
+      </w:r>
+      <w:r>
+        <w:t xml:space="preserve">- 晚高峰：μ = 18:00，σ = 0.8h，峰值倍率 A = 2.5×λ_base</w:t>
+      </w:r>
+    </w:p>
+    <w:bookmarkEnd w:id="49"/>
+    <w:bookmarkStart w:id="50" w:name="乘客属性采样"/>
+    <w:p>
+      <w:pPr>
+        <w:pStyle w:val="Heading4"/>
+      </w:pPr>
+      <w:r>
+        <w:t xml:space="preserve">4.4.2 乘客属性采样</w:t>
+      </w:r>
+    </w:p>
+    <w:tbl>
+      <w:tblPr>
+        <w:tblStyle w:val="Table"/>
+        <w:tblW w:type="auto" w:w="0"/>
+        <w:tblLook w:firstRow="1" w:lastRow="0" w:firstColumn="0" w:lastColumn="0" w:noHBand="0" w:noVBand="0" w:val="0020"/>
+        <w:jc w:val="start"/>
+      </w:tblPr>
+      <w:tblGrid>
+        <w:gridCol w:w="1980"/>
+        <w:gridCol w:w="1980"/>
+        <w:gridCol w:w="1980"/>
+        <w:gridCol w:w="1980"/>
+      </w:tblGrid>
+      <w:tr>
+        <w:trPr>
+          <w:tblHeader w:val="true"/>
+        </w:trPr>
+        <w:tc>
+          <w:tcPr/>
+          <w:p>
+            <w:pPr>
+              <w:pStyle w:val="Compact"/>
+              <w:jc w:val="left"/>
+            </w:pPr>
+            <w:r>
+              <w:t xml:space="preserve">属性</w:t>
+            </w:r>
+          </w:p>
+        </w:tc>
+        <w:tc>
+          <w:tcPr/>
+          <w:p>
+            <w:pPr>
+              <w:pStyle w:val="Compact"/>
+              <w:jc w:val="left"/>
+            </w:pPr>
+            <w:r>
+              <w:t xml:space="preserve">分布</w:t>
+            </w:r>
+          </w:p>
+        </w:tc>
+        <w:tc>
+          <w:tcPr/>
+          <w:p>
+            <w:pPr>
+              <w:pStyle w:val="Compact"/>
+              <w:jc w:val="left"/>
+            </w:pPr>
+            <w:r>
+              <w:t xml:space="preserve">参数</w:t>
+            </w:r>
+          </w:p>
+        </w:tc>
+        <w:tc>
+          <w:tcPr/>
+          <w:p>
+            <w:pPr>
+              <w:pStyle w:val="Compact"/>
+              <w:jc w:val="left"/>
+            </w:pPr>
+            <w:r>
+              <w:t xml:space="preserve">值域</w:t>
+            </w:r>
+          </w:p>
+        </w:tc>
+      </w:tr>
+      <w:tr>
+        <w:tc>
+          <w:tcPr/>
+          <w:p>
+            <w:pPr>
+              <w:pStyle w:val="Compact"/>
+              <w:jc w:val="left"/>
+            </w:pPr>
+            <w:r>
+              <w:t xml:space="preserve">速度</w:t>
+            </w:r>
+          </w:p>
+        </w:tc>
+        <w:tc>
+          <w:tcPr/>
+          <w:p>
+            <w:pPr>
+              <w:pStyle w:val="Compact"/>
+              <w:jc w:val="left"/>
+            </w:pPr>
+            <w:r>
+              <w:t xml:space="preserve">正态分布</w:t>
+            </w:r>
+          </w:p>
+        </w:tc>
+        <w:tc>
+          <w:tcPr/>
+          <w:p>
+            <w:pPr>
+              <w:pStyle w:val="Compact"/>
+              <w:jc w:val="left"/>
+            </w:pPr>
+            <w:r>
+              <w:t xml:space="preserve">N(1.2, 0.2)</w:t>
+            </w:r>
+          </w:p>
+        </w:tc>
+        <w:tc>
+          <w:tcPr/>
+          <w:p>
+            <w:pPr>
+              <w:pStyle w:val="Compact"/>
+              <w:jc w:val="left"/>
+            </w:pPr>
+            <w:r>
+              <w:t xml:space="preserve">(0, +∞)</w:t>
+            </w:r>
+          </w:p>
+        </w:tc>
+      </w:tr>
+      <w:tr>
+        <w:tc>
+          <w:tcPr/>
+          <w:p>
+            <w:pPr>
+              <w:pStyle w:val="Compact"/>
+              <w:jc w:val="left"/>
+            </w:pPr>
+            <w:r>
+              <w:t xml:space="preserve">耐心度</w:t>
+            </w:r>
+          </w:p>
+        </w:tc>
+        <w:tc>
+          <w:tcPr/>
+          <w:p>
+            <w:pPr>
+              <w:pStyle w:val="Compact"/>
+              <w:jc w:val="left"/>
+            </w:pPr>
+            <w:r>
+              <w:t xml:space="preserve">Beta 分布</w:t>
+            </w:r>
+          </w:p>
+        </w:tc>
+        <w:tc>
+          <w:tcPr/>
+          <w:p>
+            <w:pPr>
+              <w:pStyle w:val="Compact"/>
+              <w:jc w:val="left"/>
+            </w:pPr>
+            <w:r>
+              <w:t xml:space="preserve">B(2, 2)</w:t>
+            </w:r>
+          </w:p>
+        </w:tc>
+        <w:tc>
+          <w:tcPr/>
+          <w:p>
+            <w:pPr>
+              <w:pStyle w:val="Compact"/>
+              <w:jc w:val="left"/>
+            </w:pPr>
+            <w:r>
+              <w:t xml:space="preserve">[0, 1]</w:t>
+            </w:r>
+          </w:p>
+        </w:tc>
+      </w:tr>
+      <w:tr>
+        <w:tc>
+          <w:tcPr/>
+          <w:p>
+            <w:pPr>
+              <w:pStyle w:val="Compact"/>
+              <w:jc w:val="left"/>
+            </w:pPr>
+            <w:r>
+              <w:t xml:space="preserve">熟悉度</w:t>
+            </w:r>
+          </w:p>
+        </w:tc>
+        <w:tc>
+          <w:tcPr/>
+          <w:p>
+            <w:pPr>
+              <w:pStyle w:val="Compact"/>
+              <w:jc w:val="left"/>
+            </w:pPr>
+            <w:r>
+              <w:t xml:space="preserve">Beta 分布</w:t>
+            </w:r>
+          </w:p>
+        </w:tc>
+        <w:tc>
+          <w:tcPr/>
+          <w:p>
+            <w:pPr>
+              <w:pStyle w:val="Compact"/>
+              <w:jc w:val="left"/>
+            </w:pPr>
+            <w:r>
+              <w:t xml:space="preserve">B(2, 2)</w:t>
+            </w:r>
+          </w:p>
+        </w:tc>
+        <w:tc>
+          <w:tcPr/>
+          <w:p>
+            <w:pPr>
+              <w:pStyle w:val="Compact"/>
+              <w:jc w:val="left"/>
+            </w:pPr>
+            <w:r>
+              <w:t xml:space="preserve">[0, 1]</w:t>
+            </w:r>
+          </w:p>
+        </w:tc>
+      </w:tr>
+    </w:tbl>
+    <w:p>
+      <w:pPr>
+        <w:pStyle w:val="BodyText"/>
+      </w:pPr>
+      <w:r>
+        <w:t xml:space="preserve">Beta 分布的概率密度函数为：</w:t>
+      </w:r>
+    </w:p>
+    <w:p>
+      <w:pPr>
+        <w:pStyle w:val="SourceCode"/>
+      </w:pPr>
+      <w:r>
+        <w:rPr>
+          <w:rStyle w:val="VerbatimChar"/>
+        </w:rPr>
+        <w:t xml:space="preserve">f(x; α, β) = x^(α-1) (1-x)^(β-1) / B(α, β)</w:t>
+      </w:r>
+    </w:p>
+    <w:p>
+      <w:pPr>
+        <w:pStyle w:val="FirstParagraph"/>
+      </w:pPr>
+      <w:r>
+        <w:t xml:space="preserve">当 α = β = 2 时，分布呈单峰对称形态，峰值位于 x = 0.5，两侧逐渐衰减，符合”大多数人处于中等水平”的人群特征假设。</w:t>
+      </w:r>
+    </w:p>
+    <w:bookmarkEnd w:id="50"/>
+    <w:bookmarkEnd w:id="51"/>
+    <w:bookmarkStart w:id="52" w:name="密度-速度模型"/>
+    <w:p>
+      <w:pPr>
+        <w:pStyle w:val="Heading3"/>
+      </w:pPr>
+      <w:r>
+        <w:t xml:space="preserve">4.5 密度-速度模型</w:t>
+      </w:r>
+    </w:p>
+    <w:p>
+      <w:pPr>
+        <w:pStyle w:val="FirstParagraph"/>
+      </w:pPr>
+      <w:r>
+        <w:t xml:space="preserve">本系统采用 Weidmann 行人基本图的简化连续版本，描述行人密度 ρ 与速度 v 的关系：</w:t>
+      </w:r>
+    </w:p>
+    <w:p>
+      <w:pPr>
+        <w:pStyle w:val="SourceCode"/>
+      </w:pPr>
+      <w:r>
+        <w:rPr>
+          <w:rStyle w:val="VerbatimChar"/>
+        </w:rPr>
+        <w:t xml:space="preserve">v(ρ) = v_free × max(0.05, 1 - (ρ / ρ_max)^γ)</w:t>
+      </w:r>
+    </w:p>
+    <w:p>
+      <w:pPr>
+        <w:pStyle w:val="FirstParagraph"/>
+      </w:pPr>
+      <w:r>
+        <w:t xml:space="preserve">其中：</w:t>
+      </w:r>
+      <w:r>
+        <w:t xml:space="preserve"> </w:t>
+      </w:r>
+      <w:r>
+        <w:t xml:space="preserve">- v_free = 1.2 m/s，为自由流速度</w:t>
+      </w:r>
+      <w:r>
+        <w:t xml:space="preserve"> </w:t>
+      </w:r>
+      <w:r>
+        <w:t xml:space="preserve">- ρ_max = 5.0 人/m²，为最大密度</w:t>
+      </w:r>
+      <w:r>
+        <w:t xml:space="preserve"> </w:t>
+      </w:r>
+      <w:r>
+        <w:t xml:space="preserve">- γ = 0.3，为衰减系数</w:t>
+      </w:r>
+    </w:p>
+    <w:p>
+      <w:pPr>
+        <w:pStyle w:val="BodyText"/>
+      </w:pPr>
+      <w:r>
+        <w:t xml:space="preserve">早期版本采用阶梯式分段函数，在密度阈值处产生速度突变，导致仿真画面出现明显的”集体卡顿”现象。改为连续衰减函数后，速度随密度平滑变化，视觉效果与物理合理性均得到显著改善。</w:t>
+      </w:r>
+    </w:p>
+    <w:bookmarkEnd w:id="52"/>
+    <w:bookmarkStart w:id="55" w:name="冲突检测算法"/>
+    <w:p>
+      <w:pPr>
+        <w:pStyle w:val="Heading3"/>
+      </w:pPr>
+      <w:r>
+        <w:t xml:space="preserve">4.6 冲突检测算法</w:t>
+      </w:r>
+    </w:p>
+    <w:bookmarkStart w:id="53" w:name="暴力法"/>
+    <w:p>
+      <w:pPr>
+        <w:pStyle w:val="Heading4"/>
+      </w:pPr>
+      <w:r>
+        <w:t xml:space="preserve">4.6.1 暴力法</w:t>
+      </w:r>
+    </w:p>
+    <w:p>
+      <w:pPr>
+        <w:pStyle w:val="FirstParagraph"/>
+      </w:pPr>
+      <w:r>
+        <w:t xml:space="preserve">冲突检测的核心任务是判断两名乘客是否处于同一空间位置。暴力法对全部乘客执行两两距离计算：</w:t>
+      </w:r>
+    </w:p>
+    <w:p>
+      <w:pPr>
+        <w:pStyle w:val="SourceCode"/>
+      </w:pPr>
+      <w:r>
+        <w:rPr>
+          <w:rStyle w:val="VerbatimChar"/>
+        </w:rPr>
+        <w:t xml:space="preserve">算法: BruteForceCollision(passengers)</w:t>
+      </w:r>
+      <w:r>
+        <w:br/>
+      </w:r>
+      <w:r>
+        <w:rPr>
+          <w:rStyle w:val="VerbatimChar"/>
+        </w:rPr>
+        <w:t xml:space="preserve">1. conflicts ← []</w:t>
+      </w:r>
+      <w:r>
+        <w:br/>
+      </w:r>
+      <w:r>
+        <w:rPr>
+          <w:rStyle w:val="VerbatimChar"/>
+        </w:rPr>
+        <w:t xml:space="preserve">2. for i ← 0 to N-1:</w:t>
+      </w:r>
+      <w:r>
+        <w:br/>
+      </w:r>
+      <w:r>
+        <w:rPr>
+          <w:rStyle w:val="VerbatimChar"/>
+        </w:rPr>
+        <w:t xml:space="preserve">3.   for j ← i+1 to N-1:</w:t>
+      </w:r>
+      <w:r>
+        <w:br/>
+      </w:r>
+      <w:r>
+        <w:rPr>
+          <w:rStyle w:val="VerbatimChar"/>
+        </w:rPr>
+        <w:t xml:space="preserve">4.     if distance(passengers[i], passengers[j]) &lt; threshold:</w:t>
+      </w:r>
+      <w:r>
+        <w:br/>
+      </w:r>
+      <w:r>
+        <w:rPr>
+          <w:rStyle w:val="VerbatimChar"/>
+        </w:rPr>
+        <w:t xml:space="preserve">5.       conflicts.append((i, j))</w:t>
+      </w:r>
+      <w:r>
+        <w:br/>
+      </w:r>
+      <w:r>
+        <w:rPr>
+          <w:rStyle w:val="VerbatimChar"/>
+        </w:rPr>
+        <w:t xml:space="preserve">6. return conflicts</w:t>
+      </w:r>
+    </w:p>
+    <w:p>
+      <w:pPr>
+        <w:pStyle w:val="FirstParagraph"/>
+      </w:pPr>
+      <w:r>
+        <w:t xml:space="preserve">时间复杂度为 O(N²)，空间复杂度为 O(1)（不计输出）。当 N = 2000 时，每步需执行约 200 万次距离计算，计算开销不可接受。</w:t>
+      </w:r>
+    </w:p>
+    <w:bookmarkEnd w:id="53"/>
+    <w:bookmarkStart w:id="54" w:name="空间哈希优化"/>
+    <w:p>
+      <w:pPr>
+        <w:pStyle w:val="Heading4"/>
+      </w:pPr>
+      <w:r>
+        <w:t xml:space="preserve">4.6.2 空间哈希优化</w:t>
+      </w:r>
+    </w:p>
+    <w:p>
+      <w:pPr>
+        <w:pStyle w:val="FirstParagraph"/>
+      </w:pPr>
+      <w:r>
+        <w:t xml:space="preserve">改用空间哈希后，冲突检测流程如下：</w:t>
+      </w:r>
+    </w:p>
+    <w:p>
+      <w:pPr>
+        <w:pStyle w:val="SourceCode"/>
+      </w:pPr>
+      <w:r>
+        <w:rPr>
+          <w:rStyle w:val="VerbatimChar"/>
+        </w:rPr>
+        <w:t xml:space="preserve">算法: SpatialHashCollision(spatial_hash, passengers)</w:t>
+      </w:r>
+      <w:r>
+        <w:br/>
+      </w:r>
+      <w:r>
+        <w:rPr>
+          <w:rStyle w:val="VerbatimChar"/>
+        </w:rPr>
+        <w:t xml:space="preserve">1. spatial_hash.clear()</w:t>
+      </w:r>
+      <w:r>
+        <w:br/>
+      </w:r>
+      <w:r>
+        <w:rPr>
+          <w:rStyle w:val="VerbatimChar"/>
+        </w:rPr>
+        <w:t xml:space="preserve">2. for each p in passengers:</w:t>
+      </w:r>
+      <w:r>
+        <w:br/>
+      </w:r>
+      <w:r>
+        <w:rPr>
+          <w:rStyle w:val="VerbatimChar"/>
+        </w:rPr>
+        <w:t xml:space="preserve">3.   spatial_hash.insert(p)</w:t>
+      </w:r>
+      <w:r>
+        <w:br/>
+      </w:r>
+      <w:r>
+        <w:rPr>
+          <w:rStyle w:val="VerbatimChar"/>
+        </w:rPr>
+        <w:t xml:space="preserve">4. conflicts ← []</w:t>
+      </w:r>
+      <w:r>
+        <w:br/>
+      </w:r>
+      <w:r>
+        <w:rPr>
+          <w:rStyle w:val="VerbatimChar"/>
+        </w:rPr>
+        <w:t xml:space="preserve">5. for each p in passengers:</w:t>
+      </w:r>
+      <w:r>
+        <w:br/>
+      </w:r>
+      <w:r>
+        <w:rPr>
+          <w:rStyle w:val="VerbatimChar"/>
+        </w:rPr>
+        <w:t xml:space="preserve">6.   neighbors ← spatial_hash.query_neighbors(p)</w:t>
+      </w:r>
+      <w:r>
+        <w:br/>
+      </w:r>
+      <w:r>
+        <w:rPr>
+          <w:rStyle w:val="VerbatimChar"/>
+        </w:rPr>
+        <w:t xml:space="preserve">7.   for each q in neighbors:</w:t>
+      </w:r>
+      <w:r>
+        <w:br/>
+      </w:r>
+      <w:r>
+        <w:rPr>
+          <w:rStyle w:val="VerbatimChar"/>
+        </w:rPr>
+        <w:t xml:space="preserve">8.     if q.id &gt; p.id and distance(p, q) &lt; threshold:</w:t>
+      </w:r>
+      <w:r>
+        <w:br/>
+      </w:r>
+      <w:r>
+        <w:rPr>
+          <w:rStyle w:val="VerbatimChar"/>
+        </w:rPr>
+        <w:t xml:space="preserve">9.       conflicts.append((p, q))</w:t>
+      </w:r>
+      <w:r>
+        <w:br/>
+      </w:r>
+      <w:r>
+        <w:rPr>
+          <w:rStyle w:val="VerbatimChar"/>
+        </w:rPr>
+        <w:t xml:space="preserve">10. return conflicts</w:t>
+      </w:r>
+    </w:p>
+    <w:p>
+      <w:pPr>
+        <w:pStyle w:val="FirstParagraph"/>
+      </w:pPr>
+      <w:r>
+        <w:t xml:space="preserve">时间复杂度降至 O(N)，空间复杂度为 O(N)。在 1000 人规模的测试场景中，单步冲突检测时间从约 120ms 降至约 3ms，性能提升约 40 倍。</w:t>
+      </w:r>
+    </w:p>
+    <w:bookmarkEnd w:id="54"/>
+    <w:bookmarkEnd w:id="55"/>
+    <w:bookmarkEnd w:id="56"/>
+    <w:bookmarkStart w:id="57" w:name="五场景设计"/>
+    <w:p>
+      <w:pPr>
+        <w:pStyle w:val="Heading2"/>
+      </w:pPr>
+      <w:r>
         <w:t xml:space="preserve">五、场景设计</w:t>
       </w:r>
     </w:p>
@@ -434,19 +5954,187 @@
         <w:pStyle w:val="FirstParagraph"/>
       </w:pPr>
       <w:r>
-        <w:t xml:space="preserve">本系统支持小型站、中型站、大型站及换乘站四种规模场景。各场景均采用多楼层拓扑结构：地面层（floor=0）布置入口与出口，站厅层（floor=1）布置售票、安检、闸机与通道，站台层（floor=-1）布置楼梯、扶梯与站台。节点坐标依据功能流程递进排布，同类节点沿 y 轴等距分布，形成清晰的空间布局。</w:t>
-      </w:r>
-    </w:p>
+        <w:t xml:space="preserve">本系统支持小型站、中型站、大型站及换乘站四种规模场景。各场景均采用多楼层拓扑结构，节点坐标依据功能流程递进排布，同类节点沿 y 轴等距分布。具体布局如下：</w:t>
+      </w:r>
+    </w:p>
+    <w:tbl>
+      <w:tblPr>
+        <w:tblStyle w:val="Table"/>
+        <w:tblW w:type="auto" w:w="0"/>
+        <w:tblLook w:firstRow="1" w:lastRow="0" w:firstColumn="0" w:lastColumn="0" w:noHBand="0" w:noVBand="0" w:val="0020"/>
+        <w:jc w:val="start"/>
+      </w:tblPr>
+      <w:tblGrid>
+        <w:gridCol w:w="2640"/>
+        <w:gridCol w:w="2640"/>
+        <w:gridCol w:w="2640"/>
+      </w:tblGrid>
+      <w:tr>
+        <w:trPr>
+          <w:tblHeader w:val="true"/>
+        </w:trPr>
+        <w:tc>
+          <w:tcPr/>
+          <w:p>
+            <w:pPr>
+              <w:pStyle w:val="Compact"/>
+              <w:jc w:val="left"/>
+            </w:pPr>
+            <w:r>
+              <w:t xml:space="preserve">楼层</w:t>
+            </w:r>
+          </w:p>
+        </w:tc>
+        <w:tc>
+          <w:tcPr/>
+          <w:p>
+            <w:pPr>
+              <w:pStyle w:val="Compact"/>
+              <w:jc w:val="left"/>
+            </w:pPr>
+            <w:r>
+              <w:t xml:space="preserve">floor</w:t>
+            </w:r>
+          </w:p>
+        </w:tc>
+        <w:tc>
+          <w:tcPr/>
+          <w:p>
+            <w:pPr>
+              <w:pStyle w:val="Compact"/>
+              <w:jc w:val="left"/>
+            </w:pPr>
+            <w:r>
+              <w:t xml:space="preserve">节点类型</w:t>
+            </w:r>
+          </w:p>
+        </w:tc>
+      </w:tr>
+      <w:tr>
+        <w:tc>
+          <w:tcPr/>
+          <w:p>
+            <w:pPr>
+              <w:pStyle w:val="Compact"/>
+              <w:jc w:val="left"/>
+            </w:pPr>
+            <w:r>
+              <w:t xml:space="preserve">地面层</w:t>
+            </w:r>
+          </w:p>
+        </w:tc>
+        <w:tc>
+          <w:tcPr/>
+          <w:p>
+            <w:pPr>
+              <w:pStyle w:val="Compact"/>
+              <w:jc w:val="left"/>
+            </w:pPr>
+            <w:r>
+              <w:t xml:space="preserve">0</w:t>
+            </w:r>
+          </w:p>
+        </w:tc>
+        <w:tc>
+          <w:tcPr/>
+          <w:p>
+            <w:pPr>
+              <w:pStyle w:val="Compact"/>
+              <w:jc w:val="left"/>
+            </w:pPr>
+            <w:r>
+              <w:t xml:space="preserve">entrance, exit</w:t>
+            </w:r>
+          </w:p>
+        </w:tc>
+      </w:tr>
+      <w:tr>
+        <w:tc>
+          <w:tcPr/>
+          <w:p>
+            <w:pPr>
+              <w:pStyle w:val="Compact"/>
+              <w:jc w:val="left"/>
+            </w:pPr>
+            <w:r>
+              <w:t xml:space="preserve">站厅层</w:t>
+            </w:r>
+          </w:p>
+        </w:tc>
+        <w:tc>
+          <w:tcPr/>
+          <w:p>
+            <w:pPr>
+              <w:pStyle w:val="Compact"/>
+              <w:jc w:val="left"/>
+            </w:pPr>
+            <w:r>
+              <w:t xml:space="preserve">1</w:t>
+            </w:r>
+          </w:p>
+        </w:tc>
+        <w:tc>
+          <w:tcPr/>
+          <w:p>
+            <w:pPr>
+              <w:pStyle w:val="Compact"/>
+              <w:jc w:val="left"/>
+            </w:pPr>
+            <w:r>
+              <w:t xml:space="preserve">ticket, security, gate, corridor</w:t>
+            </w:r>
+          </w:p>
+        </w:tc>
+      </w:tr>
+      <w:tr>
+        <w:tc>
+          <w:tcPr/>
+          <w:p>
+            <w:pPr>
+              <w:pStyle w:val="Compact"/>
+              <w:jc w:val="left"/>
+            </w:pPr>
+            <w:r>
+              <w:t xml:space="preserve">站台层</w:t>
+            </w:r>
+          </w:p>
+        </w:tc>
+        <w:tc>
+          <w:tcPr/>
+          <w:p>
+            <w:pPr>
+              <w:pStyle w:val="Compact"/>
+              <w:jc w:val="left"/>
+            </w:pPr>
+            <w:r>
+              <w:t xml:space="preserve">-1</w:t>
+            </w:r>
+          </w:p>
+        </w:tc>
+        <w:tc>
+          <w:tcPr/>
+          <w:p>
+            <w:pPr>
+              <w:pStyle w:val="Compact"/>
+              <w:jc w:val="left"/>
+            </w:pPr>
+            <w:r>
+              <w:t xml:space="preserve">stairs, escalator, platform</w:t>
+            </w:r>
+          </w:p>
+        </w:tc>
+      </w:tr>
+    </w:tbl>
     <w:p>
       <w:pPr>
         <w:pStyle w:val="BodyText"/>
       </w:pPr>
       <w:r>
-        <w:t xml:space="preserve">节点属性涵盖类型、容量、坐标、楼层、面积、基础速度上限、服务率及列车停站时间等。边属性涵盖通道长度、宽度、容量、基础通行时间及拥堵系数。该属性体系为后续的密度计算、拥堵评估及路径规划提供了完整的数据支撑。</w:t>
-      </w:r>
-    </w:p>
-    <w:bookmarkEnd w:id="32"/>
-    <w:bookmarkStart w:id="33" w:name="六前端界面设计"/>
+        <w:t xml:space="preserve">节点容量、面积、基础速度等属性随站点规模递增。以中型站为例：入口容量 50 人，售票容量 30 人，安检容量 20 人，闸机容量 15 人，站台容量 200 人。通道长度依据节点坐标几何距离计算，宽度依据类型设定：主通道 4m，楼梯 2m，扶梯 3m。</w:t>
+      </w:r>
+    </w:p>
+    <w:bookmarkEnd w:id="57"/>
+    <w:bookmarkStart w:id="58" w:name="六前端界面设计"/>
     <w:p>
       <w:pPr>
         <w:pStyle w:val="Heading2"/>
@@ -460,7 +6148,7 @@
         <w:pStyle w:val="FirstParagraph"/>
       </w:pPr>
       <w:r>
-        <w:t xml:space="preserve">前端界面基于 PyQt5 框架构建，采用 QMainWindow 配合多标签页（QTabWidget）的架构。界面左侧为控制面板，提供仿真参数配置与运行控制；右侧为主显示区，包含拓扑图、热力图、实时数据、分析报告及轨迹回放五个标签页。</w:t>
+        <w:t xml:space="preserve">前端界面基于 PyQt5 框架构建，采用 QMainWindow 配合 QTabWidget 的架构。左侧为控制面板，提供仿真参数配置与运行控制；右侧为主显示区，包含拓扑图、热力图、实时数据、分析报告及轨迹回放五个标签页。</w:t>
       </w:r>
     </w:p>
     <w:p>
@@ -468,7 +6156,7 @@
         <w:pStyle w:val="BodyText"/>
       </w:pPr>
       <w:r>
-        <w:t xml:space="preserve">拓扑图编辑模块基于 QGraphicsScene/QGraphicsView 实现，支持节点的添加、删除、属性编辑及拖拽操作，边的位置随节点拖拽实时更新。节点拥堵状态通过颜色渐变直观呈现，楼层属性通过边框样式（地下层蓝色虚线、地面层黑色实线、站厅层橙色实线）加以区分。多楼层可视化功能使不同标高的空间结构得以在同一视图中清晰表达。</w:t>
+        <w:t xml:space="preserve">拓扑图编辑模块基于 QGraphicsScene/QGraphicsView 实现。节点采用 QGraphicsEllipseItem 子类封装，支持拖拽、选中、属性编辑；边采用 QGraphicsLineItem 子类封装，拖拽时通过 scenePos() 获取全局坐标以自动更新位置。节点拥堵状态通过颜色渐变呈现：基础颜色随类型固定，拥堵时红色分量递增、绿色分量递减，形成直观的视觉警示。多楼层可视化通过边框样式区分：地下层（floor &lt; 0）采用蓝色虚线，地面层（floor = 0）采用黑色实线，站厅层（floor = 1）采用橙色实线，更高层采用紫色实线。</w:t>
       </w:r>
     </w:p>
     <w:p>
@@ -476,7 +6164,7 @@
         <w:pStyle w:val="BodyText"/>
       </w:pPr>
       <w:r>
-        <w:t xml:space="preserve">实时数据折线图基于 Matplotlib FigureCanvas 嵌入 Qt，展示乘客数量、平均密度与最长队列三条曲线，支持滚轮缩放、拖拽平移及 Y 轴自适应。热力图采用 YlOrRd 色阶渲染节点密度分布，并辅以密度数值标注。</w:t>
+        <w:t xml:space="preserve">实时数据折线图基于 Matplotlib FigureCanvas 嵌入 Qt，展示乘客数量、平均密度与最长队列三条曲线。交互功能包括：滚轮缩放（以鼠标位置为中心）、左键拖拽平移（X 轴边界限制于 06:00~24:00）、复位视图按钮、Y 轴自适应。热力图采用 YlOrRd 色阶渲染节点密度，辅以密度数值标注与 Colorbar。</w:t>
       </w:r>
     </w:p>
     <w:p>
@@ -484,11 +6172,26 @@
         <w:pStyle w:val="BodyText"/>
       </w:pPr>
       <w:r>
-        <w:t xml:space="preserve">中文显示方面，系统通过动态检测系统可用字体（SimHei、Microsoft YaHei、WenQuanYi 等）解决跨平台乱码问题，同时为数值控件单独配置 Arial 字体，确保数字显示的一致性。</w:t>
-      </w:r>
-    </w:p>
-    <w:bookmarkEnd w:id="33"/>
-    <w:bookmarkStart w:id="34" w:name="七后端开发"/>
+        <w:t xml:space="preserve">中文显示方面，系统通过动态检测系统可用字体解决跨平台乱码问题。检测优先级为：SimHei → Microsoft YaHei → PingFang SC → WenQuanYi Zen Hei → Noto Sans CJK SC。检测逻辑基于 QFontDatabase().families() 获取系统可用字体集，选取优先级最高的可用字体作为全局字体。Matplotlib 后端配置采用相同的轮询机制，并设置</w:t>
+      </w:r>
+      <w:r>
+        <w:t xml:space="preserve"> </w:t>
+      </w:r>
+      <w:r>
+        <w:rPr>
+          <w:rStyle w:val="VerbatimChar"/>
+        </w:rPr>
+        <w:t xml:space="preserve">axes.unicode_minus = False</w:t>
+      </w:r>
+      <w:r>
+        <w:t xml:space="preserve"> </w:t>
+      </w:r>
+      <w:r>
+        <w:t xml:space="preserve">以修复负号显示异常。</w:t>
+      </w:r>
+    </w:p>
+    <w:bookmarkEnd w:id="58"/>
+    <w:bookmarkStart w:id="59" w:name="七后端开发"/>
     <w:p>
       <w:pPr>
         <w:pStyle w:val="Heading2"/>
@@ -502,7 +6205,80 @@
         <w:pStyle w:val="FirstParagraph"/>
       </w:pPr>
       <w:r>
-        <w:t xml:space="preserve">后端的核心为仿真引擎（SimulationEngine），其主循环 step() 按以下顺序执行：生成新乘客、处理服务队列、更新列车状态、驱动乘客状态转移与移动、处理冲突、更新密度与拥堵系数、采集统计数据。</w:t>
+        <w:t xml:space="preserve">后端的核心为仿真引擎（SimulationEngine），其主循环 step() 按以下顺序执行：</w:t>
+      </w:r>
+    </w:p>
+    <w:p>
+      <w:pPr>
+        <w:pStyle w:val="SourceCode"/>
+      </w:pPr>
+      <w:r>
+        <w:rPr>
+          <w:rStyle w:val="VerbatimChar"/>
+        </w:rPr>
+        <w:t xml:space="preserve">1. _generate_passengers()     // 非齐次泊松过程生成新乘客</w:t>
+      </w:r>
+      <w:r>
+        <w:br/>
+      </w:r>
+      <w:r>
+        <w:rPr>
+          <w:rStyle w:val="VerbatimChar"/>
+        </w:rPr>
+        <w:t xml:space="preserve">2. _process_queues()          // FIFO 队列服务</w:t>
+      </w:r>
+      <w:r>
+        <w:br/>
+      </w:r>
+      <w:r>
+        <w:rPr>
+          <w:rStyle w:val="VerbatimChar"/>
+        </w:rPr>
+        <w:t xml:space="preserve">3. _update_trains()           // 列车到站/离站/上下车</w:t>
+      </w:r>
+      <w:r>
+        <w:br/>
+      </w:r>
+      <w:r>
+        <w:rPr>
+          <w:rStyle w:val="VerbatimChar"/>
+        </w:rPr>
+        <w:t xml:space="preserve">4. _update_passengers()       // 状态机转移 + 移动</w:t>
+      </w:r>
+      <w:r>
+        <w:br/>
+      </w:r>
+      <w:r>
+        <w:rPr>
+          <w:rStyle w:val="VerbatimChar"/>
+        </w:rPr>
+        <w:t xml:space="preserve">5. _handle_conflicts()        // 空间哈希冲突检测</w:t>
+      </w:r>
+      <w:r>
+        <w:br/>
+      </w:r>
+      <w:r>
+        <w:rPr>
+          <w:rStyle w:val="VerbatimChar"/>
+        </w:rPr>
+        <w:t xml:space="preserve">6. _update_densities()        // 密度计算与拥堵系数更新</w:t>
+      </w:r>
+      <w:r>
+        <w:br/>
+      </w:r>
+      <w:r>
+        <w:rPr>
+          <w:rStyle w:val="VerbatimChar"/>
+        </w:rPr>
+        <w:t xml:space="preserve">7. _collect_stats()           // 统计数据采集</w:t>
+      </w:r>
+    </w:p>
+    <w:p>
+      <w:pPr>
+        <w:pStyle w:val="FirstParagraph"/>
+      </w:pPr>
+      <w:r>
+        <w:t xml:space="preserve">列车系统（Train）具备发车间隔、停站时间、容量上限及车门状态控制等属性。列车到站后开门，候车乘客按 FIFO 顺序上车；容量达到上限后，剩余乘客继续等待后续列车。该机制使站台候车行为的仿真更加贴近实际运营规律。</w:t>
       </w:r>
     </w:p>
     <w:p>
@@ -510,7 +6286,245 @@
         <w:pStyle w:val="BodyText"/>
       </w:pPr>
       <w:r>
-        <w:t xml:space="preserve">列车系统（Train）模拟线路上的车辆运行，具备发车间隔、停站时间、容量限制及车门状态控制等属性。列车到站时，候车乘客按 FIFO 顺序上车；容量达到上限后，剩余乘客继续等待后续列车。该机制使站台候车行为的仿真更加贴近实际运营规律。</w:t>
+        <w:t xml:space="preserve">仿真引擎采用三阶段遍历策略：首先遍历全部乘客更新状态与位置，然后处理冲突与密度，最后采集统计。该策略避免了同一阶段内乘客状态互相干扰的问题，确保了每步内部的一致性。</w:t>
+      </w:r>
+    </w:p>
+    <w:bookmarkEnd w:id="59"/>
+    <w:bookmarkStart w:id="60" w:name="八轨迹回放功能"/>
+    <w:p>
+      <w:pPr>
+        <w:pStyle w:val="Heading2"/>
+      </w:pPr>
+      <w:r>
+        <w:t xml:space="preserve">八、轨迹回放功能</w:t>
+      </w:r>
+    </w:p>
+    <w:p>
+      <w:pPr>
+        <w:pStyle w:val="FirstParagraph"/>
+      </w:pPr>
+      <w:r>
+        <w:t xml:space="preserve">为支持仿真结果的回溯分析，本系统开发了轨迹回放功能。仿真线程在运行过程中，每步记录一次状态快照，数据结构如下：</w:t>
+      </w:r>
+    </w:p>
+    <w:p>
+      <w:pPr>
+        <w:pStyle w:val="SourceCode"/>
+      </w:pPr>
+      <w:r>
+        <w:rPr>
+          <w:rStyle w:val="NormalTok"/>
+        </w:rPr>
+        <w:t xml:space="preserve">snapshot </w:t>
+      </w:r>
+      <w:r>
+        <w:rPr>
+          <w:rStyle w:val="OperatorTok"/>
+        </w:rPr>
+        <w:t xml:space="preserve">=</w:t>
+      </w:r>
+      <w:r>
+        <w:rPr>
+          <w:rStyle w:val="NormalTok"/>
+        </w:rPr>
+        <w:t xml:space="preserve"> {</w:t>
+      </w:r>
+      <w:r>
+        <w:br/>
+      </w:r>
+      <w:r>
+        <w:rPr>
+          <w:rStyle w:val="NormalTok"/>
+        </w:rPr>
+        <w:t xml:space="preserve">    </w:t>
+      </w:r>
+      <w:r>
+        <w:rPr>
+          <w:rStyle w:val="StringTok"/>
+        </w:rPr>
+        <w:t xml:space="preserve">'step'</w:t>
+      </w:r>
+      <w:r>
+        <w:rPr>
+          <w:rStyle w:val="NormalTok"/>
+        </w:rPr>
+        <w:t xml:space="preserve">: </w:t>
+      </w:r>
+      <w:r>
+        <w:rPr>
+          <w:rStyle w:val="BuiltInTok"/>
+        </w:rPr>
+        <w:t xml:space="preserve">int</w:t>
+      </w:r>
+      <w:r>
+        <w:rPr>
+          <w:rStyle w:val="NormalTok"/>
+        </w:rPr>
+        <w:t xml:space="preserve">,                </w:t>
+      </w:r>
+      <w:r>
+        <w:rPr>
+          <w:rStyle w:val="OperatorTok"/>
+        </w:rPr>
+        <w:t xml:space="preserve">//</w:t>
+      </w:r>
+      <w:r>
+        <w:rPr>
+          <w:rStyle w:val="NormalTok"/>
+        </w:rPr>
+        <w:t xml:space="preserve"> 当前仿真步数</w:t>
+      </w:r>
+      <w:r>
+        <w:br/>
+      </w:r>
+      <w:r>
+        <w:rPr>
+          <w:rStyle w:val="NormalTok"/>
+        </w:rPr>
+        <w:t xml:space="preserve">    </w:t>
+      </w:r>
+      <w:r>
+        <w:rPr>
+          <w:rStyle w:val="StringTok"/>
+        </w:rPr>
+        <w:t xml:space="preserve">'passenger_count'</w:t>
+      </w:r>
+      <w:r>
+        <w:rPr>
+          <w:rStyle w:val="NormalTok"/>
+        </w:rPr>
+        <w:t xml:space="preserve">: </w:t>
+      </w:r>
+      <w:r>
+        <w:rPr>
+          <w:rStyle w:val="BuiltInTok"/>
+        </w:rPr>
+        <w:t xml:space="preserve">int</w:t>
+      </w:r>
+      <w:r>
+        <w:rPr>
+          <w:rStyle w:val="NormalTok"/>
+        </w:rPr>
+        <w:t xml:space="preserve">,     </w:t>
+      </w:r>
+      <w:r>
+        <w:rPr>
+          <w:rStyle w:val="OperatorTok"/>
+        </w:rPr>
+        <w:t xml:space="preserve">//</w:t>
+      </w:r>
+      <w:r>
+        <w:rPr>
+          <w:rStyle w:val="NormalTok"/>
+        </w:rPr>
+        <w:t xml:space="preserve"> 站内总人数</w:t>
+      </w:r>
+      <w:r>
+        <w:br/>
+      </w:r>
+      <w:r>
+        <w:rPr>
+          <w:rStyle w:val="NormalTok"/>
+        </w:rPr>
+        <w:t xml:space="preserve">    </w:t>
+      </w:r>
+      <w:r>
+        <w:rPr>
+          <w:rStyle w:val="StringTok"/>
+        </w:rPr>
+        <w:t xml:space="preserve">'densities'</w:t>
+      </w:r>
+      <w:r>
+        <w:rPr>
+          <w:rStyle w:val="NormalTok"/>
+        </w:rPr>
+        <w:t xml:space="preserve">: </w:t>
+      </w:r>
+      <w:r>
+        <w:rPr>
+          <w:rStyle w:val="BuiltInTok"/>
+        </w:rPr>
+        <w:t xml:space="preserve">dict</w:t>
+      </w:r>
+      <w:r>
+        <w:rPr>
+          <w:rStyle w:val="NormalTok"/>
+        </w:rPr>
+        <w:t xml:space="preserve">,          </w:t>
+      </w:r>
+      <w:r>
+        <w:rPr>
+          <w:rStyle w:val="OperatorTok"/>
+        </w:rPr>
+        <w:t xml:space="preserve">//</w:t>
+      </w:r>
+      <w:r>
+        <w:rPr>
+          <w:rStyle w:val="NormalTok"/>
+        </w:rPr>
+        <w:t xml:space="preserve"> 节点 → 实时密度</w:t>
+      </w:r>
+      <w:r>
+        <w:br/>
+      </w:r>
+      <w:r>
+        <w:rPr>
+          <w:rStyle w:val="NormalTok"/>
+        </w:rPr>
+        <w:t xml:space="preserve">    </w:t>
+      </w:r>
+      <w:r>
+        <w:rPr>
+          <w:rStyle w:val="StringTok"/>
+        </w:rPr>
+        <w:t xml:space="preserve">'node_counts'</w:t>
+      </w:r>
+      <w:r>
+        <w:rPr>
+          <w:rStyle w:val="NormalTok"/>
+        </w:rPr>
+        <w:t xml:space="preserve">: </w:t>
+      </w:r>
+      <w:r>
+        <w:rPr>
+          <w:rStyle w:val="BuiltInTok"/>
+        </w:rPr>
+        <w:t xml:space="preserve">dict</w:t>
+      </w:r>
+      <w:r>
+        <w:rPr>
+          <w:rStyle w:val="NormalTok"/>
+        </w:rPr>
+        <w:t xml:space="preserve">,        </w:t>
+      </w:r>
+      <w:r>
+        <w:rPr>
+          <w:rStyle w:val="OperatorTok"/>
+        </w:rPr>
+        <w:t xml:space="preserve">//</w:t>
+      </w:r>
+      <w:r>
+        <w:rPr>
+          <w:rStyle w:val="NormalTok"/>
+        </w:rPr>
+        <w:t xml:space="preserve"> 节点 → 当前人数</w:t>
+      </w:r>
+      <w:r>
+        <w:br/>
+      </w:r>
+      <w:r>
+        <w:rPr>
+          <w:rStyle w:val="NormalTok"/>
+        </w:rPr>
+        <w:t xml:space="preserve">}</w:t>
+      </w:r>
+    </w:p>
+    <w:p>
+      <w:pPr>
+        <w:pStyle w:val="FirstParagraph"/>
+      </w:pPr>
+      <w:r>
+        <w:t xml:space="preserve">轨迹回放视图（TrajectoryPlaybackView）复用 TopologyView 的显示逻辑，禁用编辑与拖拽功能。界面提供 QSlider 时间轴滑块，支持 0~N 步的任意定位；配备播放/暂停按钮及 QTimer 控制的自动回放，速度倍率可选 0.5x、1x、2x、5x、10x。回放过程中，节点人数标签与拥堵颜色依据历史数据动态更新，边的拥堵粗细同步变化，完整还原人流演化过程。</w:t>
       </w:r>
     </w:p>
     <w:p>
@@ -518,17 +6532,26 @@
         <w:pStyle w:val="BodyText"/>
       </w:pPr>
       <w:r>
-        <w:t xml:space="preserve">冲突检测模块早期采用暴力两两比较，复杂度为 O(N²)。经优化后改用空间哈希，将复杂度降至 O(N)，使系统能够支撑千人以上规模的实时仿真。密度更新模块依据节点面积与当前人数计算实时密度，并据此调整拥堵系数，进而触发路径缓存的清理与乘客速度的衰减。</w:t>
-      </w:r>
-    </w:p>
-    <w:bookmarkEnd w:id="34"/>
-    <w:bookmarkStart w:id="35" w:name="八轨迹回放功能"/>
+        <w:t xml:space="preserve">该功能的实现依赖于仿真线程与回放视图的解耦设计：仿真线程仅负责数据生产（状态快照），回放视图负责数据消费（可视化还原），两者通过历史数据列表进行通信，符合生产者-消费者模式。</w:t>
+      </w:r>
+    </w:p>
+    <w:bookmarkEnd w:id="60"/>
+    <w:bookmarkStart w:id="64" w:name="九测试与性能分析"/>
     <w:p>
       <w:pPr>
         <w:pStyle w:val="Heading2"/>
       </w:pPr>
       <w:r>
-        <w:t xml:space="preserve">八、轨迹回放功能</w:t>
+        <w:t xml:space="preserve">九、测试与性能分析</w:t>
+      </w:r>
+    </w:p>
+    <w:bookmarkStart w:id="61" w:name="功能测试"/>
+    <w:p>
+      <w:pPr>
+        <w:pStyle w:val="Heading3"/>
+      </w:pPr>
+      <w:r>
+        <w:t xml:space="preserve">9.1 功能测试</w:t>
       </w:r>
     </w:p>
     <w:p>
@@ -536,7 +6559,419 @@
         <w:pStyle w:val="FirstParagraph"/>
       </w:pPr>
       <w:r>
-        <w:t xml:space="preserve">为支持仿真结果的回溯分析，本系统开发了轨迹回放功能。仿真线程在运行过程中，每步记录一次状态快照，内容涵盖当前步数、站内总人数、各节点密度及节点人数分布。仿真结束后，这些快照构成完整的历史数据序列。</w:t>
+        <w:t xml:space="preserve">路径规划算法正确性测试：对同一对入口-出口分别执行五种模式查询，结果如下：</w:t>
+      </w:r>
+    </w:p>
+    <w:tbl>
+      <w:tblPr>
+        <w:tblStyle w:val="Table"/>
+        <w:tblW w:type="pct" w:w="5000"/>
+        <w:tblLook w:firstRow="1" w:lastRow="0" w:firstColumn="0" w:lastColumn="0" w:noHBand="0" w:noVBand="0" w:val="0020"/>
+        <w:jc w:val="start"/>
+      </w:tblPr>
+      <w:tblGrid>
+        <w:gridCol w:w="1498"/>
+        <w:gridCol w:w="1284"/>
+        <w:gridCol w:w="1926"/>
+        <w:gridCol w:w="1926"/>
+        <w:gridCol w:w="1284"/>
+      </w:tblGrid>
+      <w:tr>
+        <w:trPr>
+          <w:tblHeader w:val="true"/>
+        </w:trPr>
+        <w:tc>
+          <w:tcPr/>
+          <w:p>
+            <w:pPr>
+              <w:pStyle w:val="Compact"/>
+              <w:jc w:val="left"/>
+            </w:pPr>
+            <w:r>
+              <w:t xml:space="preserve">测试项</w:t>
+            </w:r>
+          </w:p>
+        </w:tc>
+        <w:tc>
+          <w:tcPr/>
+          <w:p>
+            <w:pPr>
+              <w:pStyle w:val="Compact"/>
+              <w:jc w:val="left"/>
+            </w:pPr>
+            <w:r>
+              <w:t xml:space="preserve">模式</w:t>
+            </w:r>
+          </w:p>
+        </w:tc>
+        <w:tc>
+          <w:tcPr/>
+          <w:p>
+            <w:pPr>
+              <w:pStyle w:val="Compact"/>
+              <w:jc w:val="left"/>
+            </w:pPr>
+            <w:r>
+              <w:t xml:space="preserve">预期结果</w:t>
+            </w:r>
+          </w:p>
+        </w:tc>
+        <w:tc>
+          <w:tcPr/>
+          <w:p>
+            <w:pPr>
+              <w:pStyle w:val="Compact"/>
+              <w:jc w:val="left"/>
+            </w:pPr>
+            <w:r>
+              <w:t xml:space="preserve">实际结果</w:t>
+            </w:r>
+          </w:p>
+        </w:tc>
+        <w:tc>
+          <w:tcPr/>
+          <w:p>
+            <w:pPr>
+              <w:pStyle w:val="Compact"/>
+              <w:jc w:val="left"/>
+            </w:pPr>
+            <w:r>
+              <w:t xml:space="preserve">结论</w:t>
+            </w:r>
+          </w:p>
+        </w:tc>
+      </w:tr>
+      <w:tr>
+        <w:tc>
+          <w:tcPr/>
+          <w:p>
+            <w:pPr>
+              <w:pStyle w:val="Compact"/>
+              <w:jc w:val="left"/>
+            </w:pPr>
+            <w:r>
+              <w:t xml:space="preserve">最短距离</w:t>
+            </w:r>
+          </w:p>
+        </w:tc>
+        <w:tc>
+          <w:tcPr/>
+          <w:p>
+            <w:pPr>
+              <w:pStyle w:val="Compact"/>
+              <w:jc w:val="left"/>
+            </w:pPr>
+            <w:r>
+              <w:t xml:space="preserve">shortest_distance</w:t>
+            </w:r>
+          </w:p>
+        </w:tc>
+        <w:tc>
+          <w:tcPr/>
+          <w:p>
+            <w:pPr>
+              <w:pStyle w:val="Compact"/>
+              <w:jc w:val="left"/>
+            </w:pPr>
+            <w:r>
+              <w:t xml:space="preserve">路径存在，距离最小</w:t>
+            </w:r>
+          </w:p>
+        </w:tc>
+        <w:tc>
+          <w:tcPr/>
+          <w:p>
+            <w:pPr>
+              <w:pStyle w:val="Compact"/>
+              <w:jc w:val="left"/>
+            </w:pPr>
+            <w:r>
+              <w:t xml:space="preserve">距离 = 180m</w:t>
+            </w:r>
+          </w:p>
+        </w:tc>
+        <w:tc>
+          <w:tcPr/>
+          <w:p>
+            <w:pPr>
+              <w:pStyle w:val="Compact"/>
+              <w:jc w:val="left"/>
+            </w:pPr>
+            <w:r>
+              <w:t xml:space="preserve">通过</w:t>
+            </w:r>
+          </w:p>
+        </w:tc>
+      </w:tr>
+      <w:tr>
+        <w:tc>
+          <w:tcPr/>
+          <w:p>
+            <w:pPr>
+              <w:pStyle w:val="Compact"/>
+              <w:jc w:val="left"/>
+            </w:pPr>
+            <w:r>
+              <w:t xml:space="preserve">最短时间</w:t>
+            </w:r>
+          </w:p>
+        </w:tc>
+        <w:tc>
+          <w:tcPr/>
+          <w:p>
+            <w:pPr>
+              <w:pStyle w:val="Compact"/>
+              <w:jc w:val="left"/>
+            </w:pPr>
+            <w:r>
+              <w:t xml:space="preserve">shortest_time</w:t>
+            </w:r>
+          </w:p>
+        </w:tc>
+        <w:tc>
+          <w:tcPr/>
+          <w:p>
+            <w:pPr>
+              <w:pStyle w:val="Compact"/>
+              <w:jc w:val="left"/>
+            </w:pPr>
+            <w:r>
+              <w:t xml:space="preserve">路径存在，时间最小</w:t>
+            </w:r>
+          </w:p>
+        </w:tc>
+        <w:tc>
+          <w:tcPr/>
+          <w:p>
+            <w:pPr>
+              <w:pStyle w:val="Compact"/>
+              <w:jc w:val="left"/>
+            </w:pPr>
+            <w:r>
+              <w:t xml:space="preserve">时间 = 138.33s</w:t>
+            </w:r>
+          </w:p>
+        </w:tc>
+        <w:tc>
+          <w:tcPr/>
+          <w:p>
+            <w:pPr>
+              <w:pStyle w:val="Compact"/>
+              <w:jc w:val="left"/>
+            </w:pPr>
+            <w:r>
+              <w:t xml:space="preserve">通过</w:t>
+            </w:r>
+          </w:p>
+        </w:tc>
+      </w:tr>
+      <w:tr>
+        <w:tc>
+          <w:tcPr/>
+          <w:p>
+            <w:pPr>
+              <w:pStyle w:val="Compact"/>
+              <w:jc w:val="left"/>
+            </w:pPr>
+            <w:r>
+              <w:t xml:space="preserve">最少切换</w:t>
+            </w:r>
+          </w:p>
+        </w:tc>
+        <w:tc>
+          <w:tcPr/>
+          <w:p>
+            <w:pPr>
+              <w:pStyle w:val="Compact"/>
+              <w:jc w:val="left"/>
+            </w:pPr>
+            <w:r>
+              <w:t xml:space="preserve">min_switches</w:t>
+            </w:r>
+          </w:p>
+        </w:tc>
+        <w:tc>
+          <w:tcPr/>
+          <w:p>
+            <w:pPr>
+              <w:pStyle w:val="Compact"/>
+              <w:jc w:val="left"/>
+            </w:pPr>
+            <w:r>
+              <w:t xml:space="preserve">区域切换次数最少</w:t>
+            </w:r>
+          </w:p>
+        </w:tc>
+        <w:tc>
+          <w:tcPr/>
+          <w:p>
+            <w:pPr>
+              <w:pStyle w:val="Compact"/>
+              <w:jc w:val="left"/>
+            </w:pPr>
+            <w:r>
+              <w:t xml:space="preserve">switches = 7</w:t>
+            </w:r>
+          </w:p>
+        </w:tc>
+        <w:tc>
+          <w:tcPr/>
+          <w:p>
+            <w:pPr>
+              <w:pStyle w:val="Compact"/>
+              <w:jc w:val="left"/>
+            </w:pPr>
+            <w:r>
+              <w:t xml:space="preserve">通过</w:t>
+            </w:r>
+          </w:p>
+        </w:tc>
+      </w:tr>
+      <w:tr>
+        <w:tc>
+          <w:tcPr/>
+          <w:p>
+            <w:pPr>
+              <w:pStyle w:val="Compact"/>
+              <w:jc w:val="left"/>
+            </w:pPr>
+            <w:r>
+              <w:t xml:space="preserve">多目标优化</w:t>
+            </w:r>
+          </w:p>
+        </w:tc>
+        <w:tc>
+          <w:tcPr/>
+          <w:p>
+            <w:pPr>
+              <w:pStyle w:val="Compact"/>
+              <w:jc w:val="left"/>
+            </w:pPr>
+            <w:r>
+              <w:t xml:space="preserve">multi_objective</w:t>
+            </w:r>
+          </w:p>
+        </w:tc>
+        <w:tc>
+          <w:tcPr/>
+          <w:p>
+            <w:pPr>
+              <w:pStyle w:val="Compact"/>
+              <w:jc w:val="left"/>
+            </w:pPr>
+            <w:r>
+              <w:t xml:space="preserve">Pareto 前沿非空</w:t>
+            </w:r>
+          </w:p>
+        </w:tc>
+        <w:tc>
+          <w:tcPr/>
+          <w:p>
+            <w:pPr>
+              <w:pStyle w:val="Compact"/>
+              <w:jc w:val="left"/>
+            </w:pPr>
+            <w:r>
+              <w:t xml:space="preserve">返回有效路径</w:t>
+            </w:r>
+          </w:p>
+        </w:tc>
+        <w:tc>
+          <w:tcPr/>
+          <w:p>
+            <w:pPr>
+              <w:pStyle w:val="Compact"/>
+              <w:jc w:val="left"/>
+            </w:pPr>
+            <w:r>
+              <w:t xml:space="preserve">通过</w:t>
+            </w:r>
+          </w:p>
+        </w:tc>
+      </w:tr>
+      <w:tr>
+        <w:tc>
+          <w:tcPr/>
+          <w:p>
+            <w:pPr>
+              <w:pStyle w:val="Compact"/>
+              <w:jc w:val="left"/>
+            </w:pPr>
+            <w:r>
+              <w:t xml:space="preserve">缓存命中</w:t>
+            </w:r>
+          </w:p>
+        </w:tc>
+        <w:tc>
+          <w:tcPr/>
+          <w:p>
+            <w:pPr>
+              <w:pStyle w:val="Compact"/>
+              <w:jc w:val="left"/>
+            </w:pPr>
+            <w:r>
+              <w:t xml:space="preserve">重复查询</w:t>
+            </w:r>
+          </w:p>
+        </w:tc>
+        <w:tc>
+          <w:tcPr/>
+          <w:p>
+            <w:pPr>
+              <w:pStyle w:val="Compact"/>
+              <w:jc w:val="left"/>
+            </w:pPr>
+            <w:r>
+              <w:t xml:space="preserve">直接返回缓存</w:t>
+            </w:r>
+          </w:p>
+        </w:tc>
+        <w:tc>
+          <w:tcPr/>
+          <w:p>
+            <w:pPr>
+              <w:pStyle w:val="Compact"/>
+              <w:jc w:val="left"/>
+            </w:pPr>
+            <w:r>
+              <w:t xml:space="preserve">cache_hits 增加</w:t>
+            </w:r>
+          </w:p>
+        </w:tc>
+        <w:tc>
+          <w:tcPr/>
+          <w:p>
+            <w:pPr>
+              <w:pStyle w:val="Compact"/>
+              <w:jc w:val="left"/>
+            </w:pPr>
+            <w:r>
+              <w:t xml:space="preserve">通过</w:t>
+            </w:r>
+          </w:p>
+        </w:tc>
+      </w:tr>
+    </w:tbl>
+    <w:bookmarkEnd w:id="61"/>
+    <w:bookmarkStart w:id="62" w:name="集成测试与关键-bug-修复"/>
+    <w:p>
+      <w:pPr>
+        <w:pStyle w:val="Heading3"/>
+      </w:pPr>
+      <w:r>
+        <w:t xml:space="preserve">9.2 集成测试与关键 Bug 修复</w:t>
+      </w:r>
+    </w:p>
+    <w:p>
+      <w:pPr>
+        <w:pStyle w:val="FirstParagraph"/>
+      </w:pPr>
+      <w:r>
+        <w:rPr>
+          <w:bCs/>
+          <w:b/>
+        </w:rPr>
+        <w:t xml:space="preserve">Bug 1：乘客堆积于入口</w:t>
       </w:r>
     </w:p>
     <w:p>
@@ -544,17 +6979,532 @@
         <w:pStyle w:val="BodyText"/>
       </w:pPr>
       <w:r>
-        <w:t xml:space="preserve">轨迹回放视图（TrajectoryPlaybackView）基于 TopologyView 复现拓扑图结构，并禁用编辑与拖拽功能以确保显示一致性。界面提供时间轴滑块，支持任意步数的精确定位；配备播放、暂停按钮及 0.5x 至 10x 五档速度控制，用户可按需调整回放节奏。回放过程中，节点人数标签与拥堵颜色依据历史数据动态更新，完整还原人流演化过程。该功能为参数调试与结果分析提供了直观的数据回溯手段。</w:t>
-      </w:r>
-    </w:p>
-    <w:bookmarkEnd w:id="35"/>
-    <w:bookmarkStart w:id="36" w:name="九测试与验证"/>
+        <w:t xml:space="preserve">现象：仿真运行后全部乘客堆积在 entrance1 节点，系统假死。</w:t>
+      </w:r>
+    </w:p>
+    <w:p>
+      <w:pPr>
+        <w:pStyle w:val="BodyText"/>
+      </w:pPr>
+      <w:r>
+        <w:t xml:space="preserve">根因分析：</w:t>
+      </w:r>
+      <w:r>
+        <w:rPr>
+          <w:rStyle w:val="VerbatimChar"/>
+        </w:rPr>
+        <w:t xml:space="preserve">_can_move_to()</w:t>
+      </w:r>
+      <w:r>
+        <w:t xml:space="preserve"> </w:t>
+      </w:r>
+      <w:r>
+        <w:t xml:space="preserve">方法使用硬编码的</w:t>
+      </w:r>
+      <w:r>
+        <w:t xml:space="preserve"> </w:t>
+      </w:r>
+      <w:r>
+        <w:rPr>
+          <w:rStyle w:val="VerbatimChar"/>
+        </w:rPr>
+        <w:t xml:space="preserve">node['capacity']</w:t>
+      </w:r>
+      <w:r>
+        <w:t xml:space="preserve"> </w:t>
+      </w:r>
+      <w:r>
+        <w:t xml:space="preserve">作为移动门槛，而服务节点容量设置过小（如 gate 仅 10 人），边 capacity 也仅 15 人，导致通道瞬间饱和。</w:t>
+      </w:r>
+    </w:p>
+    <w:p>
+      <w:pPr>
+        <w:pStyle w:val="BodyText"/>
+      </w:pPr>
+      <w:r>
+        <w:t xml:space="preserve">解决方案：</w:t>
+      </w:r>
+      <w:r>
+        <w:t xml:space="preserve"> </w:t>
+      </w:r>
+      <w:r>
+        <w:t xml:space="preserve">- 节点移动限制改为基于面积 × 最大密度的动态密度限制（服务节点 8 人/m²，一般区域 5 人/m²）</w:t>
+      </w:r>
+      <w:r>
+        <w:t xml:space="preserve"> </w:t>
+      </w:r>
+      <w:r>
+        <w:t xml:space="preserve">- 边通行能力改为基于边面积/人均占用面积计算（</w:t>
+      </w:r>
+      <w:r>
+        <w:rPr>
+          <w:rStyle w:val="VerbatimChar"/>
+        </w:rPr>
+        <w:t xml:space="preserve">width × distance / 0.5</w:t>
+      </w:r>
+      <w:r>
+        <w:t xml:space="preserve">）</w:t>
+      </w:r>
+      <w:r>
+        <w:t xml:space="preserve"> </w:t>
+      </w:r>
+      <w:r>
+        <w:t xml:space="preserve">- 修正状态机逻辑：服务完成后转为 STATE_WALKING 以触发移动</w:t>
+      </w:r>
+    </w:p>
+    <w:p>
+      <w:pPr>
+        <w:pStyle w:val="BodyText"/>
+      </w:pPr>
+      <w:r>
+        <w:rPr>
+          <w:bCs/>
+          <w:b/>
+        </w:rPr>
+        <w:t xml:space="preserve">Bug 2：服务完成后状态死锁</w:t>
+      </w:r>
+    </w:p>
+    <w:p>
+      <w:pPr>
+        <w:pStyle w:val="BodyText"/>
+      </w:pPr>
+      <w:r>
+        <w:t xml:space="preserve">现象：乘客在 ticket/security/gate 服务完成后停留在原地不移动。</w:t>
+      </w:r>
+    </w:p>
+    <w:p>
+      <w:pPr>
+        <w:pStyle w:val="BodyText"/>
+      </w:pPr>
+      <w:r>
+        <w:t xml:space="preserve">根因分析：服务完成后直接将状态设为下一个服务状态（如 ticket 完成后设为 security），而非先回到 walking 状态。由于只有 walking 状态才会触发 move()，乘客因此停留在原地。</w:t>
+      </w:r>
+    </w:p>
+    <w:p>
+      <w:pPr>
+        <w:pStyle w:val="BodyText"/>
+      </w:pPr>
+      <w:r>
+        <w:t xml:space="preserve">解决方案：服务完成后统一将状态切换为 STATE_WALKING，由 move() 驱动乘客走向下一节点，抵达后根据节点类型再触发相应的服务状态。</w:t>
+      </w:r>
+    </w:p>
+    <w:bookmarkEnd w:id="62"/>
+    <w:bookmarkStart w:id="63" w:name="性能测试"/>
+    <w:p>
+      <w:pPr>
+        <w:pStyle w:val="Heading3"/>
+      </w:pPr>
+      <w:r>
+        <w:t xml:space="preserve">9.3 性能测试</w:t>
+      </w:r>
+    </w:p>
+    <w:tbl>
+      <w:tblPr>
+        <w:tblStyle w:val="Table"/>
+        <w:tblW w:type="auto" w:w="0"/>
+        <w:tblLook w:firstRow="1" w:lastRow="0" w:firstColumn="0" w:lastColumn="0" w:noHBand="0" w:noVBand="0" w:val="0020"/>
+        <w:jc w:val="start"/>
+      </w:tblPr>
+      <w:tblGrid>
+        <w:gridCol w:w="1584"/>
+        <w:gridCol w:w="1584"/>
+        <w:gridCol w:w="1584"/>
+        <w:gridCol w:w="1584"/>
+        <w:gridCol w:w="1584"/>
+      </w:tblGrid>
+      <w:tr>
+        <w:trPr>
+          <w:tblHeader w:val="true"/>
+        </w:trPr>
+        <w:tc>
+          <w:tcPr/>
+          <w:p>
+            <w:pPr>
+              <w:pStyle w:val="Compact"/>
+              <w:jc w:val="left"/>
+            </w:pPr>
+            <w:r>
+              <w:t xml:space="preserve">指标</w:t>
+            </w:r>
+          </w:p>
+        </w:tc>
+        <w:tc>
+          <w:tcPr/>
+          <w:p>
+            <w:pPr>
+              <w:pStyle w:val="Compact"/>
+              <w:jc w:val="left"/>
+            </w:pPr>
+            <w:r>
+              <w:t xml:space="preserve">测试条件</w:t>
+            </w:r>
+          </w:p>
+        </w:tc>
+        <w:tc>
+          <w:tcPr/>
+          <w:p>
+            <w:pPr>
+              <w:pStyle w:val="Compact"/>
+              <w:jc w:val="left"/>
+            </w:pPr>
+            <w:r>
+              <w:t xml:space="preserve">目标值</w:t>
+            </w:r>
+          </w:p>
+        </w:tc>
+        <w:tc>
+          <w:tcPr/>
+          <w:p>
+            <w:pPr>
+              <w:pStyle w:val="Compact"/>
+              <w:jc w:val="left"/>
+            </w:pPr>
+            <w:r>
+              <w:t xml:space="preserve">实测值</w:t>
+            </w:r>
+          </w:p>
+        </w:tc>
+        <w:tc>
+          <w:tcPr/>
+          <w:p>
+            <w:pPr>
+              <w:pStyle w:val="Compact"/>
+              <w:jc w:val="left"/>
+            </w:pPr>
+            <w:r>
+              <w:t xml:space="preserve">结论</w:t>
+            </w:r>
+          </w:p>
+        </w:tc>
+      </w:tr>
+      <w:tr>
+        <w:tc>
+          <w:tcPr/>
+          <w:p>
+            <w:pPr>
+              <w:pStyle w:val="Compact"/>
+              <w:jc w:val="left"/>
+            </w:pPr>
+            <w:r>
+              <w:t xml:space="preserve">单步计算时间</w:t>
+            </w:r>
+          </w:p>
+        </w:tc>
+        <w:tc>
+          <w:tcPr/>
+          <w:p>
+            <w:pPr>
+              <w:pStyle w:val="Compact"/>
+              <w:jc w:val="left"/>
+            </w:pPr>
+            <w:r>
+              <w:t xml:space="preserve">中型站，500人</w:t>
+            </w:r>
+          </w:p>
+        </w:tc>
+        <w:tc>
+          <w:tcPr/>
+          <w:p>
+            <w:pPr>
+              <w:pStyle w:val="Compact"/>
+              <w:jc w:val="left"/>
+            </w:pPr>
+            <w:r>
+              <w:t xml:space="preserve">&lt; 50ms</w:t>
+            </w:r>
+          </w:p>
+        </w:tc>
+        <w:tc>
+          <w:tcPr/>
+          <w:p>
+            <w:pPr>
+              <w:pStyle w:val="Compact"/>
+              <w:jc w:val="left"/>
+            </w:pPr>
+            <w:r>
+              <w:t xml:space="preserve">~15ms</w:t>
+            </w:r>
+          </w:p>
+        </w:tc>
+        <w:tc>
+          <w:tcPr/>
+          <w:p>
+            <w:pPr>
+              <w:pStyle w:val="Compact"/>
+              <w:jc w:val="left"/>
+            </w:pPr>
+            <w:r>
+              <w:t xml:space="preserve">达标</w:t>
+            </w:r>
+          </w:p>
+        </w:tc>
+      </w:tr>
+      <w:tr>
+        <w:tc>
+          <w:tcPr/>
+          <w:p>
+            <w:pPr>
+              <w:pStyle w:val="Compact"/>
+              <w:jc w:val="left"/>
+            </w:pPr>
+            <w:r>
+              <w:t xml:space="preserve">路径规划时间</w:t>
+            </w:r>
+          </w:p>
+        </w:tc>
+        <w:tc>
+          <w:tcPr/>
+          <w:p>
+            <w:pPr>
+              <w:pStyle w:val="Compact"/>
+              <w:jc w:val="left"/>
+            </w:pPr>
+            <w:r>
+              <w:t xml:space="preserve">50节点图，首次查询</w:t>
+            </w:r>
+          </w:p>
+        </w:tc>
+        <w:tc>
+          <w:tcPr/>
+          <w:p>
+            <w:pPr>
+              <w:pStyle w:val="Compact"/>
+              <w:jc w:val="left"/>
+            </w:pPr>
+            <w:r>
+              <w:t xml:space="preserve">&lt; 100ms</w:t>
+            </w:r>
+          </w:p>
+        </w:tc>
+        <w:tc>
+          <w:tcPr/>
+          <w:p>
+            <w:pPr>
+              <w:pStyle w:val="Compact"/>
+              <w:jc w:val="left"/>
+            </w:pPr>
+            <w:r>
+              <w:t xml:space="preserve">~5ms</w:t>
+            </w:r>
+          </w:p>
+        </w:tc>
+        <w:tc>
+          <w:tcPr/>
+          <w:p>
+            <w:pPr>
+              <w:pStyle w:val="Compact"/>
+              <w:jc w:val="left"/>
+            </w:pPr>
+            <w:r>
+              <w:t xml:space="preserve">达标</w:t>
+            </w:r>
+          </w:p>
+        </w:tc>
+      </w:tr>
+      <w:tr>
+        <w:tc>
+          <w:tcPr/>
+          <w:p>
+            <w:pPr>
+              <w:pStyle w:val="Compact"/>
+              <w:jc w:val="left"/>
+            </w:pPr>
+            <w:r>
+              <w:t xml:space="preserve">路径缓存命中</w:t>
+            </w:r>
+          </w:p>
+        </w:tc>
+        <w:tc>
+          <w:tcPr/>
+          <w:p>
+            <w:pPr>
+              <w:pStyle w:val="Compact"/>
+              <w:jc w:val="left"/>
+            </w:pPr>
+            <w:r>
+              <w:t xml:space="preserve">重复查询</w:t>
+            </w:r>
+          </w:p>
+        </w:tc>
+        <w:tc>
+          <w:tcPr/>
+          <w:p>
+            <w:pPr>
+              <w:pStyle w:val="Compact"/>
+              <w:jc w:val="left"/>
+            </w:pPr>
+            <w:r>
+              <w:t xml:space="preserve">&gt; 80%</w:t>
+            </w:r>
+          </w:p>
+        </w:tc>
+        <w:tc>
+          <w:tcPr/>
+          <w:p>
+            <w:pPr>
+              <w:pStyle w:val="Compact"/>
+              <w:jc w:val="left"/>
+            </w:pPr>
+            <w:r>
+              <w:t xml:space="preserve">~95%</w:t>
+            </w:r>
+          </w:p>
+        </w:tc>
+        <w:tc>
+          <w:tcPr/>
+          <w:p>
+            <w:pPr>
+              <w:pStyle w:val="Compact"/>
+              <w:jc w:val="left"/>
+            </w:pPr>
+            <w:r>
+              <w:t xml:space="preserve">达标</w:t>
+            </w:r>
+          </w:p>
+        </w:tc>
+      </w:tr>
+      <w:tr>
+        <w:tc>
+          <w:tcPr/>
+          <w:p>
+            <w:pPr>
+              <w:pStyle w:val="Compact"/>
+              <w:jc w:val="left"/>
+            </w:pPr>
+            <w:r>
+              <w:t xml:space="preserve">空间哈希查询</w:t>
+            </w:r>
+          </w:p>
+        </w:tc>
+        <w:tc>
+          <w:tcPr/>
+          <w:p>
+            <w:pPr>
+              <w:pStyle w:val="Compact"/>
+              <w:jc w:val="left"/>
+            </w:pPr>
+            <w:r>
+              <w:t xml:space="preserve">1000人，半径1.5m</w:t>
+            </w:r>
+          </w:p>
+        </w:tc>
+        <w:tc>
+          <w:tcPr/>
+          <w:p>
+            <w:pPr>
+              <w:pStyle w:val="Compact"/>
+              <w:jc w:val="left"/>
+            </w:pPr>
+            <w:r>
+              <w:t xml:space="preserve">&lt; 10ms</w:t>
+            </w:r>
+          </w:p>
+        </w:tc>
+        <w:tc>
+          <w:tcPr/>
+          <w:p>
+            <w:pPr>
+              <w:pStyle w:val="Compact"/>
+              <w:jc w:val="left"/>
+            </w:pPr>
+            <w:r>
+              <w:t xml:space="preserve">~3ms</w:t>
+            </w:r>
+          </w:p>
+        </w:tc>
+        <w:tc>
+          <w:tcPr/>
+          <w:p>
+            <w:pPr>
+              <w:pStyle w:val="Compact"/>
+              <w:jc w:val="left"/>
+            </w:pPr>
+            <w:r>
+              <w:t xml:space="preserve">达标</w:t>
+            </w:r>
+          </w:p>
+        </w:tc>
+      </w:tr>
+      <w:tr>
+        <w:tc>
+          <w:tcPr/>
+          <w:p>
+            <w:pPr>
+              <w:pStyle w:val="Compact"/>
+              <w:jc w:val="left"/>
+            </w:pPr>
+            <w:r>
+              <w:t xml:space="preserve">内存占用</w:t>
+            </w:r>
+          </w:p>
+        </w:tc>
+        <w:tc>
+          <w:tcPr/>
+          <w:p>
+            <w:pPr>
+              <w:pStyle w:val="Compact"/>
+              <w:jc w:val="left"/>
+            </w:pPr>
+            <w:r>
+              <w:t xml:space="preserve">1200步中型站</w:t>
+            </w:r>
+          </w:p>
+        </w:tc>
+        <w:tc>
+          <w:tcPr/>
+          <w:p>
+            <w:pPr>
+              <w:pStyle w:val="Compact"/>
+              <w:jc w:val="left"/>
+            </w:pPr>
+            <w:r>
+              <w:t xml:space="preserve">&lt; 500MB</w:t>
+            </w:r>
+          </w:p>
+        </w:tc>
+        <w:tc>
+          <w:tcPr/>
+          <w:p>
+            <w:pPr>
+              <w:pStyle w:val="Compact"/>
+              <w:jc w:val="left"/>
+            </w:pPr>
+            <w:r>
+              <w:t xml:space="preserve">~180MB</w:t>
+            </w:r>
+          </w:p>
+        </w:tc>
+        <w:tc>
+          <w:tcPr/>
+          <w:p>
+            <w:pPr>
+              <w:pStyle w:val="Compact"/>
+              <w:jc w:val="left"/>
+            </w:pPr>
+            <w:r>
+              <w:t xml:space="preserve">达标</w:t>
+            </w:r>
+          </w:p>
+        </w:tc>
+      </w:tr>
+    </w:tbl>
+    <w:p>
+      <w:pPr>
+        <w:pStyle w:val="BodyText"/>
+      </w:pPr>
+      <w:r>
+        <w:t xml:space="preserve">中型站 1200 步（20 分钟仿真时间）完成约 600 人，平均等待时间约 60 秒，平均通行时间约 180 秒，与真实地铁站通行规律基本吻合。</w:t>
+      </w:r>
+    </w:p>
+    <w:bookmarkEnd w:id="63"/>
+    <w:bookmarkEnd w:id="64"/>
+    <w:bookmarkStart w:id="65" w:name="十总结"/>
     <w:p>
       <w:pPr>
         <w:pStyle w:val="Heading2"/>
       </w:pPr>
       <w:r>
-        <w:t xml:space="preserve">九、测试与验证</w:t>
+        <w:t xml:space="preserve">十、总结</w:t>
       </w:r>
     </w:p>
     <w:p>
@@ -562,7 +7512,7 @@
         <w:pStyle w:val="FirstParagraph"/>
       </w:pPr>
       <w:r>
-        <w:t xml:space="preserve">系统测试分为功能测试、性能测试与压力测试三个阶段。</w:t>
+        <w:t xml:space="preserve">本课程设计围绕地铁站人群流动仿真这一实际应用场景，完成了从数据结构选型、核心算法设计、前后端开发到系统测试的完整开发流程。</w:t>
       </w:r>
     </w:p>
     <w:p>
@@ -570,7 +7520,7 @@
         <w:pStyle w:val="BodyText"/>
       </w:pPr>
       <w:r>
-        <w:t xml:space="preserve">功能测试方面，对路径规划算法的五种模式进行了正确性验证。最短距离、最短时间、最少切换三种单目标模式的结果符合预期；多目标优化模式返回的路径与单纯最短时间路径存在差异，但在时间、距离、拥堵度之间取得了合理均衡，验证了 Pareto 前沿与 TOPSIS 选择的有效性。</w:t>
+        <w:t xml:space="preserve">在数据结构层面，有向图（NetworkX DiGraph）、有限状态机、空间哈希与优先队列的合理组合为系统提供了坚实的底层支撑。DiGraph 的选择基于对邻接矩阵、自定义邻接表及 NetworkX 三者的综合评估；惰性索引机制将类型查询的均摊复杂度降至 O(1)；空间哈希将冲突检测从 O(N²) 降至 O(N)。</w:t>
       </w:r>
     </w:p>
     <w:p>
@@ -578,7 +7528,7 @@
         <w:pStyle w:val="BodyText"/>
       </w:pPr>
       <w:r>
-        <w:t xml:space="preserve">集成测试阶段暴露了若干关键问题。其一，早期版本因节点与边的容量限制过于严格，导致乘客堆积在入口无法移动。经分析，该问题的根因在于采用硬编码的 capacity 作为移动门槛，而服务节点容量设置偏小（如闸机仅 10 人）。解决方案是将移动限制改为基于面积与密度的动态计算：服务节点按 8 人/m²、一般区域按 5 人/m² 计算最大承载量，边通行能力按 width × distance / 人均占用面积 计算。修改后，中型站 1200 步（20 分钟）仿真完成 600 余人，平均等待时间约 60 秒，平均通行时间约 180 秒，与真实地铁站通行规律相符。</w:t>
+        <w:t xml:space="preserve">在算法层面，Pareto 前沿与 TOPSIS 的引入使多目标路径规划从概念落地为可运行的模块。Pareto 搜索基于四维代价向量与支配关系剪枝，TOPSIS 通过归一化、加权、理想解距离计算实现科学的折中选择。路径缓存机制在重复查询场景下实现了 95% 以上的命中率。Weidmann 连续密度-速度模型替代了早期的阶梯式函数，消除了速度突变导致的数值振荡。</w:t>
       </w:r>
     </w:p>
     <w:p>
@@ -586,7 +7536,7 @@
         <w:pStyle w:val="BodyText"/>
       </w:pPr>
       <w:r>
-        <w:t xml:space="preserve">其二，乘客服务完成后的状态跳转存在逻辑缺陷。早期实现将服务完成后的状态直接设为下一服务状态，导致乘客停留在原地无法触发移动。经排查，正确的状态流转应为：服务完成后先切换至 STATE_WALKING，由 move() 方法驱动其走向下一节点，抵达后再根据节点类型触发新的服务状态。该逻辑修正后，乘客全流程得以顺利执行。</w:t>
+        <w:t xml:space="preserve">在工程层面，分层架构的设计与模块化开发策略有效保障了代码的可维护性与可扩展性。仿真引擎的三阶段遍历策略确保了每步内部的一致性；轨迹回放功能基于生产者-消费者模式实现了数据生产与可视化解耦。</w:t>
       </w:r>
     </w:p>
     <w:p>
@@ -594,33 +7544,7 @@
         <w:pStyle w:val="BodyText"/>
       </w:pPr>
       <w:r>
-        <w:t xml:space="preserve">性能测试表明，中型站 500 人规模下，单步计算时间约为 15 毫秒，路径规划首次查询约为 5 毫秒，空间哈希查询约为 3 毫秒，均满足实时仿真的性能需求。</w:t>
-      </w:r>
-    </w:p>
-    <w:bookmarkEnd w:id="36"/>
-    <w:bookmarkStart w:id="37" w:name="十总结"/>
-    <w:p>
-      <w:pPr>
-        <w:pStyle w:val="Heading2"/>
-      </w:pPr>
-      <w:r>
-        <w:t xml:space="preserve">十、总结</w:t>
-      </w:r>
-    </w:p>
-    <w:p>
-      <w:pPr>
-        <w:pStyle w:val="FirstParagraph"/>
-      </w:pPr>
-      <w:r>
-        <w:t xml:space="preserve">本课程设计围绕地铁站人群流动仿真这一实际应用场景，完成了从数据结构选型、核心算法设计、前后端开发到系统测试的完整开发流程。在数据结构层面，有向图、有限状态机、空间哈希与优先队列的合理组合为系统提供了坚实的底层支撑；在算法层面，Pareto 前沿与 TOPSIS 的引入使多目标路径规划从概念落地为可运行的模块；在工程层面，分层架构的设计与模块化开发策略有效保障了代码的可维护性与可扩展性。</w:t>
-      </w:r>
-    </w:p>
-    <w:p>
-      <w:pPr>
-        <w:pStyle w:val="BodyText"/>
-      </w:pPr>
-      <w:r>
-        <w:t xml:space="preserve">开发过程中，从邻接矩阵到 NetworkX DiGraph 的选型迭代、从四状态到九状态的行为模型细化、从暴力比较到空间哈希的性能优化，均体现了”从问题出发选择工具”的工程思维。该项目的完成不仅巩固了图论、动态规划、概率模型等理论知识，也积累了复杂系统设计与调优的实践经验，为后续从事相关领域的研究与开发奠定了基础。</w:t>
+        <w:t xml:space="preserve">开发过程中暴露的典型问题——如容量限制过严导致的入口堆积、状态跳转逻辑缺陷导致的死锁——均通过根因分析与系统性修正得以解决。这些经历深化了对”从问题出发选择工具”这一工程思维的理解，也为后续从事复杂系统开发积累了实践经验。</w:t>
       </w:r>
     </w:p>
     <w:p>
@@ -630,8 +7554,8 @@
         </w:pict>
       </w:r>
     </w:p>
-    <w:bookmarkEnd w:id="37"/>
-    <w:bookmarkStart w:id="38" w:name="参考文献"/>
+    <w:bookmarkEnd w:id="65"/>
+    <w:bookmarkStart w:id="66" w:name="参考文献"/>
     <w:p>
       <w:pPr>
         <w:pStyle w:val="Heading2"/>
@@ -704,8 +7628,8 @@
         <w:t xml:space="preserve">[8] Hunter J D. Matplotlib: A 2D Graphics Environment[J]. Computing in Science &amp; Engineering, 2007, 9(3): 90-95.</w:t>
       </w:r>
     </w:p>
-    <w:bookmarkEnd w:id="38"/>
-    <w:bookmarkEnd w:id="39"/>
+    <w:bookmarkEnd w:id="66"/>
+    <w:bookmarkEnd w:id="67"/>
     <w:sectPr/>
   </w:body>
 </w:document>

--- a/个人课程设计报告.docx
+++ b/个人课程设计报告.docx
@@ -6532,7 +6532,7 @@
         <w:pStyle w:val="BodyText"/>
       </w:pPr>
       <w:r>
-        <w:t xml:space="preserve">该功能的实现依赖于仿真线程与回放视图的解耦设计：仿真线程仅负责数据生产（状态快照），回放视图负责数据消费（可视化还原），两者通过历史数据列表进行通信，符合生产者-消费者模式。</w:t>
+        <w:t xml:space="preserve">轨迹回放功能的实现将数据记录与可视化展示拆分为两个独立环节：仿真线程在运行过程中持续记录状态快照，仿真结束后将完整的历史数据列表传递给回放视图；回放视图则专注于按时间顺序读取这些数据并驱动界面刷新。这种拆分避免了仿真逻辑与回放逻辑的相互耦合，使两个模块可以独立开发与维护。</w:t>
       </w:r>
     </w:p>
     <w:bookmarkEnd w:id="60"/>
@@ -7536,7 +7536,7 @@
         <w:pStyle w:val="BodyText"/>
       </w:pPr>
       <w:r>
-        <w:t xml:space="preserve">在工程层面，分层架构的设计与模块化开发策略有效保障了代码的可维护性与可扩展性。仿真引擎的三阶段遍历策略确保了每步内部的一致性；轨迹回放功能基于生产者-消费者模式实现了数据生产与可视化解耦。</w:t>
+        <w:t xml:space="preserve">在工程层面，分层架构的设计与模块化开发策略有效保障了代码的可维护性与可扩展性。仿真引擎的三阶段遍历策略确保了每步内部的一致性；轨迹回放功能将仿真过程中的状态记录与事后可视化拆分为两个独立环节，避免了数据生成与界面渲染的相互耦合。</w:t>
       </w:r>
     </w:p>
     <w:p>
